--- a/doc/mlw-storage_Testing.docx
+++ b/doc/mlw-storage_Testing.docx
@@ -31,7 +31,7 @@
     </w:p>
     <w:p>
       <w:r>
-        <w:t>This document describes how to verify the mlw-storage stack: the SFTPGo file server and the Go proxy gateway that fronts it. The tests are manual, end-to-end procedures run against the running Docker Compose stack, plus a static check of the Go source. The repository has no automated test suite yet.</w:t>
+        <w:t>This document describes how to verify the mlw-storage stack: the SFTPGo file server and the Go proxy gateway that fronts it. It has two layers: Go unit tests for the gateway (automated, no running stack needed) and manual end-to-end procedures run against the running Docker Compose stack.</w:t>
       </w:r>
     </w:p>
     <w:p>
@@ -1385,12 +1385,12 @@
         <w:pStyle w:val="Heading1"/>
       </w:pPr>
       <w:r>
-        <w:t>7. Static checks</w:t>
+        <w:t>7. Unit tests and static checks</w:t>
       </w:r>
     </w:p>
     <w:p>
       <w:r>
-        <w:t>Go is not required on the host. Run formatting and vet inside a Go container:</w:t>
+        <w:t>The gateway has Go unit tests in src/main_test.go. Go is not required on the host; run them in a Go container (the Debian-based image is used because the race detector needs cgo):</w:t>
       </w:r>
     </w:p>
     <w:p>
@@ -1402,14 +1402,38 @@
           <w:rFonts w:ascii="Consolas" w:hAnsi="Consolas" w:eastAsia="Consolas"/>
           <w:sz w:val="18"/>
         </w:rPr>
-        <w:t>docker run --rm -v "$PWD/src:/src" -w /src golang:1.22-alpine \</w:t>
+        <w:t>docker run --rm -v "$PWD/src:/src" -w /src golang:1.22 \</w:t>
         <w:br/>
-        <w:t xml:space="preserve">  sh -c 'test -z "$(gofmt -l .)" &amp;&amp; go vet ./... &amp;&amp; echo clean'</w:t>
+        <w:t xml:space="preserve">  sh -c 'test -z "$(gofmt -l .)" &amp;&amp; go vet ./... &amp;&amp; go test -race -count=1 ./...'</w:t>
       </w:r>
     </w:p>
     <w:p>
       <w:r>
-        <w:t>Expected output: clean.</w:t>
+        <w:t>Expected output: ok for the package, with no gofmt or vet complaints. The tests cover:</w:t>
+      </w:r>
+    </w:p>
+    <w:p>
+      <w:pPr>
+        <w:pStyle w:val="ListBullet"/>
+      </w:pPr>
+      <w:r>
+        <w:t>Configuration helpers: env defaults, listen-address normalisation (0 and empty disable a feature, bare ports gain a colon) and passive port-range parsing, including invalid input.</w:t>
+      </w:r>
+    </w:p>
+    <w:p>
+      <w:pPr>
+        <w:pStyle w:val="ListBullet"/>
+      </w:pPr>
+      <w:r>
+        <w:t>HTTP reverse proxy: path and query forwarding, original Host preserved, X-Forwarded-* headers set, upstream response passed through, and 502 'upstream unavailable' when the upstream is down.</w:t>
+      </w:r>
+    </w:p>
+    <w:p>
+      <w:pPr>
+        <w:pStyle w:val="ListBullet"/>
+      </w:pPr>
+      <w:r>
+        <w:t>TCP relay: echo round trip, a 2 MB transfer with half-close (the full response is delivered before EOF), client closed when the upstream is unreachable, clean return on cancellation, and an error when the listen port is already in use.</w:t>
       </w:r>
     </w:p>
     <w:p>
@@ -1695,7 +1719,7 @@
         <w:pStyle w:val="ListBullet"/>
       </w:pPr>
       <w:r>
-        <w:t>No automated test suite or CI; the tests above are manual.</w:t>
+        <w:t>No CI: the unit tests must be run by hand, and the end-to-end procedures are manual.</w:t>
       </w:r>
     </w:p>
     <w:p>
@@ -1703,7 +1727,7 @@
         <w:pStyle w:val="ListBullet"/>
       </w:pPr>
       <w:r>
-        <w:t>The gateway has no Go unit tests (for example for the listen-address and port-range parsing).</w:t>
+        <w:t>The unit tests do not cover main() wiring (environment parsing at startup, optional FTP/WebDAV listeners, graceful shutdown); those are checked by the end-to-end tests.</w:t>
       </w:r>
     </w:p>
     <w:p>

--- a/doc/mlw-storage_Testing.docx
+++ b/doc/mlw-storage_Testing.docx
@@ -1409,7 +1409,7 @@
     </w:p>
     <w:p>
       <w:r>
-        <w:t>Expected output: ok for the package, with no gofmt or vet complaints. The tests cover:</w:t>
+        <w:t>Expected output: ok for the package, with no gofmt or vet complaints. The same checks run in GitHub Actions (.github/workflows/test.yml) on every push to main and on pull requests, together with a compose file validation and a build of the gateway image. The tests cover:</w:t>
       </w:r>
     </w:p>
     <w:p>
@@ -1719,7 +1719,7 @@
         <w:pStyle w:val="ListBullet"/>
       </w:pPr>
       <w:r>
-        <w:t>No CI: the unit tests must be run by hand, and the end-to-end procedures are manual.</w:t>
+        <w:t>CI runs only the unit tests, static checks, compose validation and image build; the end-to-end procedures are manual.</w:t>
       </w:r>
     </w:p>
     <w:p>

--- a/doc/mlw-storage_Testing.docx
+++ b/doc/mlw-storage_Testing.docx
@@ -1075,6 +1075,848 @@
         <w:pStyle w:val="Heading1"/>
       </w:pPr>
       <w:r>
+        <w:t>5a. Keycloak token login tests (optional feature)</w:t>
+      </w:r>
+    </w:p>
+    <w:p>
+      <w:r>
+        <w:t>Requires the Keycloak stack running with realm mlw (container mlw-keycloak, http://localhost:8180). Enable the feature in .env and restart:</w:t>
+      </w:r>
+    </w:p>
+    <w:p>
+      <w:pPr>
+        <w:ind w:left="288"/>
+      </w:pPr>
+      <w:r>
+        <w:rPr>
+          <w:rFonts w:ascii="Consolas" w:hAnsi="Consolas" w:eastAsia="Consolas"/>
+          <w:sz w:val="18"/>
+        </w:rPr>
+        <w:t>COMPOSE_FILE=docker-compose.yml:docker-compose.keycloak.yml</w:t>
+        <w:br/>
+        <w:br/>
+        <w:t>docker compose up -d --build</w:t>
+      </w:r>
+    </w:p>
+    <w:p>
+      <w:r>
+        <w:t>The proxy log should list the Keycloak auth hook with the issuer, key URL and required role. Obtain a token for a test user (the mlw-platform development realm has user mlw / mlw and client mlw-app) and use the token's sub as the SSH username. The client must send the token as the SSH password, for example with Python paramiko (auth_password).</w:t>
+      </w:r>
+    </w:p>
+    <w:p>
+      <w:pPr>
+        <w:ind w:left="288"/>
+      </w:pPr>
+      <w:r>
+        <w:rPr>
+          <w:rFonts w:ascii="Consolas" w:hAnsi="Consolas" w:eastAsia="Consolas"/>
+          <w:sz w:val="18"/>
+        </w:rPr>
+        <w:t>curl -s -d grant_type=password -d client_id=mlw-app -d username=mlw -d password=mlw \</w:t>
+        <w:br/>
+        <w:t xml:space="preserve">  http://localhost:8180/realms/mlw/protocol/openid-connect/token</w:t>
+      </w:r>
+    </w:p>
+    <w:tbl>
+      <w:tblPr>
+        <w:tblStyle w:val="TableGrid"/>
+        <w:tblW w:type="auto" w:w="0"/>
+        <w:tblLayout w:type="fixed"/>
+        <w:tblLook w:firstColumn="1" w:firstRow="1" w:lastColumn="0" w:lastRow="0" w:noHBand="0" w:noVBand="1" w:val="04A0"/>
+      </w:tblPr>
+      <w:tblGrid>
+        <w:gridCol w:w="3120"/>
+        <w:gridCol w:w="3120"/>
+        <w:gridCol w:w="3120"/>
+      </w:tblGrid>
+      <w:tr>
+        <w:tc>
+          <w:tcPr>
+            <w:tcW w:type="dxa" w:w="720"/>
+            <w:shd w:val="clear" w:color="auto" w:fill="DCE6F1"/>
+          </w:tcPr>
+          <w:p>
+            <w:pPr>
+              <w:spacing w:after="40"/>
+            </w:pPr>
+            <w:r>
+              <w:rPr>
+                <w:sz w:val="20"/>
+              </w:rPr>
+            </w:r>
+            <w:r>
+              <w:rPr>
+                <w:b/>
+                <w:sz w:val="20"/>
+              </w:rPr>
+              <w:t>ID</w:t>
+            </w:r>
+          </w:p>
+        </w:tc>
+        <w:tc>
+          <w:tcPr>
+            <w:tcW w:type="dxa" w:w="4464"/>
+            <w:shd w:val="clear" w:color="auto" w:fill="DCE6F1"/>
+          </w:tcPr>
+          <w:p>
+            <w:pPr>
+              <w:spacing w:after="40"/>
+            </w:pPr>
+            <w:r>
+              <w:rPr>
+                <w:sz w:val="20"/>
+              </w:rPr>
+            </w:r>
+            <w:r>
+              <w:rPr>
+                <w:b/>
+                <w:sz w:val="20"/>
+              </w:rPr>
+              <w:t>Test</w:t>
+            </w:r>
+          </w:p>
+        </w:tc>
+        <w:tc>
+          <w:tcPr>
+            <w:tcW w:type="dxa" w:w="4176"/>
+            <w:shd w:val="clear" w:color="auto" w:fill="DCE6F1"/>
+          </w:tcPr>
+          <w:p>
+            <w:pPr>
+              <w:spacing w:after="40"/>
+            </w:pPr>
+            <w:r>
+              <w:rPr>
+                <w:sz w:val="20"/>
+              </w:rPr>
+            </w:r>
+            <w:r>
+              <w:rPr>
+                <w:b/>
+                <w:sz w:val="20"/>
+              </w:rPr>
+              <w:t>Expected result</w:t>
+            </w:r>
+          </w:p>
+        </w:tc>
+      </w:tr>
+      <w:tr>
+        <w:tc>
+          <w:tcPr>
+            <w:tcW w:type="dxa" w:w="720"/>
+          </w:tcPr>
+          <w:p>
+            <w:pPr>
+              <w:spacing w:after="40"/>
+            </w:pPr>
+            <w:r>
+              <w:rPr>
+                <w:sz w:val="20"/>
+              </w:rPr>
+              <w:t>T13</w:t>
+            </w:r>
+          </w:p>
+        </w:tc>
+        <w:tc>
+          <w:tcPr>
+            <w:tcW w:type="dxa" w:w="4464"/>
+          </w:tcPr>
+          <w:p>
+            <w:pPr>
+              <w:spacing w:after="40"/>
+            </w:pPr>
+            <w:r>
+              <w:rPr>
+                <w:sz w:val="20"/>
+              </w:rPr>
+              <w:t>SFTP login with username = sub and password = valid token</w:t>
+            </w:r>
+          </w:p>
+        </w:tc>
+        <w:tc>
+          <w:tcPr>
+            <w:tcW w:type="dxa" w:w="4176"/>
+          </w:tcPr>
+          <w:p>
+            <w:pPr>
+              <w:spacing w:after="40"/>
+            </w:pPr>
+            <w:r>
+              <w:rPr>
+                <w:sz w:val="20"/>
+              </w:rPr>
+              <w:t>Login succeeds; the user is created with home directory data/users/&lt;sub&gt;</w:t>
+            </w:r>
+          </w:p>
+        </w:tc>
+      </w:tr>
+      <w:tr>
+        <w:tc>
+          <w:tcPr>
+            <w:tcW w:type="dxa" w:w="720"/>
+          </w:tcPr>
+          <w:p>
+            <w:pPr>
+              <w:spacing w:after="40"/>
+            </w:pPr>
+            <w:r>
+              <w:rPr>
+                <w:sz w:val="20"/>
+              </w:rPr>
+              <w:t>T14</w:t>
+            </w:r>
+          </w:p>
+        </w:tc>
+        <w:tc>
+          <w:tcPr>
+            <w:tcW w:type="dxa" w:w="4464"/>
+          </w:tcPr>
+          <w:p>
+            <w:pPr>
+              <w:spacing w:after="40"/>
+            </w:pPr>
+            <w:r>
+              <w:rPr>
+                <w:sz w:val="20"/>
+              </w:rPr>
+              <w:t>Save and reopen a file over SFTP, then check ./data/users/&lt;sub&gt;</w:t>
+            </w:r>
+          </w:p>
+        </w:tc>
+        <w:tc>
+          <w:tcPr>
+            <w:tcW w:type="dxa" w:w="4176"/>
+          </w:tcPr>
+          <w:p>
+            <w:pPr>
+              <w:spacing w:after="40"/>
+            </w:pPr>
+            <w:r>
+              <w:rPr>
+                <w:sz w:val="20"/>
+              </w:rPr>
+              <w:t>Checksum matches; the file is on the host file system</w:t>
+            </w:r>
+          </w:p>
+        </w:tc>
+      </w:tr>
+      <w:tr>
+        <w:tc>
+          <w:tcPr>
+            <w:tcW w:type="dxa" w:w="720"/>
+          </w:tcPr>
+          <w:p>
+            <w:pPr>
+              <w:spacing w:after="40"/>
+            </w:pPr>
+            <w:r>
+              <w:rPr>
+                <w:sz w:val="20"/>
+              </w:rPr>
+              <w:t>T15</w:t>
+            </w:r>
+          </w:p>
+        </w:tc>
+        <w:tc>
+          <w:tcPr>
+            <w:tcW w:type="dxa" w:w="4464"/>
+          </w:tcPr>
+          <w:p>
+            <w:pPr>
+              <w:spacing w:after="40"/>
+            </w:pPr>
+            <w:r>
+              <w:rPr>
+                <w:sz w:val="20"/>
+              </w:rPr>
+              <w:t>Login with a different username and the same token</w:t>
+            </w:r>
+          </w:p>
+        </w:tc>
+        <w:tc>
+          <w:tcPr>
+            <w:tcW w:type="dxa" w:w="4176"/>
+          </w:tcPr>
+          <w:p>
+            <w:pPr>
+              <w:spacing w:after="40"/>
+            </w:pPr>
+            <w:r>
+              <w:rPr>
+                <w:sz w:val="20"/>
+              </w:rPr>
+              <w:t>Rejected; proxy log: username does not match token sub</w:t>
+            </w:r>
+          </w:p>
+        </w:tc>
+      </w:tr>
+      <w:tr>
+        <w:tc>
+          <w:tcPr>
+            <w:tcW w:type="dxa" w:w="720"/>
+          </w:tcPr>
+          <w:p>
+            <w:pPr>
+              <w:spacing w:after="40"/>
+            </w:pPr>
+            <w:r>
+              <w:rPr>
+                <w:sz w:val="20"/>
+              </w:rPr>
+              <w:t>T16</w:t>
+            </w:r>
+          </w:p>
+        </w:tc>
+        <w:tc>
+          <w:tcPr>
+            <w:tcW w:type="dxa" w:w="4464"/>
+          </w:tcPr>
+          <w:p>
+            <w:pPr>
+              <w:spacing w:after="40"/>
+            </w:pPr>
+            <w:r>
+              <w:rPr>
+                <w:sz w:val="20"/>
+              </w:rPr>
+              <w:t>Login with a tampered token (change the last characters)</w:t>
+            </w:r>
+          </w:p>
+        </w:tc>
+        <w:tc>
+          <w:tcPr>
+            <w:tcW w:type="dxa" w:w="4176"/>
+          </w:tcPr>
+          <w:p>
+            <w:pPr>
+              <w:spacing w:after="40"/>
+            </w:pPr>
+            <w:r>
+              <w:rPr>
+                <w:sz w:val="20"/>
+              </w:rPr>
+              <w:t>Rejected; proxy log: token signature is invalid</w:t>
+            </w:r>
+          </w:p>
+        </w:tc>
+      </w:tr>
+      <w:tr>
+        <w:tc>
+          <w:tcPr>
+            <w:tcW w:type="dxa" w:w="720"/>
+          </w:tcPr>
+          <w:p>
+            <w:pPr>
+              <w:spacing w:after="40"/>
+            </w:pPr>
+            <w:r>
+              <w:rPr>
+                <w:sz w:val="20"/>
+              </w:rPr>
+              <w:t>T17</w:t>
+            </w:r>
+          </w:p>
+        </w:tc>
+        <w:tc>
+          <w:tcPr>
+            <w:tcW w:type="dxa" w:w="4464"/>
+          </w:tcPr>
+          <w:p>
+            <w:pPr>
+              <w:spacing w:after="40"/>
+            </w:pPr>
+            <w:r>
+              <w:rPr>
+                <w:sz w:val="20"/>
+              </w:rPr>
+              <w:t>Login with an ordinary password (any text that is not a token)</w:t>
+            </w:r>
+          </w:p>
+        </w:tc>
+        <w:tc>
+          <w:tcPr>
+            <w:tcW w:type="dxa" w:w="4176"/>
+          </w:tcPr>
+          <w:p>
+            <w:pPr>
+              <w:spacing w:after="40"/>
+            </w:pPr>
+            <w:r>
+              <w:rPr>
+                <w:sz w:val="20"/>
+              </w:rPr>
+              <w:t>Rejected, including for an existing local SFTPGo user with the right password</w:t>
+            </w:r>
+          </w:p>
+        </w:tc>
+      </w:tr>
+      <w:tr>
+        <w:tc>
+          <w:tcPr>
+            <w:tcW w:type="dxa" w:w="720"/>
+          </w:tcPr>
+          <w:p>
+            <w:pPr>
+              <w:spacing w:after="40"/>
+            </w:pPr>
+            <w:r>
+              <w:rPr>
+                <w:sz w:val="20"/>
+              </w:rPr>
+              <w:t>T18</w:t>
+            </w:r>
+          </w:p>
+        </w:tc>
+        <w:tc>
+          <w:tcPr>
+            <w:tcW w:type="dxa" w:w="4464"/>
+          </w:tcPr>
+          <w:p>
+            <w:pPr>
+              <w:spacing w:after="40"/>
+            </w:pPr>
+            <w:r>
+              <w:rPr>
+                <w:sz w:val="20"/>
+              </w:rPr>
+              <w:t>Second login with a freshly issued token</w:t>
+            </w:r>
+          </w:p>
+        </w:tc>
+        <w:tc>
+          <w:tcPr>
+            <w:tcW w:type="dxa" w:w="4176"/>
+          </w:tcPr>
+          <w:p>
+            <w:pPr>
+              <w:spacing w:after="40"/>
+            </w:pPr>
+            <w:r>
+              <w:rPr>
+                <w:sz w:val="20"/>
+              </w:rPr>
+              <w:t>Succeeds (the stored user is updated)</w:t>
+            </w:r>
+          </w:p>
+        </w:tc>
+      </w:tr>
+      <w:tr>
+        <w:tc>
+          <w:tcPr>
+            <w:tcW w:type="dxa" w:w="720"/>
+          </w:tcPr>
+          <w:p>
+            <w:pPr>
+              <w:spacing w:after="40"/>
+            </w:pPr>
+            <w:r>
+              <w:rPr>
+                <w:sz w:val="20"/>
+              </w:rPr>
+              <w:t>T19</w:t>
+            </w:r>
+          </w:p>
+        </w:tc>
+        <w:tc>
+          <w:tcPr>
+            <w:tcW w:type="dxa" w:w="4464"/>
+          </w:tcPr>
+          <w:p>
+            <w:pPr>
+              <w:spacing w:after="40"/>
+            </w:pPr>
+            <w:r>
+              <w:rPr>
+                <w:sz w:val="20"/>
+              </w:rPr>
+              <w:t>Set OIDC_READONLY_ROLE=mlw-user and log in again</w:t>
+            </w:r>
+          </w:p>
+        </w:tc>
+        <w:tc>
+          <w:tcPr>
+            <w:tcW w:type="dxa" w:w="4176"/>
+          </w:tcPr>
+          <w:p>
+            <w:pPr>
+              <w:spacing w:after="40"/>
+            </w:pPr>
+            <w:r>
+              <w:rPr>
+                <w:sz w:val="20"/>
+              </w:rPr>
+              <w:t>Listing and download work; upload is denied (permission denied)</w:t>
+            </w:r>
+          </w:p>
+        </w:tc>
+      </w:tr>
+      <w:tr>
+        <w:tc>
+          <w:tcPr>
+            <w:tcW w:type="dxa" w:w="720"/>
+          </w:tcPr>
+          <w:p>
+            <w:pPr>
+              <w:spacing w:after="40"/>
+            </w:pPr>
+            <w:r>
+              <w:rPr>
+                <w:sz w:val="20"/>
+              </w:rPr>
+              <w:t>T20</w:t>
+            </w:r>
+          </w:p>
+        </w:tc>
+        <w:tc>
+          <w:tcPr>
+            <w:tcW w:type="dxa" w:w="4464"/>
+          </w:tcPr>
+          <w:p>
+            <w:pPr>
+              <w:spacing w:after="40"/>
+            </w:pPr>
+            <w:r>
+              <w:rPr>
+                <w:sz w:val="20"/>
+              </w:rPr>
+              <w:t>User without the required role (or expired token)</w:t>
+            </w:r>
+          </w:p>
+        </w:tc>
+        <w:tc>
+          <w:tcPr>
+            <w:tcW w:type="dxa" w:w="4176"/>
+          </w:tcPr>
+          <w:p>
+            <w:pPr>
+              <w:spacing w:after="40"/>
+            </w:pPr>
+            <w:r>
+              <w:rPr>
+                <w:sz w:val="20"/>
+              </w:rPr>
+              <w:t>Rejected; covered by unit tests (the dev realm user has the role)</w:t>
+            </w:r>
+          </w:p>
+        </w:tc>
+      </w:tr>
+      <w:tr>
+        <w:tc>
+          <w:tcPr>
+            <w:tcW w:type="dxa" w:w="720"/>
+          </w:tcPr>
+          <w:p>
+            <w:pPr>
+              <w:spacing w:after="40"/>
+            </w:pPr>
+            <w:r>
+              <w:rPr>
+                <w:sz w:val="20"/>
+              </w:rPr>
+              <w:t>T21</w:t>
+            </w:r>
+          </w:p>
+        </w:tc>
+        <w:tc>
+          <w:tcPr>
+            <w:tcW w:type="dxa" w:w="4464"/>
+          </w:tcPr>
+          <w:p>
+            <w:pPr>
+              <w:spacing w:after="40"/>
+            </w:pPr>
+            <w:r>
+              <w:rPr>
+                <w:sz w:val="20"/>
+              </w:rPr>
+              <w:t>Create data/shared/projectA/hello.txt on the host; with a token call GET /mlw/v1/storage/dirs, then PUT /mlw/v1/storage/root {"path":"projectA"}</w:t>
+            </w:r>
+          </w:p>
+        </w:tc>
+        <w:tc>
+          <w:tcPr>
+            <w:tcW w:type="dxa" w:w="4176"/>
+          </w:tcPr>
+          <w:p>
+            <w:pPr>
+              <w:spacing w:after="40"/>
+            </w:pPr>
+            <w:r>
+              <w:rPr>
+                <w:sz w:val="20"/>
+              </w:rPr>
+              <w:t>dirs lists projectA; PUT returns the new root /srv/sftpgo/shared/projectA</w:t>
+            </w:r>
+          </w:p>
+        </w:tc>
+      </w:tr>
+      <w:tr>
+        <w:tc>
+          <w:tcPr>
+            <w:tcW w:type="dxa" w:w="720"/>
+          </w:tcPr>
+          <w:p>
+            <w:pPr>
+              <w:spacing w:after="40"/>
+            </w:pPr>
+            <w:r>
+              <w:rPr>
+                <w:sz w:val="20"/>
+              </w:rPr>
+              <w:t>T22</w:t>
+            </w:r>
+          </w:p>
+        </w:tc>
+        <w:tc>
+          <w:tcPr>
+            <w:tcW w:type="dxa" w:w="4464"/>
+          </w:tcPr>
+          <w:p>
+            <w:pPr>
+              <w:spacing w:after="40"/>
+            </w:pPr>
+            <w:r>
+              <w:rPr>
+                <w:sz w:val="20"/>
+              </w:rPr>
+              <w:t>SFTP login, list and read hello.txt, overwrite it, check the host file</w:t>
+            </w:r>
+          </w:p>
+        </w:tc>
+        <w:tc>
+          <w:tcPr>
+            <w:tcW w:type="dxa" w:w="4176"/>
+          </w:tcPr>
+          <w:p>
+            <w:pPr>
+              <w:spacing w:after="40"/>
+            </w:pPr>
+            <w:r>
+              <w:rPr>
+                <w:sz w:val="20"/>
+              </w:rPr>
+              <w:t>The existing file is listed and readable without any prior save; the host file shows the edit</w:t>
+            </w:r>
+          </w:p>
+        </w:tc>
+      </w:tr>
+      <w:tr>
+        <w:tc>
+          <w:tcPr>
+            <w:tcW w:type="dxa" w:w="720"/>
+          </w:tcPr>
+          <w:p>
+            <w:pPr>
+              <w:spacing w:after="40"/>
+            </w:pPr>
+            <w:r>
+              <w:rPr>
+                <w:sz w:val="20"/>
+              </w:rPr>
+              <w:t>T23</w:t>
+            </w:r>
+          </w:p>
+        </w:tc>
+        <w:tc>
+          <w:tcPr>
+            <w:tcW w:type="dxa" w:w="4464"/>
+          </w:tcPr>
+          <w:p>
+            <w:pPr>
+              <w:spacing w:after="40"/>
+            </w:pPr>
+            <w:r>
+              <w:rPr>
+                <w:sz w:val="20"/>
+              </w:rPr>
+              <w:t>PUT paths ../.., /etc, projectA/../../x and a missing directory</w:t>
+            </w:r>
+          </w:p>
+        </w:tc>
+        <w:tc>
+          <w:tcPr>
+            <w:tcW w:type="dxa" w:w="4176"/>
+          </w:tcPr>
+          <w:p>
+            <w:pPr>
+              <w:spacing w:after="40"/>
+            </w:pPr>
+            <w:r>
+              <w:rPr>
+                <w:sz w:val="20"/>
+              </w:rPr>
+              <w:t>Each returns HTTP 400 and the selection is unchanged</w:t>
+            </w:r>
+          </w:p>
+        </w:tc>
+      </w:tr>
+      <w:tr>
+        <w:tc>
+          <w:tcPr>
+            <w:tcW w:type="dxa" w:w="720"/>
+          </w:tcPr>
+          <w:p>
+            <w:pPr>
+              <w:spacing w:after="40"/>
+            </w:pPr>
+            <w:r>
+              <w:rPr>
+                <w:sz w:val="20"/>
+              </w:rPr>
+              <w:t>T24</w:t>
+            </w:r>
+          </w:p>
+        </w:tc>
+        <w:tc>
+          <w:tcPr>
+            <w:tcW w:type="dxa" w:w="4464"/>
+          </w:tcPr>
+          <w:p>
+            <w:pPr>
+              <w:spacing w:after="40"/>
+            </w:pPr>
+            <w:r>
+              <w:rPr>
+                <w:sz w:val="20"/>
+              </w:rPr>
+              <w:t>Select projectB, log in with a fresh token; then DELETE the selection and log in again</w:t>
+            </w:r>
+          </w:p>
+        </w:tc>
+        <w:tc>
+          <w:tcPr>
+            <w:tcW w:type="dxa" w:w="4176"/>
+          </w:tcPr>
+          <w:p>
+            <w:pPr>
+              <w:spacing w:after="40"/>
+            </w:pPr>
+            <w:r>
+              <w:rPr>
+                <w:sz w:val="20"/>
+              </w:rPr>
+              <w:t>First login sees projectB's files; after DELETE the root is the empty users/&lt;sub&gt; directory</w:t>
+            </w:r>
+          </w:p>
+        </w:tc>
+      </w:tr>
+      <w:tr>
+        <w:tc>
+          <w:tcPr>
+            <w:tcW w:type="dxa" w:w="720"/>
+          </w:tcPr>
+          <w:p>
+            <w:pPr>
+              <w:spacing w:after="40"/>
+            </w:pPr>
+            <w:r>
+              <w:rPr>
+                <w:sz w:val="20"/>
+              </w:rPr>
+              <w:t>T25</w:t>
+            </w:r>
+          </w:p>
+        </w:tc>
+        <w:tc>
+          <w:tcPr>
+            <w:tcW w:type="dxa" w:w="4464"/>
+          </w:tcPr>
+          <w:p>
+            <w:pPr>
+              <w:spacing w:after="40"/>
+            </w:pPr>
+            <w:r>
+              <w:rPr>
+                <w:sz w:val="20"/>
+              </w:rPr>
+              <w:t>Restart the proxy, then GET /mlw/v1/storage/root</w:t>
+            </w:r>
+          </w:p>
+        </w:tc>
+        <w:tc>
+          <w:tcPr>
+            <w:tcW w:type="dxa" w:w="4176"/>
+          </w:tcPr>
+          <w:p>
+            <w:pPr>
+              <w:spacing w:after="40"/>
+            </w:pPr>
+            <w:r>
+              <w:rPr>
+                <w:sz w:val="20"/>
+              </w:rPr>
+              <w:t>The selection is still there (stored in the proxy-state volume)</w:t>
+            </w:r>
+          </w:p>
+        </w:tc>
+      </w:tr>
+      <w:tr>
+        <w:tc>
+          <w:tcPr>
+            <w:tcW w:type="dxa" w:w="720"/>
+          </w:tcPr>
+          <w:p>
+            <w:pPr>
+              <w:spacing w:after="40"/>
+            </w:pPr>
+            <w:r>
+              <w:rPr>
+                <w:sz w:val="20"/>
+              </w:rPr>
+              <w:t>T26</w:t>
+            </w:r>
+          </w:p>
+        </w:tc>
+        <w:tc>
+          <w:tcPr>
+            <w:tcW w:type="dxa" w:w="4464"/>
+          </w:tcPr>
+          <w:p>
+            <w:pPr>
+              <w:spacing w:after="40"/>
+            </w:pPr>
+            <w:r>
+              <w:rPr>
+                <w:sz w:val="20"/>
+              </w:rPr>
+              <w:t>Call the API without a token, or with a token lacking the role</w:t>
+            </w:r>
+          </w:p>
+        </w:tc>
+        <w:tc>
+          <w:tcPr>
+            <w:tcW w:type="dxa" w:w="4176"/>
+          </w:tcPr>
+          <w:p>
+            <w:pPr>
+              <w:spacing w:after="40"/>
+            </w:pPr>
+            <w:r>
+              <w:rPr>
+                <w:sz w:val="20"/>
+              </w:rPr>
+              <w:t>401 and 403 respectively; no selection is changed</w:t>
+            </w:r>
+          </w:p>
+        </w:tc>
+      </w:tr>
+    </w:tbl>
+    <w:p/>
+    <w:p>
+      <w:r>
+        <w:t>For T21 to T25 create the shared directory first (mkdir -p data/shared) and use paths relative to it. The API is on the gateway web port, for example http://localhost:8380/mlw/v1/storage/root with the header Authorization: Bearer &lt;token&gt;.</w:t>
+      </w:r>
+    </w:p>
+    <w:p>
+      <w:r>
+        <w:t>T17 is a security check. SFTPGo accepts any password if the hook answers 200 with an empty body, so it must be verified after any change to the hook. To return to the default configuration remove COMPOSE_FILE from .env and run docker compose up -d; delete the test users in the SFTPGo admin and remove ./data/users.</w:t>
+      </w:r>
+    </w:p>
+    <w:p>
+      <w:pPr>
+        <w:pStyle w:val="Heading1"/>
+      </w:pPr>
+      <w:r>
         <w:t>6. Failure behaviour</w:t>
       </w:r>
     </w:p>
@@ -1417,6 +2259,22 @@
         <w:pStyle w:val="ListBullet"/>
       </w:pPr>
       <w:r>
+        <w:t>Directory selection: path validation (absolute paths, '..', symlink escapes, files, missing directories, NUL bytes), persistence and corrupt state files, users being independent, the login hook handing SFTPGo the chosen directory and refusing the login if it has vanished, directory listing, and the HTTP API (flow, authentication and role checks, bad requests).</w:t>
+      </w:r>
+    </w:p>
+    <w:p>
+      <w:pPr>
+        <w:pStyle w:val="ListBullet"/>
+      </w:pPr>
+      <w:r>
+        <w:t>Keycloak token authentication: RS256 signature, issuer, expiry (required), subject and token type checks; rejection of alg none, HS256 alg-confusion tokens, wrong or unknown signing keys, tampered and garbage tokens; allowed-client check; signing-key cache with refresh on rotation (rate limited); and the SFTPGo hook itself (user provisioning, username must equal sub, required and read-only roles, non-token passwords always 403, method and body validation).</w:t>
+      </w:r>
+    </w:p>
+    <w:p>
+      <w:pPr>
+        <w:pStyle w:val="ListBullet"/>
+      </w:pPr>
+      <w:r>
         <w:t>Configuration helpers: env defaults, listen-address normalisation (0 and empty disable a feature, bare ports gain a colon) and passive port-range parsing, including invalid input.</w:t>
       </w:r>
     </w:p>
@@ -1728,6 +2586,14 @@
       </w:pPr>
       <w:r>
         <w:t>The unit tests do not cover main() wiring (environment parsing at startup, optional FTP/WebDAV listeners, graceful shutdown); those are checked by the end-to-end tests.</w:t>
+      </w:r>
+    </w:p>
+    <w:p>
+      <w:pPr>
+        <w:pStyle w:val="ListBullet"/>
+      </w:pPr>
+      <w:r>
+        <w:t>The Keycloak tests need a live Keycloak and a client that sends a password over SSH; they are manual and not run in CI.</w:t>
       </w:r>
     </w:p>
     <w:p>

--- a/doc/mlw-storage_Testing.docx
+++ b/doc/mlw-storage_Testing.docx
@@ -378,7 +378,7 @@
           <w:rPr>
             <w:b/>
           </w:rPr>
-          <w:t xml:space="preserve">4</w:t>
+          <w:t xml:space="preserve">5</w:t>
         </w:r>
         <w:r>
           <w:rPr>
@@ -454,7 +454,7 @@
           <w:rPr>
             <w:b/>
           </w:rPr>
-          <w:t xml:space="preserve">6. Failure behaviour</w:t>
+          <w:t xml:space="preserve">5b. Production configuration tests</w:t>
         </w:r>
         <w:r>
           <w:rPr>
@@ -507,7 +507,7 @@
           <w:rPr>
             <w:b/>
           </w:rPr>
-          <w:t xml:space="preserve">7. Unit tests and static checks</w:t>
+          <w:t xml:space="preserve">6. Failure behaviour</w:t>
         </w:r>
         <w:r>
           <w:rPr>
@@ -537,7 +537,7 @@
           <w:rPr>
             <w:b/>
           </w:rPr>
-          <w:t xml:space="preserve">7</w:t>
+          <w:t xml:space="preserve">8</w:t>
         </w:r>
         <w:r>
           <w:rPr>
@@ -560,7 +560,7 @@
           <w:rPr>
             <w:b/>
           </w:rPr>
-          <w:t xml:space="preserve">8. Cleanup</w:t>
+          <w:t xml:space="preserve">7. Unit tests and static checks</w:t>
         </w:r>
         <w:r>
           <w:rPr>
@@ -590,7 +590,7 @@
           <w:rPr>
             <w:b/>
           </w:rPr>
-          <w:t xml:space="preserve">8</w:t>
+          <w:t xml:space="preserve">9</w:t>
         </w:r>
         <w:r>
           <w:rPr>
@@ -613,7 +613,7 @@
           <w:rPr>
             <w:b/>
           </w:rPr>
-          <w:t xml:space="preserve">9. Troubleshooting</w:t>
+          <w:t xml:space="preserve">8. Cleanup</w:t>
         </w:r>
         <w:r>
           <w:rPr>
@@ -643,7 +643,7 @@
           <w:rPr>
             <w:b/>
           </w:rPr>
-          <w:t xml:space="preserve">9</w:t>
+          <w:t xml:space="preserve">10</w:t>
         </w:r>
         <w:r>
           <w:rPr>
@@ -666,7 +666,7 @@
           <w:rPr>
             <w:b/>
           </w:rPr>
-          <w:t xml:space="preserve">10. Known gaps</w:t>
+          <w:t xml:space="preserve">9. Troubleshooting</w:t>
         </w:r>
         <w:r>
           <w:rPr>
@@ -696,7 +696,60 @@
           <w:rPr>
             <w:b/>
           </w:rPr>
-          <w:t xml:space="preserve">9</w:t>
+          <w:t xml:space="preserve">10</w:t>
+        </w:r>
+        <w:r>
+          <w:rPr>
+            <w:b/>
+          </w:rPr>
+          <w:fldChar w:fldCharType="end"/>
+        </w:r>
+      </w:hyperlink>
+    </w:p>
+    <w:p>
+      <w:pPr>
+        <w:tabs>
+          <w:tab w:pos="9360" w:val="right" w:leader="dot"/>
+        </w:tabs>
+        <w:spacing w:after="80" w:before="120"/>
+        <w:ind w:left="0"/>
+      </w:pPr>
+      <w:hyperlink w:anchor="_Toc100011" w:history="1">
+        <w:r>
+          <w:rPr>
+            <w:b/>
+          </w:rPr>
+          <w:t xml:space="preserve">10. Known gaps</w:t>
+        </w:r>
+        <w:r>
+          <w:rPr>
+            <w:b/>
+          </w:rPr>
+          <w:tab/>
+        </w:r>
+        <w:r>
+          <w:rPr>
+            <w:b/>
+          </w:rPr>
+          <w:fldChar w:fldCharType="begin"/>
+        </w:r>
+        <w:r>
+          <w:rPr>
+            <w:b/>
+          </w:rPr>
+          <w:instrText xml:space="preserve"> PAGEREF _Toc100011 \h </w:instrText>
+        </w:r>
+        <w:r>
+          <w:rPr>
+            <w:b/>
+          </w:rPr>
+          <w:fldChar w:fldCharType="separate"/>
+        </w:r>
+        <w:r>
+          <w:rPr>
+            <w:b/>
+          </w:rPr>
+          <w:t xml:space="preserve">10</w:t>
         </w:r>
         <w:r>
           <w:rPr>
@@ -813,6 +866,20 @@
       <w:r>
         <w:rPr/>
         <w:t>A ./data directory owned by your user, created before the first start (mkdir -p data). If Docker creates it, it is owned by root and SFTPGo, which runs as uid 1000, cannot create user home directories.</w:t>
+      </w:r>
+    </w:p>
+    <w:p>
+      <w:pPr>
+        <w:pStyle w:val="ListBullet"/>
+        <w:numPr>
+          <w:ilvl w:val="0"/>
+          <w:numId w:val="1"/>
+        </w:numPr>
+        <w:rPr/>
+      </w:pPr>
+      <w:r>
+        <w:rPr/>
+        <w:t xml:space="preserve">For the production tests (section 5b): a pinned SFTPGo tag in SFTPGO_VERSION in .env (for example v2.7.6), and the development stack stopped, because both stacks use the same container names and ports.</w:t>
       </w:r>
     </w:p>
     <w:p>
@@ -4062,9 +4129,832 @@
       <w:bookmarkStart w:id="906" w:name="_Toc100006"/>
       <w:r>
         <w:rPr/>
+        <w:t>5b. Production configuration tests</w:t>
+      </w:r>
+      <w:bookmarkEnd w:id="906"/>
+    </w:p>
+    <w:p>
+      <w:pPr>
+        <w:pStyle w:val="Normal"/>
+        <w:rPr/>
+      </w:pPr>
+      <w:r>
+        <w:rPr/>
+        <w:t xml:space="preserve">Run these against the production stack, docker-compose.prod.yml. Select it in .env and set the version pin, then start it:</w:t>
+      </w:r>
+    </w:p>
+    <w:p>
+      <w:pPr>
+        <w:pStyle w:val="Normal"/>
+        <w:ind w:left="288"/>
+        <w:rPr/>
+      </w:pPr>
+      <w:r>
+        <w:rPr>
+          <w:rFonts w:eastAsia="Consolas" w:ascii="Consolas" w:hAnsi="Consolas"/>
+          <w:sz w:val="18"/>
+        </w:rPr>
+        <w:t xml:space="preserve">COMPOSE_FILE=docker-compose.prod.yml</w:t>
+        <w:br/>
+        <w:t xml:space="preserve">SFTPGO_VERSION=v2.7.6</w:t>
+        <w:br/>
+        <w:t xml:space="preserve"/>
+        <w:br/>
+        <w:t xml:space="preserve">docker compose up -d --build</w:t>
+      </w:r>
+    </w:p>
+    <w:tbl>
+      <w:tblPr>
+        <w:tblStyle w:val="TableGrid"/>
+        <w:tblW w:w="9360" w:type="dxa"/>
+        <w:jc w:val="left"/>
+        <w:tblInd w:w="0" w:type="dxa"/>
+        <w:tblLayout w:type="fixed"/>
+        <w:tblCellMar>
+          <w:top w:w="0" w:type="dxa"/>
+          <w:left w:w="108" w:type="dxa"/>
+          <w:bottom w:w="0" w:type="dxa"/>
+          <w:right w:w="108" w:type="dxa"/>
+        </w:tblCellMar>
+        <w:tblLook w:val="04a0" w:noHBand="0" w:noVBand="1" w:firstColumn="1" w:lastRow="0" w:lastColumn="0" w:firstRow="1"/>
+      </w:tblPr>
+      <w:tblGrid>
+        <w:gridCol w:w="3120"/>
+        <w:gridCol w:w="3120"/>
+        <w:gridCol w:w="3120"/>
+      </w:tblGrid>
+      <w:tr>
+        <w:trPr/>
+        <w:tc>
+          <w:tcPr>
+            <w:tcW w:w="3120" w:type="dxa"/>
+            <w:tcBorders/>
+            <w:shd w:color="auto" w:fill="DCE6F1" w:val="clear"/>
+          </w:tcPr>
+          <w:p>
+            <w:pPr>
+              <w:pStyle w:val="Normal"/>
+              <w:widowControl/>
+              <w:spacing w:lineRule="auto" w:line="240" w:before="0" w:after="40"/>
+              <w:jc w:val="left"/>
+              <w:rPr>
+                <w:rFonts w:eastAsia="ＭＳ 明朝" w:cs=""/>
+                <w:kern w:val="0"/>
+                <w:szCs w:val="22"/>
+                <w:lang w:val="en-US" w:eastAsia="en-US" w:bidi="ar-SA"/>
+              </w:rPr>
+            </w:pPr>
+            <w:r>
+              <w:rPr>
+                <w:rFonts w:eastAsia="ＭＳ 明朝" w:cs=""/>
+                <w:b/>
+                <w:kern w:val="0"/>
+                <w:sz w:val="20"/>
+                <w:szCs w:val="22"/>
+                <w:lang w:val="en-US" w:eastAsia="en-US" w:bidi="ar-SA"/>
+              </w:rPr>
+              <w:t xml:space="preserve">ID</w:t>
+            </w:r>
+          </w:p>
+        </w:tc>
+        <w:tc>
+          <w:tcPr>
+            <w:tcW w:w="3120" w:type="dxa"/>
+            <w:tcBorders/>
+            <w:shd w:color="auto" w:fill="DCE6F1" w:val="clear"/>
+          </w:tcPr>
+          <w:p>
+            <w:pPr>
+              <w:pStyle w:val="Normal"/>
+              <w:widowControl/>
+              <w:spacing w:lineRule="auto" w:line="240" w:before="0" w:after="40"/>
+              <w:jc w:val="left"/>
+              <w:rPr>
+                <w:rFonts w:eastAsia="ＭＳ 明朝" w:cs=""/>
+                <w:kern w:val="0"/>
+                <w:szCs w:val="22"/>
+                <w:lang w:val="en-US" w:eastAsia="en-US" w:bidi="ar-SA"/>
+              </w:rPr>
+            </w:pPr>
+            <w:r>
+              <w:rPr>
+                <w:rFonts w:eastAsia="ＭＳ 明朝" w:cs=""/>
+                <w:b/>
+                <w:kern w:val="0"/>
+                <w:sz w:val="20"/>
+                <w:szCs w:val="22"/>
+                <w:lang w:val="en-US" w:eastAsia="en-US" w:bidi="ar-SA"/>
+              </w:rPr>
+              <w:t xml:space="preserve">Test</w:t>
+            </w:r>
+          </w:p>
+        </w:tc>
+        <w:tc>
+          <w:tcPr>
+            <w:tcW w:w="3120" w:type="dxa"/>
+            <w:tcBorders/>
+            <w:shd w:color="auto" w:fill="DCE6F1" w:val="clear"/>
+          </w:tcPr>
+          <w:p>
+            <w:pPr>
+              <w:pStyle w:val="Normal"/>
+              <w:widowControl/>
+              <w:spacing w:lineRule="auto" w:line="240" w:before="0" w:after="40"/>
+              <w:jc w:val="left"/>
+              <w:rPr>
+                <w:rFonts w:eastAsia="ＭＳ 明朝" w:cs=""/>
+                <w:kern w:val="0"/>
+                <w:szCs w:val="22"/>
+                <w:lang w:val="en-US" w:eastAsia="en-US" w:bidi="ar-SA"/>
+              </w:rPr>
+            </w:pPr>
+            <w:r>
+              <w:rPr>
+                <w:rFonts w:eastAsia="ＭＳ 明朝" w:cs=""/>
+                <w:b/>
+                <w:kern w:val="0"/>
+                <w:sz w:val="20"/>
+                <w:szCs w:val="22"/>
+                <w:lang w:val="en-US" w:eastAsia="en-US" w:bidi="ar-SA"/>
+              </w:rPr>
+              <w:t xml:space="preserve">Expected result</w:t>
+            </w:r>
+          </w:p>
+        </w:tc>
+      </w:tr>
+      <w:tr>
+        <w:trPr/>
+        <w:tc>
+          <w:tcPr>
+            <w:tcW w:w="3120" w:type="dxa"/>
+            <w:tcBorders/>
+          </w:tcPr>
+          <w:p>
+            <w:pPr>
+              <w:pStyle w:val="Normal"/>
+              <w:widowControl/>
+              <w:spacing w:lineRule="auto" w:line="240" w:before="0" w:after="40"/>
+              <w:jc w:val="left"/>
+              <w:rPr>
+                <w:rFonts w:eastAsia="ＭＳ 明朝" w:cs=""/>
+                <w:kern w:val="0"/>
+                <w:szCs w:val="22"/>
+                <w:lang w:val="en-US" w:eastAsia="en-US" w:bidi="ar-SA"/>
+              </w:rPr>
+            </w:pPr>
+            <w:r>
+              <w:rPr>
+                <w:rFonts w:eastAsia="ＭＳ 明朝" w:cs=""/>
+                <w:kern w:val="0"/>
+                <w:sz w:val="20"/>
+                <w:szCs w:val="22"/>
+                <w:lang w:val="en-US" w:eastAsia="en-US" w:bidi="ar-SA"/>
+              </w:rPr>
+              <w:t xml:space="preserve">T27</w:t>
+            </w:r>
+          </w:p>
+        </w:tc>
+        <w:tc>
+          <w:tcPr>
+            <w:tcW w:w="3120" w:type="dxa"/>
+            <w:tcBorders/>
+          </w:tcPr>
+          <w:p>
+            <w:pPr>
+              <w:pStyle w:val="Normal"/>
+              <w:widowControl/>
+              <w:spacing w:lineRule="auto" w:line="240" w:before="0" w:after="40"/>
+              <w:jc w:val="left"/>
+              <w:rPr>
+                <w:rFonts w:eastAsia="ＭＳ 明朝" w:cs=""/>
+                <w:kern w:val="0"/>
+                <w:szCs w:val="22"/>
+                <w:lang w:val="en-US" w:eastAsia="en-US" w:bidi="ar-SA"/>
+              </w:rPr>
+            </w:pPr>
+            <w:r>
+              <w:rPr>
+                <w:rFonts w:eastAsia="ＭＳ 明朝" w:cs=""/>
+                <w:kern w:val="0"/>
+                <w:sz w:val="20"/>
+                <w:szCs w:val="22"/>
+                <w:lang w:val="en-US" w:eastAsia="en-US" w:bidi="ar-SA"/>
+              </w:rPr>
+              <w:t xml:space="preserve">Unset SFTPGO_VERSION and run docker compose config -q</w:t>
+            </w:r>
+          </w:p>
+        </w:tc>
+        <w:tc>
+          <w:tcPr>
+            <w:tcW w:w="3120" w:type="dxa"/>
+            <w:tcBorders/>
+          </w:tcPr>
+          <w:p>
+            <w:pPr>
+              <w:pStyle w:val="Normal"/>
+              <w:widowControl/>
+              <w:spacing w:lineRule="auto" w:line="240" w:before="0" w:after="40"/>
+              <w:jc w:val="left"/>
+              <w:rPr>
+                <w:rFonts w:eastAsia="ＭＳ 明朝" w:cs=""/>
+                <w:kern w:val="0"/>
+                <w:szCs w:val="22"/>
+                <w:lang w:val="en-US" w:eastAsia="en-US" w:bidi="ar-SA"/>
+              </w:rPr>
+            </w:pPr>
+            <w:r>
+              <w:rPr>
+                <w:rFonts w:eastAsia="ＭＳ 明朝" w:cs=""/>
+                <w:kern w:val="0"/>
+                <w:sz w:val="20"/>
+                <w:szCs w:val="22"/>
+                <w:lang w:val="en-US" w:eastAsia="en-US" w:bidi="ar-SA"/>
+              </w:rPr>
+              <w:t xml:space="preserve">Fails with: required variable SFTPGO_VERSION is missing a value</w:t>
+            </w:r>
+          </w:p>
+        </w:tc>
+      </w:tr>
+      <w:tr>
+        <w:trPr/>
+        <w:tc>
+          <w:tcPr>
+            <w:tcW w:w="3120" w:type="dxa"/>
+            <w:tcBorders/>
+          </w:tcPr>
+          <w:p>
+            <w:pPr>
+              <w:pStyle w:val="Normal"/>
+              <w:widowControl/>
+              <w:spacing w:lineRule="auto" w:line="240" w:before="0" w:after="40"/>
+              <w:jc w:val="left"/>
+              <w:rPr>
+                <w:rFonts w:eastAsia="ＭＳ 明朝" w:cs=""/>
+                <w:kern w:val="0"/>
+                <w:szCs w:val="22"/>
+                <w:lang w:val="en-US" w:eastAsia="en-US" w:bidi="ar-SA"/>
+              </w:rPr>
+            </w:pPr>
+            <w:r>
+              <w:rPr>
+                <w:rFonts w:eastAsia="ＭＳ 明朝" w:cs=""/>
+                <w:kern w:val="0"/>
+                <w:sz w:val="20"/>
+                <w:szCs w:val="22"/>
+                <w:lang w:val="en-US" w:eastAsia="en-US" w:bidi="ar-SA"/>
+              </w:rPr>
+              <w:t xml:space="preserve">T28</w:t>
+            </w:r>
+          </w:p>
+        </w:tc>
+        <w:tc>
+          <w:tcPr>
+            <w:tcW w:w="3120" w:type="dxa"/>
+            <w:tcBorders/>
+          </w:tcPr>
+          <w:p>
+            <w:pPr>
+              <w:pStyle w:val="Normal"/>
+              <w:widowControl/>
+              <w:spacing w:lineRule="auto" w:line="240" w:before="0" w:after="40"/>
+              <w:jc w:val="left"/>
+              <w:rPr>
+                <w:rFonts w:eastAsia="ＭＳ 明朝" w:cs=""/>
+                <w:kern w:val="0"/>
+                <w:szCs w:val="22"/>
+                <w:lang w:val="en-US" w:eastAsia="en-US" w:bidi="ar-SA"/>
+              </w:rPr>
+            </w:pPr>
+            <w:r>
+              <w:rPr>
+                <w:rFonts w:eastAsia="ＭＳ 明朝" w:cs=""/>
+                <w:kern w:val="0"/>
+                <w:sz w:val="20"/>
+                <w:szCs w:val="22"/>
+                <w:lang w:val="en-US" w:eastAsia="en-US" w:bidi="ar-SA"/>
+              </w:rPr>
+              <w:t xml:space="preserve">docker compose up -d --build, then docker compose ps and docker image ls mlw-storage-proxy</w:t>
+            </w:r>
+          </w:p>
+        </w:tc>
+        <w:tc>
+          <w:tcPr>
+            <w:tcW w:w="3120" w:type="dxa"/>
+            <w:tcBorders/>
+          </w:tcPr>
+          <w:p>
+            <w:pPr>
+              <w:pStyle w:val="Normal"/>
+              <w:widowControl/>
+              <w:spacing w:lineRule="auto" w:line="240" w:before="0" w:after="40"/>
+              <w:jc w:val="left"/>
+              <w:rPr>
+                <w:rFonts w:eastAsia="ＭＳ 明朝" w:cs=""/>
+                <w:kern w:val="0"/>
+                <w:szCs w:val="22"/>
+                <w:lang w:val="en-US" w:eastAsia="en-US" w:bidi="ar-SA"/>
+              </w:rPr>
+            </w:pPr>
+            <w:r>
+              <w:rPr>
+                <w:rFonts w:eastAsia="ＭＳ 明朝" w:cs=""/>
+                <w:kern w:val="0"/>
+                <w:sz w:val="20"/>
+                <w:szCs w:val="22"/>
+                <w:lang w:val="en-US" w:eastAsia="en-US" w:bidi="ar-SA"/>
+              </w:rPr>
+              <w:t xml:space="preserve">Both services are Up; the image mlw-storage-proxy:1.0.0 (or MLW_VERSION) exists</w:t>
+            </w:r>
+          </w:p>
+        </w:tc>
+      </w:tr>
+      <w:tr>
+        <w:trPr/>
+        <w:tc>
+          <w:tcPr>
+            <w:tcW w:w="3120" w:type="dxa"/>
+            <w:tcBorders/>
+          </w:tcPr>
+          <w:p>
+            <w:pPr>
+              <w:pStyle w:val="Normal"/>
+              <w:widowControl/>
+              <w:spacing w:lineRule="auto" w:line="240" w:before="0" w:after="40"/>
+              <w:jc w:val="left"/>
+              <w:rPr>
+                <w:rFonts w:eastAsia="ＭＳ 明朝" w:cs=""/>
+                <w:kern w:val="0"/>
+                <w:szCs w:val="22"/>
+                <w:lang w:val="en-US" w:eastAsia="en-US" w:bidi="ar-SA"/>
+              </w:rPr>
+            </w:pPr>
+            <w:r>
+              <w:rPr>
+                <w:rFonts w:eastAsia="ＭＳ 明朝" w:cs=""/>
+                <w:kern w:val="0"/>
+                <w:sz w:val="20"/>
+                <w:szCs w:val="22"/>
+                <w:lang w:val="en-US" w:eastAsia="en-US" w:bidi="ar-SA"/>
+              </w:rPr>
+              <w:t xml:space="preserve">T29</w:t>
+            </w:r>
+          </w:p>
+        </w:tc>
+        <w:tc>
+          <w:tcPr>
+            <w:tcW w:w="3120" w:type="dxa"/>
+            <w:tcBorders/>
+          </w:tcPr>
+          <w:p>
+            <w:pPr>
+              <w:pStyle w:val="Normal"/>
+              <w:widowControl/>
+              <w:spacing w:lineRule="auto" w:line="240" w:before="0" w:after="40"/>
+              <w:jc w:val="left"/>
+              <w:rPr>
+                <w:rFonts w:eastAsia="ＭＳ 明朝" w:cs=""/>
+                <w:kern w:val="0"/>
+                <w:szCs w:val="22"/>
+                <w:lang w:val="en-US" w:eastAsia="en-US" w:bidi="ar-SA"/>
+              </w:rPr>
+            </w:pPr>
+            <w:r>
+              <w:rPr>
+                <w:rFonts w:eastAsia="ＭＳ 明朝" w:cs=""/>
+                <w:kern w:val="0"/>
+                <w:sz w:val="20"/>
+                <w:szCs w:val="22"/>
+                <w:lang w:val="en-US" w:eastAsia="en-US" w:bidi="ar-SA"/>
+              </w:rPr>
+              <w:t xml:space="preserve">curl -s -o /dev/null -w "%{http_code}\n" http://localhost:8380/healthz, then the same for /web/admin/login</w:t>
+            </w:r>
+          </w:p>
+        </w:tc>
+        <w:tc>
+          <w:tcPr>
+            <w:tcW w:w="3120" w:type="dxa"/>
+            <w:tcBorders/>
+          </w:tcPr>
+          <w:p>
+            <w:pPr>
+              <w:pStyle w:val="Normal"/>
+              <w:widowControl/>
+              <w:spacing w:lineRule="auto" w:line="240" w:before="0" w:after="40"/>
+              <w:jc w:val="left"/>
+              <w:rPr>
+                <w:rFonts w:eastAsia="ＭＳ 明朝" w:cs=""/>
+                <w:kern w:val="0"/>
+                <w:szCs w:val="22"/>
+                <w:lang w:val="en-US" w:eastAsia="en-US" w:bidi="ar-SA"/>
+              </w:rPr>
+            </w:pPr>
+            <w:r>
+              <w:rPr>
+                <w:rFonts w:eastAsia="ＭＳ 明朝" w:cs=""/>
+                <w:kern w:val="0"/>
+                <w:sz w:val="20"/>
+                <w:szCs w:val="22"/>
+                <w:lang w:val="en-US" w:eastAsia="en-US" w:bidi="ar-SA"/>
+              </w:rPr>
+              <w:t xml:space="preserve">200, then 302 (redirect to the admin login)</w:t>
+            </w:r>
+          </w:p>
+        </w:tc>
+      </w:tr>
+      <w:tr>
+        <w:trPr/>
+        <w:tc>
+          <w:tcPr>
+            <w:tcW w:w="3120" w:type="dxa"/>
+            <w:tcBorders/>
+          </w:tcPr>
+          <w:p>
+            <w:pPr>
+              <w:pStyle w:val="Normal"/>
+              <w:widowControl/>
+              <w:spacing w:lineRule="auto" w:line="240" w:before="0" w:after="40"/>
+              <w:jc w:val="left"/>
+              <w:rPr>
+                <w:rFonts w:eastAsia="ＭＳ 明朝" w:cs=""/>
+                <w:kern w:val="0"/>
+                <w:szCs w:val="22"/>
+                <w:lang w:val="en-US" w:eastAsia="en-US" w:bidi="ar-SA"/>
+              </w:rPr>
+            </w:pPr>
+            <w:r>
+              <w:rPr>
+                <w:rFonts w:eastAsia="ＭＳ 明朝" w:cs=""/>
+                <w:kern w:val="0"/>
+                <w:sz w:val="20"/>
+                <w:szCs w:val="22"/>
+                <w:lang w:val="en-US" w:eastAsia="en-US" w:bidi="ar-SA"/>
+              </w:rPr>
+              <w:t xml:space="preserve">T30</w:t>
+            </w:r>
+          </w:p>
+        </w:tc>
+        <w:tc>
+          <w:tcPr>
+            <w:tcW w:w="3120" w:type="dxa"/>
+            <w:tcBorders/>
+          </w:tcPr>
+          <w:p>
+            <w:pPr>
+              <w:pStyle w:val="Normal"/>
+              <w:widowControl/>
+              <w:spacing w:lineRule="auto" w:line="240" w:before="0" w:after="40"/>
+              <w:jc w:val="left"/>
+              <w:rPr>
+                <w:rFonts w:eastAsia="ＭＳ 明朝" w:cs=""/>
+                <w:kern w:val="0"/>
+                <w:szCs w:val="22"/>
+                <w:lang w:val="en-US" w:eastAsia="en-US" w:bidi="ar-SA"/>
+              </w:rPr>
+            </w:pPr>
+            <w:r>
+              <w:rPr>
+                <w:rFonts w:eastAsia="ＭＳ 明朝" w:cs=""/>
+                <w:kern w:val="0"/>
+                <w:sz w:val="20"/>
+                <w:szCs w:val="22"/>
+                <w:lang w:val="en-US" w:eastAsia="en-US" w:bidi="ar-SA"/>
+              </w:rPr>
+              <w:t xml:space="preserve">docker inspect -f '{{.Name}} ro={{.HostConfig.ReadonlyRootfs}} cap={{.HostConfig.CapDrop}} sec={{.HostConfig.SecurityOpt}}' mlw-proxy sftpgo</w:t>
+            </w:r>
+          </w:p>
+        </w:tc>
+        <w:tc>
+          <w:tcPr>
+            <w:tcW w:w="3120" w:type="dxa"/>
+            <w:tcBorders/>
+          </w:tcPr>
+          <w:p>
+            <w:pPr>
+              <w:pStyle w:val="Normal"/>
+              <w:widowControl/>
+              <w:spacing w:lineRule="auto" w:line="240" w:before="0" w:after="40"/>
+              <w:jc w:val="left"/>
+              <w:rPr>
+                <w:rFonts w:eastAsia="ＭＳ 明朝" w:cs=""/>
+                <w:kern w:val="0"/>
+                <w:szCs w:val="22"/>
+                <w:lang w:val="en-US" w:eastAsia="en-US" w:bidi="ar-SA"/>
+              </w:rPr>
+            </w:pPr>
+            <w:r>
+              <w:rPr>
+                <w:rFonts w:eastAsia="ＭＳ 明朝" w:cs=""/>
+                <w:kern w:val="0"/>
+                <w:sz w:val="20"/>
+                <w:szCs w:val="22"/>
+                <w:lang w:val="en-US" w:eastAsia="en-US" w:bidi="ar-SA"/>
+              </w:rPr>
+              <w:t xml:space="preserve">Both: cap=[ALL] and sec=[no-new-privileges:true]; ro=true for mlw-proxy, ro=false for sftpgo</w:t>
+            </w:r>
+          </w:p>
+        </w:tc>
+      </w:tr>
+      <w:tr>
+        <w:trPr/>
+        <w:tc>
+          <w:tcPr>
+            <w:tcW w:w="3120" w:type="dxa"/>
+            <w:tcBorders/>
+          </w:tcPr>
+          <w:p>
+            <w:pPr>
+              <w:pStyle w:val="Normal"/>
+              <w:widowControl/>
+              <w:spacing w:lineRule="auto" w:line="240" w:before="0" w:after="40"/>
+              <w:jc w:val="left"/>
+              <w:rPr>
+                <w:rFonts w:eastAsia="ＭＳ 明朝" w:cs=""/>
+                <w:kern w:val="0"/>
+                <w:szCs w:val="22"/>
+                <w:lang w:val="en-US" w:eastAsia="en-US" w:bidi="ar-SA"/>
+              </w:rPr>
+            </w:pPr>
+            <w:r>
+              <w:rPr>
+                <w:rFonts w:eastAsia="ＭＳ 明朝" w:cs=""/>
+                <w:kern w:val="0"/>
+                <w:sz w:val="20"/>
+                <w:szCs w:val="22"/>
+                <w:lang w:val="en-US" w:eastAsia="en-US" w:bidi="ar-SA"/>
+              </w:rPr>
+              <w:t xml:space="preserve">T31</w:t>
+            </w:r>
+          </w:p>
+        </w:tc>
+        <w:tc>
+          <w:tcPr>
+            <w:tcW w:w="3120" w:type="dxa"/>
+            <w:tcBorders/>
+          </w:tcPr>
+          <w:p>
+            <w:pPr>
+              <w:pStyle w:val="Normal"/>
+              <w:widowControl/>
+              <w:spacing w:lineRule="auto" w:line="240" w:before="0" w:after="40"/>
+              <w:jc w:val="left"/>
+              <w:rPr>
+                <w:rFonts w:eastAsia="ＭＳ 明朝" w:cs=""/>
+                <w:kern w:val="0"/>
+                <w:szCs w:val="22"/>
+                <w:lang w:val="en-US" w:eastAsia="en-US" w:bidi="ar-SA"/>
+              </w:rPr>
+            </w:pPr>
+            <w:r>
+              <w:rPr>
+                <w:rFonts w:eastAsia="ＭＳ 明朝" w:cs=""/>
+                <w:kern w:val="0"/>
+                <w:sz w:val="20"/>
+                <w:szCs w:val="22"/>
+                <w:lang w:val="en-US" w:eastAsia="en-US" w:bidi="ar-SA"/>
+              </w:rPr>
+              <w:t xml:space="preserve">docker inspect -f '{{.Name}} {{.HostConfig.RestartPolicy.Name}} {{.HostConfig.LogConfig.Type}} {{.HostConfig.LogConfig.Config}}' mlw-proxy sftpgo</w:t>
+            </w:r>
+          </w:p>
+        </w:tc>
+        <w:tc>
+          <w:tcPr>
+            <w:tcW w:w="3120" w:type="dxa"/>
+            <w:tcBorders/>
+          </w:tcPr>
+          <w:p>
+            <w:pPr>
+              <w:pStyle w:val="Normal"/>
+              <w:widowControl/>
+              <w:spacing w:lineRule="auto" w:line="240" w:before="0" w:after="40"/>
+              <w:jc w:val="left"/>
+              <w:rPr>
+                <w:rFonts w:eastAsia="ＭＳ 明朝" w:cs=""/>
+                <w:kern w:val="0"/>
+                <w:szCs w:val="22"/>
+                <w:lang w:val="en-US" w:eastAsia="en-US" w:bidi="ar-SA"/>
+              </w:rPr>
+            </w:pPr>
+            <w:r>
+              <w:rPr>
+                <w:rFonts w:eastAsia="ＭＳ 明朝" w:cs=""/>
+                <w:kern w:val="0"/>
+                <w:sz w:val="20"/>
+                <w:szCs w:val="22"/>
+                <w:lang w:val="en-US" w:eastAsia="en-US" w:bidi="ar-SA"/>
+              </w:rPr>
+              <w:t xml:space="preserve">Both: always json-file map[max-file:5 max-size:10m]</w:t>
+            </w:r>
+          </w:p>
+        </w:tc>
+      </w:tr>
+      <w:tr>
+        <w:trPr/>
+        <w:tc>
+          <w:tcPr>
+            <w:tcW w:w="3120" w:type="dxa"/>
+            <w:tcBorders/>
+          </w:tcPr>
+          <w:p>
+            <w:pPr>
+              <w:pStyle w:val="Normal"/>
+              <w:widowControl/>
+              <w:spacing w:lineRule="auto" w:line="240" w:before="0" w:after="40"/>
+              <w:jc w:val="left"/>
+              <w:rPr>
+                <w:rFonts w:eastAsia="ＭＳ 明朝" w:cs=""/>
+                <w:kern w:val="0"/>
+                <w:szCs w:val="22"/>
+                <w:lang w:val="en-US" w:eastAsia="en-US" w:bidi="ar-SA"/>
+              </w:rPr>
+            </w:pPr>
+            <w:r>
+              <w:rPr>
+                <w:rFonts w:eastAsia="ＭＳ 明朝" w:cs=""/>
+                <w:kern w:val="0"/>
+                <w:sz w:val="20"/>
+                <w:szCs w:val="22"/>
+                <w:lang w:val="en-US" w:eastAsia="en-US" w:bidi="ar-SA"/>
+              </w:rPr>
+              <w:t xml:space="preserve">T32</w:t>
+            </w:r>
+          </w:p>
+        </w:tc>
+        <w:tc>
+          <w:tcPr>
+            <w:tcW w:w="3120" w:type="dxa"/>
+            <w:tcBorders/>
+          </w:tcPr>
+          <w:p>
+            <w:pPr>
+              <w:pStyle w:val="Normal"/>
+              <w:widowControl/>
+              <w:spacing w:lineRule="auto" w:line="240" w:before="0" w:after="40"/>
+              <w:jc w:val="left"/>
+              <w:rPr>
+                <w:rFonts w:eastAsia="ＭＳ 明朝" w:cs=""/>
+                <w:kern w:val="0"/>
+                <w:szCs w:val="22"/>
+                <w:lang w:val="en-US" w:eastAsia="en-US" w:bidi="ar-SA"/>
+              </w:rPr>
+            </w:pPr>
+            <w:r>
+              <w:rPr>
+                <w:rFonts w:eastAsia="ＭＳ 明朝" w:cs=""/>
+                <w:kern w:val="0"/>
+                <w:sz w:val="20"/>
+                <w:szCs w:val="22"/>
+                <w:lang w:val="en-US" w:eastAsia="en-US" w:bidi="ar-SA"/>
+              </w:rPr>
+              <w:t xml:space="preserve">Set MLW_BIND_ADDR=127.0.0.1 in .env, run docker compose up -d, then ss -ltn | grep -E ':(8380|2222) '</w:t>
+            </w:r>
+          </w:p>
+        </w:tc>
+        <w:tc>
+          <w:tcPr>
+            <w:tcW w:w="3120" w:type="dxa"/>
+            <w:tcBorders/>
+          </w:tcPr>
+          <w:p>
+            <w:pPr>
+              <w:pStyle w:val="Normal"/>
+              <w:widowControl/>
+              <w:spacing w:lineRule="auto" w:line="240" w:before="0" w:after="40"/>
+              <w:jc w:val="left"/>
+              <w:rPr>
+                <w:rFonts w:eastAsia="ＭＳ 明朝" w:cs=""/>
+                <w:kern w:val="0"/>
+                <w:szCs w:val="22"/>
+                <w:lang w:val="en-US" w:eastAsia="en-US" w:bidi="ar-SA"/>
+              </w:rPr>
+            </w:pPr>
+            <w:r>
+              <w:rPr>
+                <w:rFonts w:eastAsia="ＭＳ 明朝" w:cs=""/>
+                <w:kern w:val="0"/>
+                <w:sz w:val="20"/>
+                <w:szCs w:val="22"/>
+                <w:lang w:val="en-US" w:eastAsia="en-US" w:bidi="ar-SA"/>
+              </w:rPr>
+              <w:t xml:space="preserve">Both ports listen on 127.0.0.1 only; connections from another host are refused</w:t>
+            </w:r>
+          </w:p>
+        </w:tc>
+      </w:tr>
+      <w:tr>
+        <w:trPr/>
+        <w:tc>
+          <w:tcPr>
+            <w:tcW w:w="3120" w:type="dxa"/>
+            <w:tcBorders/>
+          </w:tcPr>
+          <w:p>
+            <w:pPr>
+              <w:pStyle w:val="Normal"/>
+              <w:widowControl/>
+              <w:spacing w:lineRule="auto" w:line="240" w:before="0" w:after="40"/>
+              <w:jc w:val="left"/>
+              <w:rPr>
+                <w:rFonts w:eastAsia="ＭＳ 明朝" w:cs=""/>
+                <w:kern w:val="0"/>
+                <w:szCs w:val="22"/>
+                <w:lang w:val="en-US" w:eastAsia="en-US" w:bidi="ar-SA"/>
+              </w:rPr>
+            </w:pPr>
+            <w:r>
+              <w:rPr>
+                <w:rFonts w:eastAsia="ＭＳ 明朝" w:cs=""/>
+                <w:kern w:val="0"/>
+                <w:sz w:val="20"/>
+                <w:szCs w:val="22"/>
+                <w:lang w:val="en-US" w:eastAsia="en-US" w:bidi="ar-SA"/>
+              </w:rPr>
+              <w:t xml:space="preserve">T33</w:t>
+            </w:r>
+          </w:p>
+        </w:tc>
+        <w:tc>
+          <w:tcPr>
+            <w:tcW w:w="3120" w:type="dxa"/>
+            <w:tcBorders/>
+          </w:tcPr>
+          <w:p>
+            <w:pPr>
+              <w:pStyle w:val="Normal"/>
+              <w:widowControl/>
+              <w:spacing w:lineRule="auto" w:line="240" w:before="0" w:after="40"/>
+              <w:jc w:val="left"/>
+              <w:rPr>
+                <w:rFonts w:eastAsia="ＭＳ 明朝" w:cs=""/>
+                <w:kern w:val="0"/>
+                <w:szCs w:val="22"/>
+                <w:lang w:val="en-US" w:eastAsia="en-US" w:bidi="ar-SA"/>
+              </w:rPr>
+            </w:pPr>
+            <w:r>
+              <w:rPr>
+                <w:rFonts w:eastAsia="ＭＳ 明朝" w:cs=""/>
+                <w:kern w:val="0"/>
+                <w:sz w:val="20"/>
+                <w:szCs w:val="22"/>
+                <w:lang w:val="en-US" w:eastAsia="en-US" w:bidi="ar-SA"/>
+              </w:rPr>
+              <w:t xml:space="preserve">Repeat the test setup (section 3) and T1 to T7 against the production stack</w:t>
+            </w:r>
+          </w:p>
+        </w:tc>
+        <w:tc>
+          <w:tcPr>
+            <w:tcW w:w="3120" w:type="dxa"/>
+            <w:tcBorders/>
+          </w:tcPr>
+          <w:p>
+            <w:pPr>
+              <w:pStyle w:val="Normal"/>
+              <w:widowControl/>
+              <w:spacing w:lineRule="auto" w:line="240" w:before="0" w:after="40"/>
+              <w:jc w:val="left"/>
+              <w:rPr>
+                <w:rFonts w:eastAsia="ＭＳ 明朝" w:cs=""/>
+                <w:kern w:val="0"/>
+                <w:szCs w:val="22"/>
+                <w:lang w:val="en-US" w:eastAsia="en-US" w:bidi="ar-SA"/>
+              </w:rPr>
+            </w:pPr>
+            <w:r>
+              <w:rPr>
+                <w:rFonts w:eastAsia="ＭＳ 明朝" w:cs=""/>
+                <w:kern w:val="0"/>
+                <w:sz w:val="20"/>
+                <w:szCs w:val="22"/>
+                <w:lang w:val="en-US" w:eastAsia="en-US" w:bidi="ar-SA"/>
+              </w:rPr>
+              <w:t xml:space="preserve">Same results as section 4; in particular the 5 MB SFTP upload and download through the read-only gateway keep a matching checksum</w:t>
+            </w:r>
+          </w:p>
+        </w:tc>
+      </w:tr>
+    </w:tbl>
+    <w:p>
+      <w:pPr>
+        <w:pStyle w:val="Normal"/>
+        <w:rPr/>
+      </w:pPr>
+      <w:r>
+        <w:rPr/>
+        <w:t xml:space="preserve">Notes for T32: set MLW_BIND_ADDR back to 0.0.0.0 (or remove it) afterwards. The first admin account is only created while the sftpgo-config volume is empty. To repeat section 5a on production, set COMPOSE_FILE=docker-compose.prod.yml:docker-compose.keycloak.yml; the tests apply unchanged.</w:t>
+      </w:r>
+    </w:p>
+    <w:p>
+      <w:pPr>
+        <w:pStyle w:val="Heading1"/>
+        <w:rPr/>
+      </w:pPr>
+      <w:bookmarkStart w:id="907" w:name="_Toc100007"/>
+      <w:r>
+        <w:rPr/>
         <w:t>6. Failure behaviour</w:t>
       </w:r>
-      <w:bookmarkEnd w:id="906"/>
+      <w:bookmarkEnd w:id="907"/>
     </w:p>
     <w:p>
       <w:pPr>
@@ -4596,12 +5486,12 @@
         <w:pStyle w:val="Heading1"/>
         <w:rPr/>
       </w:pPr>
-      <w:bookmarkStart w:id="907" w:name="_Toc100007"/>
+      <w:bookmarkStart w:id="908" w:name="_Toc100008"/>
       <w:r>
         <w:rPr/>
         <w:t>7. Unit tests and static checks</w:t>
       </w:r>
-      <w:bookmarkEnd w:id="907"/>
+      <w:bookmarkEnd w:id="908"/>
     </w:p>
     <w:p>
       <w:pPr>
@@ -4636,7 +5526,7 @@
       </w:pPr>
       <w:r>
         <w:rPr/>
-        <w:t>Expected output: ok for the package, with no gofmt or vet complaints. The same checks run in GitHub Actions (.github/workflows/test.yml) on every push to main and on pull requests, together with a compose file validation and a build of the gateway image. The tests cover:</w:t>
+        <w:t>Expected output: ok for the package, with no gofmt or vet complaints. The same checks run in GitHub Actions (.github/workflows/test.yml) on every push to main and on pull requests, together with validation of the development and production compose files (with and without the Keycloak override) and a build of the gateway image. The tests cover:</w:t>
       </w:r>
     </w:p>
     <w:p>
@@ -4714,12 +5604,12 @@
         <w:pStyle w:val="Heading1"/>
         <w:rPr/>
       </w:pPr>
-      <w:bookmarkStart w:id="908" w:name="_Toc100008"/>
+      <w:bookmarkStart w:id="909" w:name="_Toc100009"/>
       <w:r>
         <w:rPr/>
         <w:t>8. Cleanup</w:t>
       </w:r>
-      <w:bookmarkEnd w:id="908"/>
+      <w:bookmarkEnd w:id="909"/>
     </w:p>
     <w:p>
       <w:pPr>
@@ -4739,6 +5629,8 @@
         <w:t># restore FTP_PORT=0 and WEBDAV_PORT=0 in .env, then:</w:t>
         <w:br/>
         <w:t>docker compose up -d</w:t>
+        <w:br/>
+        <w:t># for the production stack add: -f docker-compose.prod.yml (or keep COMPOSE_FILE set in .env)</w:t>
       </w:r>
     </w:p>
     <w:p>
@@ -4756,12 +5648,12 @@
         <w:pStyle w:val="Heading1"/>
         <w:rPr/>
       </w:pPr>
-      <w:bookmarkStart w:id="909" w:name="_Toc100009"/>
+      <w:bookmarkStart w:id="910" w:name="_Toc100010"/>
       <w:r>
         <w:rPr/>
         <w:t>9. Troubleshooting</w:t>
       </w:r>
-      <w:bookmarkEnd w:id="909"/>
+      <w:bookmarkEnd w:id="910"/>
     </w:p>
     <w:tbl>
       <w:tblPr>
@@ -5179,12 +6071,12 @@
         <w:pStyle w:val="Heading1"/>
         <w:rPr/>
       </w:pPr>
-      <w:bookmarkStart w:id="910" w:name="_Toc100010"/>
+      <w:bookmarkStart w:id="911" w:name="_Toc100011"/>
       <w:r>
         <w:rPr/>
         <w:t>10. Known gaps</w:t>
       </w:r>
-      <w:bookmarkEnd w:id="910"/>
+      <w:bookmarkEnd w:id="911"/>
     </w:p>
     <w:p>
       <w:pPr>
@@ -5197,7 +6089,7 @@
       </w:pPr>
       <w:r>
         <w:rPr/>
-        <w:t>CI runs only the unit tests, static checks, compose validation and image build; the end-to-end procedures are manual.</w:t>
+        <w:t>CI runs only the unit tests, static checks, compose validation (development and production files) and image build; the end-to-end procedures, including the production tests T27 to T33, are manual. CI validates docker-compose.prod.yml but never starts it.</w:t>
       </w:r>
     </w:p>
     <w:p>

--- a/doc/mlw-storage_Testing.docx
+++ b/doc/mlw-storage_Testing.docx
@@ -507,7 +507,7 @@
           <w:rPr>
             <w:b/>
           </w:rPr>
-          <w:t xml:space="preserve">6. Failure behaviour</w:t>
+          <w:t xml:space="preserve">5c. Web UI tests (mlw-storage sign-in and Dashboard)</w:t>
         </w:r>
         <w:r>
           <w:rPr>
@@ -560,7 +560,7 @@
           <w:rPr>
             <w:b/>
           </w:rPr>
-          <w:t xml:space="preserve">7. Unit tests and static checks</w:t>
+          <w:t xml:space="preserve">6. Failure behaviour</w:t>
         </w:r>
         <w:r>
           <w:rPr>
@@ -590,7 +590,7 @@
           <w:rPr>
             <w:b/>
           </w:rPr>
-          <w:t xml:space="preserve">9</w:t>
+          <w:t xml:space="preserve">10</w:t>
         </w:r>
         <w:r>
           <w:rPr>
@@ -613,7 +613,7 @@
           <w:rPr>
             <w:b/>
           </w:rPr>
-          <w:t xml:space="preserve">8. Cleanup</w:t>
+          <w:t xml:space="preserve">7. Unit tests and static checks</w:t>
         </w:r>
         <w:r>
           <w:rPr>
@@ -666,7 +666,7 @@
           <w:rPr>
             <w:b/>
           </w:rPr>
-          <w:t xml:space="preserve">9. Troubleshooting</w:t>
+          <w:t xml:space="preserve">8. Cleanup</w:t>
         </w:r>
         <w:r>
           <w:rPr>
@@ -696,7 +696,7 @@
           <w:rPr>
             <w:b/>
           </w:rPr>
-          <w:t xml:space="preserve">10</w:t>
+          <w:t xml:space="preserve">11</w:t>
         </w:r>
         <w:r>
           <w:rPr>
@@ -719,7 +719,7 @@
           <w:rPr>
             <w:b/>
           </w:rPr>
-          <w:t xml:space="preserve">10. Known gaps</w:t>
+          <w:t xml:space="preserve">9. Troubleshooting</w:t>
         </w:r>
         <w:r>
           <w:rPr>
@@ -749,7 +749,60 @@
           <w:rPr>
             <w:b/>
           </w:rPr>
-          <w:t xml:space="preserve">10</w:t>
+          <w:t xml:space="preserve">12</w:t>
+        </w:r>
+        <w:r>
+          <w:rPr>
+            <w:b/>
+          </w:rPr>
+          <w:fldChar w:fldCharType="end"/>
+        </w:r>
+      </w:hyperlink>
+    </w:p>
+    <w:p>
+      <w:pPr>
+        <w:tabs>
+          <w:tab w:pos="9360" w:val="right" w:leader="dot"/>
+        </w:tabs>
+        <w:spacing w:after="80" w:before="120"/>
+        <w:ind w:left="0"/>
+      </w:pPr>
+      <w:hyperlink w:anchor="_Toc100012" w:history="1">
+        <w:r>
+          <w:rPr>
+            <w:b/>
+          </w:rPr>
+          <w:t xml:space="preserve">10. Known gaps</w:t>
+        </w:r>
+        <w:r>
+          <w:rPr>
+            <w:b/>
+          </w:rPr>
+          <w:tab/>
+        </w:r>
+        <w:r>
+          <w:rPr>
+            <w:b/>
+          </w:rPr>
+          <w:fldChar w:fldCharType="begin"/>
+        </w:r>
+        <w:r>
+          <w:rPr>
+            <w:b/>
+          </w:rPr>
+          <w:instrText xml:space="preserve"> PAGEREF _Toc100012 \h </w:instrText>
+        </w:r>
+        <w:r>
+          <w:rPr>
+            <w:b/>
+          </w:rPr>
+          <w:fldChar w:fldCharType="separate"/>
+        </w:r>
+        <w:r>
+          <w:rPr>
+            <w:b/>
+          </w:rPr>
+          <w:t xml:space="preserve">12</w:t>
         </w:r>
         <w:r>
           <w:rPr>
@@ -1301,7 +1354,7 @@
                 <w:szCs w:val="22"/>
                 <w:lang w:val="en-US" w:eastAsia="en-US" w:bidi="ar-SA"/>
               </w:rPr>
-              <w:t>Web UI through the gateway</w:t>
+              <w:t>SFTPGo web admin through the gateway</w:t>
             </w:r>
           </w:p>
         </w:tc>
@@ -4952,9 +5005,1184 @@
       <w:bookmarkStart w:id="907" w:name="_Toc100007"/>
       <w:r>
         <w:rPr/>
+        <w:t>5c. Web UI tests (mlw-storage sign-in and Dashboard)</w:t>
+      </w:r>
+      <w:bookmarkEnd w:id="907"/>
+    </w:p>
+    <w:p>
+      <w:pPr>
+        <w:pStyle w:val="Normal"/>
+        <w:rPr/>
+      </w:pPr>
+      <w:r>
+        <w:rPr/>
+        <w:t>Run these against the running stack, with the admin password from .env. The curl commands use B=http://localhost:8380 and send an Origin header the way a browser does. T40, T41 and T44 need a browser.</w:t>
+      </w:r>
+    </w:p>
+    <w:tbl>
+      <w:tblPr>
+        <w:tblStyle w:val="TableGrid"/>
+        <w:tblW w:w="9360" w:type="dxa"/>
+        <w:jc w:val="left"/>
+        <w:tblInd w:w="0" w:type="dxa"/>
+        <w:tblLayout w:type="fixed"/>
+        <w:tblCellMar>
+          <w:top w:w="0" w:type="dxa"/>
+          <w:left w:w="108" w:type="dxa"/>
+          <w:bottom w:w="0" w:type="dxa"/>
+          <w:right w:w="108" w:type="dxa"/>
+        </w:tblCellMar>
+        <w:tblLook w:val="04a0" w:noHBand="0" w:noVBand="1" w:firstColumn="1" w:lastRow="0" w:lastColumn="0" w:firstRow="1"/>
+      </w:tblPr>
+      <w:tblGrid>
+        <w:gridCol w:w="3120"/>
+        <w:gridCol w:w="3120"/>
+        <w:gridCol w:w="3120"/>
+      </w:tblGrid>
+      <w:tr>
+        <w:trPr/>
+        <w:tc>
+          <w:tcPr>
+            <w:tcW w:w="3120" w:type="dxa"/>
+            <w:tcBorders/>
+            <w:shd w:color="auto" w:fill="DCE6F1" w:val="clear"/>
+          </w:tcPr>
+          <w:p>
+            <w:pPr>
+              <w:pStyle w:val="Normal"/>
+              <w:widowControl/>
+              <w:spacing w:lineRule="auto" w:line="240" w:before="0" w:after="40"/>
+              <w:jc w:val="left"/>
+              <w:rPr>
+                <w:rFonts w:eastAsia="ＭＳ 明朝" w:cs=""/>
+                <w:kern w:val="0"/>
+                <w:szCs w:val="22"/>
+                <w:lang w:val="en-US" w:eastAsia="en-US" w:bidi="ar-SA"/>
+              </w:rPr>
+            </w:pPr>
+            <w:r>
+              <w:rPr>
+                <w:rFonts w:eastAsia="ＭＳ 明朝" w:cs=""/>
+                <w:b/>
+                <w:kern w:val="0"/>
+                <w:sz w:val="20"/>
+                <w:szCs w:val="22"/>
+                <w:lang w:val="en-US" w:eastAsia="en-US" w:bidi="ar-SA"/>
+              </w:rPr>
+              <w:t xml:space="preserve">ID</w:t>
+            </w:r>
+          </w:p>
+        </w:tc>
+        <w:tc>
+          <w:tcPr>
+            <w:tcW w:w="3120" w:type="dxa"/>
+            <w:tcBorders/>
+            <w:shd w:color="auto" w:fill="DCE6F1" w:val="clear"/>
+          </w:tcPr>
+          <w:p>
+            <w:pPr>
+              <w:pStyle w:val="Normal"/>
+              <w:widowControl/>
+              <w:spacing w:lineRule="auto" w:line="240" w:before="0" w:after="40"/>
+              <w:jc w:val="left"/>
+              <w:rPr>
+                <w:rFonts w:eastAsia="ＭＳ 明朝" w:cs=""/>
+                <w:kern w:val="0"/>
+                <w:szCs w:val="22"/>
+                <w:lang w:val="en-US" w:eastAsia="en-US" w:bidi="ar-SA"/>
+              </w:rPr>
+            </w:pPr>
+            <w:r>
+              <w:rPr>
+                <w:rFonts w:eastAsia="ＭＳ 明朝" w:cs=""/>
+                <w:b/>
+                <w:kern w:val="0"/>
+                <w:sz w:val="20"/>
+                <w:szCs w:val="22"/>
+                <w:lang w:val="en-US" w:eastAsia="en-US" w:bidi="ar-SA"/>
+              </w:rPr>
+              <w:t xml:space="preserve">Test</w:t>
+            </w:r>
+          </w:p>
+        </w:tc>
+        <w:tc>
+          <w:tcPr>
+            <w:tcW w:w="3120" w:type="dxa"/>
+            <w:tcBorders/>
+            <w:shd w:color="auto" w:fill="DCE6F1" w:val="clear"/>
+          </w:tcPr>
+          <w:p>
+            <w:pPr>
+              <w:pStyle w:val="Normal"/>
+              <w:widowControl/>
+              <w:spacing w:lineRule="auto" w:line="240" w:before="0" w:after="40"/>
+              <w:jc w:val="left"/>
+              <w:rPr>
+                <w:rFonts w:eastAsia="ＭＳ 明朝" w:cs=""/>
+                <w:kern w:val="0"/>
+                <w:szCs w:val="22"/>
+                <w:lang w:val="en-US" w:eastAsia="en-US" w:bidi="ar-SA"/>
+              </w:rPr>
+            </w:pPr>
+            <w:r>
+              <w:rPr>
+                <w:rFonts w:eastAsia="ＭＳ 明朝" w:cs=""/>
+                <w:b/>
+                <w:kern w:val="0"/>
+                <w:sz w:val="20"/>
+                <w:szCs w:val="22"/>
+                <w:lang w:val="en-US" w:eastAsia="en-US" w:bidi="ar-SA"/>
+              </w:rPr>
+              <w:t xml:space="preserve">Expected result</w:t>
+            </w:r>
+          </w:p>
+        </w:tc>
+      </w:tr>
+      <w:tr>
+        <w:trPr/>
+        <w:tc>
+          <w:tcPr>
+            <w:tcW w:w="3120" w:type="dxa"/>
+            <w:tcBorders/>
+          </w:tcPr>
+          <w:p>
+            <w:pPr>
+              <w:pStyle w:val="Normal"/>
+              <w:widowControl/>
+              <w:spacing w:lineRule="auto" w:line="240" w:before="0" w:after="40"/>
+              <w:jc w:val="left"/>
+              <w:rPr>
+                <w:rFonts w:eastAsia="ＭＳ 明朝" w:cs=""/>
+                <w:kern w:val="0"/>
+                <w:szCs w:val="22"/>
+                <w:lang w:val="en-US" w:eastAsia="en-US" w:bidi="ar-SA"/>
+              </w:rPr>
+            </w:pPr>
+            <w:r>
+              <w:rPr>
+                <w:rFonts w:eastAsia="ＭＳ 明朝" w:cs=""/>
+                <w:kern w:val="0"/>
+                <w:sz w:val="20"/>
+                <w:szCs w:val="22"/>
+                <w:lang w:val="en-US" w:eastAsia="en-US" w:bidi="ar-SA"/>
+              </w:rPr>
+              <w:t xml:space="preserve">T34</w:t>
+            </w:r>
+          </w:p>
+        </w:tc>
+        <w:tc>
+          <w:tcPr>
+            <w:tcW w:w="3120" w:type="dxa"/>
+            <w:tcBorders/>
+          </w:tcPr>
+          <w:p>
+            <w:pPr>
+              <w:pStyle w:val="Normal"/>
+              <w:widowControl/>
+              <w:spacing w:lineRule="auto" w:line="240" w:before="0" w:after="40"/>
+              <w:jc w:val="left"/>
+              <w:rPr>
+                <w:rFonts w:eastAsia="ＭＳ 明朝" w:cs=""/>
+                <w:kern w:val="0"/>
+                <w:szCs w:val="22"/>
+                <w:lang w:val="en-US" w:eastAsia="en-US" w:bidi="ar-SA"/>
+              </w:rPr>
+            </w:pPr>
+            <w:r>
+              <w:rPr>
+                <w:rFonts w:eastAsia="ＭＳ 明朝" w:cs=""/>
+                <w:kern w:val="0"/>
+                <w:sz w:val="20"/>
+                <w:szCs w:val="22"/>
+                <w:lang w:val="en-US" w:eastAsia="en-US" w:bidi="ar-SA"/>
+              </w:rPr>
+              <w:t xml:space="preserve">curl -s -o /dev/null -w "%{http_code} %{redirect_url}\n" $B/</w:t>
+            </w:r>
+          </w:p>
+        </w:tc>
+        <w:tc>
+          <w:tcPr>
+            <w:tcW w:w="3120" w:type="dxa"/>
+            <w:tcBorders/>
+          </w:tcPr>
+          <w:p>
+            <w:pPr>
+              <w:pStyle w:val="Normal"/>
+              <w:widowControl/>
+              <w:spacing w:lineRule="auto" w:line="240" w:before="0" w:after="40"/>
+              <w:jc w:val="left"/>
+              <w:rPr>
+                <w:rFonts w:eastAsia="ＭＳ 明朝" w:cs=""/>
+                <w:kern w:val="0"/>
+                <w:szCs w:val="22"/>
+                <w:lang w:val="en-US" w:eastAsia="en-US" w:bidi="ar-SA"/>
+              </w:rPr>
+            </w:pPr>
+            <w:r>
+              <w:rPr>
+                <w:rFonts w:eastAsia="ＭＳ 明朝" w:cs=""/>
+                <w:kern w:val="0"/>
+                <w:sz w:val="20"/>
+                <w:szCs w:val="22"/>
+                <w:lang w:val="en-US" w:eastAsia="en-US" w:bidi="ar-SA"/>
+              </w:rPr>
+              <w:t xml:space="preserve">302 to $B/mlw/</w:t>
+            </w:r>
+          </w:p>
+        </w:tc>
+      </w:tr>
+      <w:tr>
+        <w:trPr/>
+        <w:tc>
+          <w:tcPr>
+            <w:tcW w:w="3120" w:type="dxa"/>
+            <w:tcBorders/>
+          </w:tcPr>
+          <w:p>
+            <w:pPr>
+              <w:pStyle w:val="Normal"/>
+              <w:widowControl/>
+              <w:spacing w:lineRule="auto" w:line="240" w:before="0" w:after="40"/>
+              <w:jc w:val="left"/>
+              <w:rPr>
+                <w:rFonts w:eastAsia="ＭＳ 明朝" w:cs=""/>
+                <w:kern w:val="0"/>
+                <w:szCs w:val="22"/>
+                <w:lang w:val="en-US" w:eastAsia="en-US" w:bidi="ar-SA"/>
+              </w:rPr>
+            </w:pPr>
+            <w:r>
+              <w:rPr>
+                <w:rFonts w:eastAsia="ＭＳ 明朝" w:cs=""/>
+                <w:kern w:val="0"/>
+                <w:sz w:val="20"/>
+                <w:szCs w:val="22"/>
+                <w:lang w:val="en-US" w:eastAsia="en-US" w:bidi="ar-SA"/>
+              </w:rPr>
+              <w:t xml:space="preserve">T35</w:t>
+            </w:r>
+          </w:p>
+        </w:tc>
+        <w:tc>
+          <w:tcPr>
+            <w:tcW w:w="3120" w:type="dxa"/>
+            <w:tcBorders/>
+          </w:tcPr>
+          <w:p>
+            <w:pPr>
+              <w:pStyle w:val="Normal"/>
+              <w:widowControl/>
+              <w:spacing w:lineRule="auto" w:line="240" w:before="0" w:after="40"/>
+              <w:jc w:val="left"/>
+              <w:rPr>
+                <w:rFonts w:eastAsia="ＭＳ 明朝" w:cs=""/>
+                <w:kern w:val="0"/>
+                <w:szCs w:val="22"/>
+                <w:lang w:val="en-US" w:eastAsia="en-US" w:bidi="ar-SA"/>
+              </w:rPr>
+            </w:pPr>
+            <w:r>
+              <w:rPr>
+                <w:rFonts w:eastAsia="ＭＳ 明朝" w:cs=""/>
+                <w:kern w:val="0"/>
+                <w:sz w:val="20"/>
+                <w:szCs w:val="22"/>
+                <w:lang w:val="en-US" w:eastAsia="en-US" w:bidi="ar-SA"/>
+              </w:rPr>
+              <w:t xml:space="preserve">The same for $B/mlw/dashboard without signing in</w:t>
+            </w:r>
+          </w:p>
+        </w:tc>
+        <w:tc>
+          <w:tcPr>
+            <w:tcW w:w="3120" w:type="dxa"/>
+            <w:tcBorders/>
+          </w:tcPr>
+          <w:p>
+            <w:pPr>
+              <w:pStyle w:val="Normal"/>
+              <w:widowControl/>
+              <w:spacing w:lineRule="auto" w:line="240" w:before="0" w:after="40"/>
+              <w:jc w:val="left"/>
+              <w:rPr>
+                <w:rFonts w:eastAsia="ＭＳ 明朝" w:cs=""/>
+                <w:kern w:val="0"/>
+                <w:szCs w:val="22"/>
+                <w:lang w:val="en-US" w:eastAsia="en-US" w:bidi="ar-SA"/>
+              </w:rPr>
+            </w:pPr>
+            <w:r>
+              <w:rPr>
+                <w:rFonts w:eastAsia="ＭＳ 明朝" w:cs=""/>
+                <w:kern w:val="0"/>
+                <w:sz w:val="20"/>
+                <w:szCs w:val="22"/>
+                <w:lang w:val="en-US" w:eastAsia="en-US" w:bidi="ar-SA"/>
+              </w:rPr>
+              <w:t xml:space="preserve">302 to $B/mlw/login</w:t>
+            </w:r>
+          </w:p>
+        </w:tc>
+      </w:tr>
+      <w:tr>
+        <w:trPr/>
+        <w:tc>
+          <w:tcPr>
+            <w:tcW w:w="3120" w:type="dxa"/>
+            <w:tcBorders/>
+          </w:tcPr>
+          <w:p>
+            <w:pPr>
+              <w:pStyle w:val="Normal"/>
+              <w:widowControl/>
+              <w:spacing w:lineRule="auto" w:line="240" w:before="0" w:after="40"/>
+              <w:jc w:val="left"/>
+              <w:rPr>
+                <w:rFonts w:eastAsia="ＭＳ 明朝" w:cs=""/>
+                <w:kern w:val="0"/>
+                <w:szCs w:val="22"/>
+                <w:lang w:val="en-US" w:eastAsia="en-US" w:bidi="ar-SA"/>
+              </w:rPr>
+            </w:pPr>
+            <w:r>
+              <w:rPr>
+                <w:rFonts w:eastAsia="ＭＳ 明朝" w:cs=""/>
+                <w:kern w:val="0"/>
+                <w:sz w:val="20"/>
+                <w:szCs w:val="22"/>
+                <w:lang w:val="en-US" w:eastAsia="en-US" w:bidi="ar-SA"/>
+              </w:rPr>
+              <w:t xml:space="preserve">T36</w:t>
+            </w:r>
+          </w:p>
+        </w:tc>
+        <w:tc>
+          <w:tcPr>
+            <w:tcW w:w="3120" w:type="dxa"/>
+            <w:tcBorders/>
+          </w:tcPr>
+          <w:p>
+            <w:pPr>
+              <w:pStyle w:val="Normal"/>
+              <w:widowControl/>
+              <w:spacing w:lineRule="auto" w:line="240" w:before="0" w:after="40"/>
+              <w:jc w:val="left"/>
+              <w:rPr>
+                <w:rFonts w:eastAsia="ＭＳ 明朝" w:cs=""/>
+                <w:kern w:val="0"/>
+                <w:szCs w:val="22"/>
+                <w:lang w:val="en-US" w:eastAsia="en-US" w:bidi="ar-SA"/>
+              </w:rPr>
+            </w:pPr>
+            <w:r>
+              <w:rPr>
+                <w:rFonts w:eastAsia="ＭＳ 明朝" w:cs=""/>
+                <w:kern w:val="0"/>
+                <w:sz w:val="20"/>
+                <w:szCs w:val="22"/>
+                <w:lang w:val="en-US" w:eastAsia="en-US" w:bidi="ar-SA"/>
+              </w:rPr>
+              <w:t xml:space="preserve">curl -si -H "Origin: $B" -d "username=admin&amp;password=wrong" $B/mlw/login</w:t>
+            </w:r>
+          </w:p>
+        </w:tc>
+        <w:tc>
+          <w:tcPr>
+            <w:tcW w:w="3120" w:type="dxa"/>
+            <w:tcBorders/>
+          </w:tcPr>
+          <w:p>
+            <w:pPr>
+              <w:pStyle w:val="Normal"/>
+              <w:widowControl/>
+              <w:spacing w:lineRule="auto" w:line="240" w:before="0" w:after="40"/>
+              <w:jc w:val="left"/>
+              <w:rPr>
+                <w:rFonts w:eastAsia="ＭＳ 明朝" w:cs=""/>
+                <w:kern w:val="0"/>
+                <w:szCs w:val="22"/>
+                <w:lang w:val="en-US" w:eastAsia="en-US" w:bidi="ar-SA"/>
+              </w:rPr>
+            </w:pPr>
+            <w:r>
+              <w:rPr>
+                <w:rFonts w:eastAsia="ＭＳ 明朝" w:cs=""/>
+                <w:kern w:val="0"/>
+                <w:sz w:val="20"/>
+                <w:szCs w:val="22"/>
+                <w:lang w:val="en-US" w:eastAsia="en-US" w:bidi="ar-SA"/>
+              </w:rPr>
+              <w:t xml:space="preserve">401 with "Invalid username or password"; no mlw_session cookie</w:t>
+            </w:r>
+          </w:p>
+        </w:tc>
+      </w:tr>
+      <w:tr>
+        <w:trPr/>
+        <w:tc>
+          <w:tcPr>
+            <w:tcW w:w="3120" w:type="dxa"/>
+            <w:tcBorders/>
+          </w:tcPr>
+          <w:p>
+            <w:pPr>
+              <w:pStyle w:val="Normal"/>
+              <w:widowControl/>
+              <w:spacing w:lineRule="auto" w:line="240" w:before="0" w:after="40"/>
+              <w:jc w:val="left"/>
+              <w:rPr>
+                <w:rFonts w:eastAsia="ＭＳ 明朝" w:cs=""/>
+                <w:kern w:val="0"/>
+                <w:szCs w:val="22"/>
+                <w:lang w:val="en-US" w:eastAsia="en-US" w:bidi="ar-SA"/>
+              </w:rPr>
+            </w:pPr>
+            <w:r>
+              <w:rPr>
+                <w:rFonts w:eastAsia="ＭＳ 明朝" w:cs=""/>
+                <w:kern w:val="0"/>
+                <w:sz w:val="20"/>
+                <w:szCs w:val="22"/>
+                <w:lang w:val="en-US" w:eastAsia="en-US" w:bidi="ar-SA"/>
+              </w:rPr>
+              <w:t xml:space="preserve">T37</w:t>
+            </w:r>
+          </w:p>
+        </w:tc>
+        <w:tc>
+          <w:tcPr>
+            <w:tcW w:w="3120" w:type="dxa"/>
+            <w:tcBorders/>
+          </w:tcPr>
+          <w:p>
+            <w:pPr>
+              <w:pStyle w:val="Normal"/>
+              <w:widowControl/>
+              <w:spacing w:lineRule="auto" w:line="240" w:before="0" w:after="40"/>
+              <w:jc w:val="left"/>
+              <w:rPr>
+                <w:rFonts w:eastAsia="ＭＳ 明朝" w:cs=""/>
+                <w:kern w:val="0"/>
+                <w:szCs w:val="22"/>
+                <w:lang w:val="en-US" w:eastAsia="en-US" w:bidi="ar-SA"/>
+              </w:rPr>
+            </w:pPr>
+            <w:r>
+              <w:rPr>
+                <w:rFonts w:eastAsia="ＭＳ 明朝" w:cs=""/>
+                <w:kern w:val="0"/>
+                <w:sz w:val="20"/>
+                <w:szCs w:val="22"/>
+                <w:lang w:val="en-US" w:eastAsia="en-US" w:bidi="ar-SA"/>
+              </w:rPr>
+              <w:t xml:space="preserve">The same with -H "Origin: http://evil.example"</w:t>
+            </w:r>
+          </w:p>
+        </w:tc>
+        <w:tc>
+          <w:tcPr>
+            <w:tcW w:w="3120" w:type="dxa"/>
+            <w:tcBorders/>
+          </w:tcPr>
+          <w:p>
+            <w:pPr>
+              <w:pStyle w:val="Normal"/>
+              <w:widowControl/>
+              <w:spacing w:lineRule="auto" w:line="240" w:before="0" w:after="40"/>
+              <w:jc w:val="left"/>
+              <w:rPr>
+                <w:rFonts w:eastAsia="ＭＳ 明朝" w:cs=""/>
+                <w:kern w:val="0"/>
+                <w:szCs w:val="22"/>
+                <w:lang w:val="en-US" w:eastAsia="en-US" w:bidi="ar-SA"/>
+              </w:rPr>
+            </w:pPr>
+            <w:r>
+              <w:rPr>
+                <w:rFonts w:eastAsia="ＭＳ 明朝" w:cs=""/>
+                <w:kern w:val="0"/>
+                <w:sz w:val="20"/>
+                <w:szCs w:val="22"/>
+                <w:lang w:val="en-US" w:eastAsia="en-US" w:bidi="ar-SA"/>
+              </w:rPr>
+              <w:t xml:space="preserve">403 "cross-origin request refused"</w:t>
+            </w:r>
+          </w:p>
+        </w:tc>
+      </w:tr>
+      <w:tr>
+        <w:trPr/>
+        <w:tc>
+          <w:tcPr>
+            <w:tcW w:w="3120" w:type="dxa"/>
+            <w:tcBorders/>
+          </w:tcPr>
+          <w:p>
+            <w:pPr>
+              <w:pStyle w:val="Normal"/>
+              <w:widowControl/>
+              <w:spacing w:lineRule="auto" w:line="240" w:before="0" w:after="40"/>
+              <w:jc w:val="left"/>
+              <w:rPr>
+                <w:rFonts w:eastAsia="ＭＳ 明朝" w:cs=""/>
+                <w:kern w:val="0"/>
+                <w:szCs w:val="22"/>
+                <w:lang w:val="en-US" w:eastAsia="en-US" w:bidi="ar-SA"/>
+              </w:rPr>
+            </w:pPr>
+            <w:r>
+              <w:rPr>
+                <w:rFonts w:eastAsia="ＭＳ 明朝" w:cs=""/>
+                <w:kern w:val="0"/>
+                <w:sz w:val="20"/>
+                <w:szCs w:val="22"/>
+                <w:lang w:val="en-US" w:eastAsia="en-US" w:bidi="ar-SA"/>
+              </w:rPr>
+              <w:t xml:space="preserve">T38</w:t>
+            </w:r>
+          </w:p>
+        </w:tc>
+        <w:tc>
+          <w:tcPr>
+            <w:tcW w:w="3120" w:type="dxa"/>
+            <w:tcBorders/>
+          </w:tcPr>
+          <w:p>
+            <w:pPr>
+              <w:pStyle w:val="Normal"/>
+              <w:widowControl/>
+              <w:spacing w:lineRule="auto" w:line="240" w:before="0" w:after="40"/>
+              <w:jc w:val="left"/>
+              <w:rPr>
+                <w:rFonts w:eastAsia="ＭＳ 明朝" w:cs=""/>
+                <w:kern w:val="0"/>
+                <w:szCs w:val="22"/>
+                <w:lang w:val="en-US" w:eastAsia="en-US" w:bidi="ar-SA"/>
+              </w:rPr>
+            </w:pPr>
+            <w:r>
+              <w:rPr>
+                <w:rFonts w:eastAsia="ＭＳ 明朝" w:cs=""/>
+                <w:kern w:val="0"/>
+                <w:sz w:val="20"/>
+                <w:szCs w:val="22"/>
+                <w:lang w:val="en-US" w:eastAsia="en-US" w:bidi="ar-SA"/>
+              </w:rPr>
+              <w:t xml:space="preserve">curl -si -c jar -H "Origin: $B" --data-urlencode "username=admin" --data-urlencode "password=&lt;password&gt;" $B/mlw/login</w:t>
+            </w:r>
+          </w:p>
+        </w:tc>
+        <w:tc>
+          <w:tcPr>
+            <w:tcW w:w="3120" w:type="dxa"/>
+            <w:tcBorders/>
+          </w:tcPr>
+          <w:p>
+            <w:pPr>
+              <w:pStyle w:val="Normal"/>
+              <w:widowControl/>
+              <w:spacing w:lineRule="auto" w:line="240" w:before="0" w:after="40"/>
+              <w:jc w:val="left"/>
+              <w:rPr>
+                <w:rFonts w:eastAsia="ＭＳ 明朝" w:cs=""/>
+                <w:kern w:val="0"/>
+                <w:szCs w:val="22"/>
+                <w:lang w:val="en-US" w:eastAsia="en-US" w:bidi="ar-SA"/>
+              </w:rPr>
+            </w:pPr>
+            <w:r>
+              <w:rPr>
+                <w:rFonts w:eastAsia="ＭＳ 明朝" w:cs=""/>
+                <w:kern w:val="0"/>
+                <w:sz w:val="20"/>
+                <w:szCs w:val="22"/>
+                <w:lang w:val="en-US" w:eastAsia="en-US" w:bidi="ar-SA"/>
+              </w:rPr>
+              <w:t xml:space="preserve">303 to /mlw/dashboard; Set-Cookie mlw_session with HttpOnly and SameSite=Strict</w:t>
+            </w:r>
+          </w:p>
+        </w:tc>
+      </w:tr>
+      <w:tr>
+        <w:trPr/>
+        <w:tc>
+          <w:tcPr>
+            <w:tcW w:w="3120" w:type="dxa"/>
+            <w:tcBorders/>
+          </w:tcPr>
+          <w:p>
+            <w:pPr>
+              <w:pStyle w:val="Normal"/>
+              <w:widowControl/>
+              <w:spacing w:lineRule="auto" w:line="240" w:before="0" w:after="40"/>
+              <w:jc w:val="left"/>
+              <w:rPr>
+                <w:rFonts w:eastAsia="ＭＳ 明朝" w:cs=""/>
+                <w:kern w:val="0"/>
+                <w:szCs w:val="22"/>
+                <w:lang w:val="en-US" w:eastAsia="en-US" w:bidi="ar-SA"/>
+              </w:rPr>
+            </w:pPr>
+            <w:r>
+              <w:rPr>
+                <w:rFonts w:eastAsia="ＭＳ 明朝" w:cs=""/>
+                <w:kern w:val="0"/>
+                <w:sz w:val="20"/>
+                <w:szCs w:val="22"/>
+                <w:lang w:val="en-US" w:eastAsia="en-US" w:bidi="ar-SA"/>
+              </w:rPr>
+              <w:t xml:space="preserve">T39</w:t>
+            </w:r>
+          </w:p>
+        </w:tc>
+        <w:tc>
+          <w:tcPr>
+            <w:tcW w:w="3120" w:type="dxa"/>
+            <w:tcBorders/>
+          </w:tcPr>
+          <w:p>
+            <w:pPr>
+              <w:pStyle w:val="Normal"/>
+              <w:widowControl/>
+              <w:spacing w:lineRule="auto" w:line="240" w:before="0" w:after="40"/>
+              <w:jc w:val="left"/>
+              <w:rPr>
+                <w:rFonts w:eastAsia="ＭＳ 明朝" w:cs=""/>
+                <w:kern w:val="0"/>
+                <w:szCs w:val="22"/>
+                <w:lang w:val="en-US" w:eastAsia="en-US" w:bidi="ar-SA"/>
+              </w:rPr>
+            </w:pPr>
+            <w:r>
+              <w:rPr>
+                <w:rFonts w:eastAsia="ＭＳ 明朝" w:cs=""/>
+                <w:kern w:val="0"/>
+                <w:sz w:val="20"/>
+                <w:szCs w:val="22"/>
+                <w:lang w:val="en-US" w:eastAsia="en-US" w:bidi="ar-SA"/>
+              </w:rPr>
+              <w:t xml:space="preserve">curl -s -b jar $B/mlw/dashboard (create a user with a description first, for example with &lt;b&gt; in it)</w:t>
+            </w:r>
+          </w:p>
+        </w:tc>
+        <w:tc>
+          <w:tcPr>
+            <w:tcW w:w="3120" w:type="dxa"/>
+            <w:tcBorders/>
+          </w:tcPr>
+          <w:p>
+            <w:pPr>
+              <w:pStyle w:val="Normal"/>
+              <w:widowControl/>
+              <w:spacing w:lineRule="auto" w:line="240" w:before="0" w:after="40"/>
+              <w:jc w:val="left"/>
+              <w:rPr>
+                <w:rFonts w:eastAsia="ＭＳ 明朝" w:cs=""/>
+                <w:kern w:val="0"/>
+                <w:szCs w:val="22"/>
+                <w:lang w:val="en-US" w:eastAsia="en-US" w:bidi="ar-SA"/>
+              </w:rPr>
+            </w:pPr>
+            <w:r>
+              <w:rPr>
+                <w:rFonts w:eastAsia="ＭＳ 明朝" w:cs=""/>
+                <w:kern w:val="0"/>
+                <w:sz w:val="20"/>
+                <w:szCs w:val="22"/>
+                <w:lang w:val="en-US" w:eastAsia="en-US" w:bidi="ar-SA"/>
+              </w:rPr>
+              <w:t xml:space="preserve">A table (20 users at most) with the columns Username, Status, Last login and Description; the user is listed with its description shown as text, not as markup; no SFTPGo token in the page</w:t>
+            </w:r>
+          </w:p>
+        </w:tc>
+      </w:tr>
+      <w:tr>
+        <w:trPr/>
+        <w:tc>
+          <w:tcPr>
+            <w:tcW w:w="3120" w:type="dxa"/>
+            <w:tcBorders/>
+          </w:tcPr>
+          <w:p>
+            <w:pPr>
+              <w:pStyle w:val="Normal"/>
+              <w:widowControl/>
+              <w:spacing w:lineRule="auto" w:line="240" w:before="0" w:after="40"/>
+              <w:jc w:val="left"/>
+              <w:rPr>
+                <w:rFonts w:eastAsia="ＭＳ 明朝" w:cs=""/>
+                <w:kern w:val="0"/>
+                <w:szCs w:val="22"/>
+                <w:lang w:val="en-US" w:eastAsia="en-US" w:bidi="ar-SA"/>
+              </w:rPr>
+            </w:pPr>
+            <w:r>
+              <w:rPr>
+                <w:rFonts w:eastAsia="ＭＳ 明朝" w:cs=""/>
+                <w:kern w:val="0"/>
+                <w:sz w:val="20"/>
+                <w:szCs w:val="22"/>
+                <w:lang w:val="en-US" w:eastAsia="en-US" w:bidi="ar-SA"/>
+              </w:rPr>
+              <w:t xml:space="preserve">T40</w:t>
+            </w:r>
+          </w:p>
+        </w:tc>
+        <w:tc>
+          <w:tcPr>
+            <w:tcW w:w="3120" w:type="dxa"/>
+            <w:tcBorders/>
+          </w:tcPr>
+          <w:p>
+            <w:pPr>
+              <w:pStyle w:val="Normal"/>
+              <w:widowControl/>
+              <w:spacing w:lineRule="auto" w:line="240" w:before="0" w:after="40"/>
+              <w:jc w:val="left"/>
+              <w:rPr>
+                <w:rFonts w:eastAsia="ＭＳ 明朝" w:cs=""/>
+                <w:kern w:val="0"/>
+                <w:szCs w:val="22"/>
+                <w:lang w:val="en-US" w:eastAsia="en-US" w:bidi="ar-SA"/>
+              </w:rPr>
+            </w:pPr>
+            <w:r>
+              <w:rPr>
+                <w:rFonts w:eastAsia="ＭＳ 明朝" w:cs=""/>
+                <w:kern w:val="0"/>
+                <w:sz w:val="20"/>
+                <w:szCs w:val="22"/>
+                <w:lang w:val="en-US" w:eastAsia="en-US" w:bidi="ar-SA"/>
+              </w:rPr>
+              <w:t xml:space="preserve">In a browser open $B/, sign in, then use the account icon: click it, click elsewhere, open it again, press Escape, open it again and choose Logout</w:t>
+            </w:r>
+          </w:p>
+        </w:tc>
+        <w:tc>
+          <w:tcPr>
+            <w:tcW w:w="3120" w:type="dxa"/>
+            <w:tcBorders/>
+          </w:tcPr>
+          <w:p>
+            <w:pPr>
+              <w:pStyle w:val="Normal"/>
+              <w:widowControl/>
+              <w:spacing w:lineRule="auto" w:line="240" w:before="0" w:after="40"/>
+              <w:jc w:val="left"/>
+              <w:rPr>
+                <w:rFonts w:eastAsia="ＭＳ 明朝" w:cs=""/>
+                <w:kern w:val="0"/>
+                <w:szCs w:val="22"/>
+                <w:lang w:val="en-US" w:eastAsia="en-US" w:bidi="ar-SA"/>
+              </w:rPr>
+            </w:pPr>
+            <w:r>
+              <w:rPr>
+                <w:rFonts w:eastAsia="ＭＳ 明朝" w:cs=""/>
+                <w:kern w:val="0"/>
+                <w:sz w:val="20"/>
+                <w:szCs w:val="22"/>
+                <w:lang w:val="en-US" w:eastAsia="en-US" w:bidi="ar-SA"/>
+              </w:rPr>
+              <w:t xml:space="preserve">Sign-in page appears first. The icon shows your user name to its left. The menu opens with only a Logout button, closes on an outside click and on Escape, and Logout returns to the sign-in page; reopening /mlw/dashboard then asks you to sign in again</w:t>
+            </w:r>
+          </w:p>
+        </w:tc>
+      </w:tr>
+      <w:tr>
+        <w:trPr/>
+        <w:tc>
+          <w:tcPr>
+            <w:tcW w:w="3120" w:type="dxa"/>
+            <w:tcBorders/>
+          </w:tcPr>
+          <w:p>
+            <w:pPr>
+              <w:pStyle w:val="Normal"/>
+              <w:widowControl/>
+              <w:spacing w:lineRule="auto" w:line="240" w:before="0" w:after="40"/>
+              <w:jc w:val="left"/>
+              <w:rPr>
+                <w:rFonts w:eastAsia="ＭＳ 明朝" w:cs=""/>
+                <w:kern w:val="0"/>
+                <w:szCs w:val="22"/>
+                <w:lang w:val="en-US" w:eastAsia="en-US" w:bidi="ar-SA"/>
+              </w:rPr>
+            </w:pPr>
+            <w:r>
+              <w:rPr>
+                <w:rFonts w:eastAsia="ＭＳ 明朝" w:cs=""/>
+                <w:kern w:val="0"/>
+                <w:sz w:val="20"/>
+                <w:szCs w:val="22"/>
+                <w:lang w:val="en-US" w:eastAsia="en-US" w:bidi="ar-SA"/>
+              </w:rPr>
+              <w:t xml:space="preserve">T41</w:t>
+            </w:r>
+          </w:p>
+        </w:tc>
+        <w:tc>
+          <w:tcPr>
+            <w:tcW w:w="3120" w:type="dxa"/>
+            <w:tcBorders/>
+          </w:tcPr>
+          <w:p>
+            <w:pPr>
+              <w:pStyle w:val="Normal"/>
+              <w:widowControl/>
+              <w:spacing w:lineRule="auto" w:line="240" w:before="0" w:after="40"/>
+              <w:jc w:val="left"/>
+              <w:rPr>
+                <w:rFonts w:eastAsia="ＭＳ 明朝" w:cs=""/>
+                <w:kern w:val="0"/>
+                <w:szCs w:val="22"/>
+                <w:lang w:val="en-US" w:eastAsia="en-US" w:bidi="ar-SA"/>
+              </w:rPr>
+            </w:pPr>
+            <w:r>
+              <w:rPr>
+                <w:rFonts w:eastAsia="ＭＳ 明朝" w:cs=""/>
+                <w:kern w:val="0"/>
+                <w:sz w:val="20"/>
+                <w:szCs w:val="22"/>
+                <w:lang w:val="en-US" w:eastAsia="en-US" w:bidi="ar-SA"/>
+              </w:rPr>
+              <w:t xml:space="preserve">In the browser click SFTPGo administration, then the "mlw-storage Dashboard" button at the bottom left; also check curl -s $B/web/admin/login | grep -c "mlw-storage Dashboard"</w:t>
+            </w:r>
+          </w:p>
+        </w:tc>
+        <w:tc>
+          <w:tcPr>
+            <w:tcW w:w="3120" w:type="dxa"/>
+            <w:tcBorders/>
+          </w:tcPr>
+          <w:p>
+            <w:pPr>
+              <w:pStyle w:val="Normal"/>
+              <w:widowControl/>
+              <w:spacing w:lineRule="auto" w:line="240" w:before="0" w:after="40"/>
+              <w:jc w:val="left"/>
+              <w:rPr>
+                <w:rFonts w:eastAsia="ＭＳ 明朝" w:cs=""/>
+                <w:kern w:val="0"/>
+                <w:szCs w:val="22"/>
+                <w:lang w:val="en-US" w:eastAsia="en-US" w:bidi="ar-SA"/>
+              </w:rPr>
+            </w:pPr>
+            <w:r>
+              <w:rPr>
+                <w:rFonts w:eastAsia="ＭＳ 明朝" w:cs=""/>
+                <w:kern w:val="0"/>
+                <w:sz w:val="20"/>
+                <w:szCs w:val="22"/>
+                <w:lang w:val="en-US" w:eastAsia="en-US" w:bidi="ar-SA"/>
+              </w:rPr>
+              <w:t xml:space="preserve">SFTPGo's console opens (its own sign-in) with the button visible, also on its sign-in page; the button returns to the Dashboard; the grep prints 1</w:t>
+            </w:r>
+          </w:p>
+        </w:tc>
+      </w:tr>
+      <w:tr>
+        <w:trPr/>
+        <w:tc>
+          <w:tcPr>
+            <w:tcW w:w="3120" w:type="dxa"/>
+            <w:tcBorders/>
+          </w:tcPr>
+          <w:p>
+            <w:pPr>
+              <w:pStyle w:val="Normal"/>
+              <w:widowControl/>
+              <w:spacing w:lineRule="auto" w:line="240" w:before="0" w:after="40"/>
+              <w:jc w:val="left"/>
+              <w:rPr>
+                <w:rFonts w:eastAsia="ＭＳ 明朝" w:cs=""/>
+                <w:kern w:val="0"/>
+                <w:szCs w:val="22"/>
+                <w:lang w:val="en-US" w:eastAsia="en-US" w:bidi="ar-SA"/>
+              </w:rPr>
+            </w:pPr>
+            <w:r>
+              <w:rPr>
+                <w:rFonts w:eastAsia="ＭＳ 明朝" w:cs=""/>
+                <w:kern w:val="0"/>
+                <w:sz w:val="20"/>
+                <w:szCs w:val="22"/>
+                <w:lang w:val="en-US" w:eastAsia="en-US" w:bidi="ar-SA"/>
+              </w:rPr>
+              <w:t xml:space="preserve">T42</w:t>
+            </w:r>
+          </w:p>
+        </w:tc>
+        <w:tc>
+          <w:tcPr>
+            <w:tcW w:w="3120" w:type="dxa"/>
+            <w:tcBorders/>
+          </w:tcPr>
+          <w:p>
+            <w:pPr>
+              <w:pStyle w:val="Normal"/>
+              <w:widowControl/>
+              <w:spacing w:lineRule="auto" w:line="240" w:before="0" w:after="40"/>
+              <w:jc w:val="left"/>
+              <w:rPr>
+                <w:rFonts w:eastAsia="ＭＳ 明朝" w:cs=""/>
+                <w:kern w:val="0"/>
+                <w:szCs w:val="22"/>
+                <w:lang w:val="en-US" w:eastAsia="en-US" w:bidi="ar-SA"/>
+              </w:rPr>
+            </w:pPr>
+            <w:r>
+              <w:rPr>
+                <w:rFonts w:eastAsia="ＭＳ 明朝" w:cs=""/>
+                <w:kern w:val="0"/>
+                <w:sz w:val="20"/>
+                <w:szCs w:val="22"/>
+                <w:lang w:val="en-US" w:eastAsia="en-US" w:bidi="ar-SA"/>
+              </w:rPr>
+              <w:t xml:space="preserve">Send 10 wrong passwords as in T36, then the correct password as in T38</w:t>
+            </w:r>
+          </w:p>
+        </w:tc>
+        <w:tc>
+          <w:tcPr>
+            <w:tcW w:w="3120" w:type="dxa"/>
+            <w:tcBorders/>
+          </w:tcPr>
+          <w:p>
+            <w:pPr>
+              <w:pStyle w:val="Normal"/>
+              <w:widowControl/>
+              <w:spacing w:lineRule="auto" w:line="240" w:before="0" w:after="40"/>
+              <w:jc w:val="left"/>
+              <w:rPr>
+                <w:rFonts w:eastAsia="ＭＳ 明朝" w:cs=""/>
+                <w:kern w:val="0"/>
+                <w:szCs w:val="22"/>
+                <w:lang w:val="en-US" w:eastAsia="en-US" w:bidi="ar-SA"/>
+              </w:rPr>
+            </w:pPr>
+            <w:r>
+              <w:rPr>
+                <w:rFonts w:eastAsia="ＭＳ 明朝" w:cs=""/>
+                <w:kern w:val="0"/>
+                <w:sz w:val="20"/>
+                <w:szCs w:val="22"/>
+                <w:lang w:val="en-US" w:eastAsia="en-US" w:bidi="ar-SA"/>
+              </w:rPr>
+              <w:t xml:space="preserve">The last request is refused with 429 until 5 minutes have passed or the gateway is restarted</w:t>
+            </w:r>
+          </w:p>
+        </w:tc>
+      </w:tr>
+      <w:tr>
+        <w:trPr/>
+        <w:tc>
+          <w:tcPr>
+            <w:tcW w:w="3120" w:type="dxa"/>
+            <w:tcBorders/>
+          </w:tcPr>
+          <w:p>
+            <w:pPr>
+              <w:pStyle w:val="Normal"/>
+              <w:widowControl/>
+              <w:spacing w:lineRule="auto" w:line="240" w:before="0" w:after="40"/>
+              <w:jc w:val="left"/>
+              <w:rPr>
+                <w:rFonts w:eastAsia="ＭＳ 明朝" w:cs=""/>
+                <w:kern w:val="0"/>
+                <w:szCs w:val="22"/>
+                <w:lang w:val="en-US" w:eastAsia="en-US" w:bidi="ar-SA"/>
+              </w:rPr>
+            </w:pPr>
+            <w:r>
+              <w:rPr>
+                <w:rFonts w:eastAsia="ＭＳ 明朝" w:cs=""/>
+                <w:kern w:val="0"/>
+                <w:sz w:val="20"/>
+                <w:szCs w:val="22"/>
+                <w:lang w:val="en-US" w:eastAsia="en-US" w:bidi="ar-SA"/>
+              </w:rPr>
+              <w:t xml:space="preserve">T43</w:t>
+            </w:r>
+          </w:p>
+        </w:tc>
+        <w:tc>
+          <w:tcPr>
+            <w:tcW w:w="3120" w:type="dxa"/>
+            <w:tcBorders/>
+          </w:tcPr>
+          <w:p>
+            <w:pPr>
+              <w:pStyle w:val="Normal"/>
+              <w:widowControl/>
+              <w:spacing w:lineRule="auto" w:line="240" w:before="0" w:after="40"/>
+              <w:jc w:val="left"/>
+              <w:rPr>
+                <w:rFonts w:eastAsia="ＭＳ 明朝" w:cs=""/>
+                <w:kern w:val="0"/>
+                <w:szCs w:val="22"/>
+                <w:lang w:val="en-US" w:eastAsia="en-US" w:bidi="ar-SA"/>
+              </w:rPr>
+            </w:pPr>
+            <w:r>
+              <w:rPr>
+                <w:rFonts w:eastAsia="ＭＳ 明朝" w:cs=""/>
+                <w:kern w:val="0"/>
+                <w:sz w:val="20"/>
+                <w:szCs w:val="22"/>
+                <w:lang w:val="en-US" w:eastAsia="en-US" w:bidi="ar-SA"/>
+              </w:rPr>
+              <w:t xml:space="preserve">Add PROXY_UI: "false" to the proxy service environment, run docker compose up -d, then request $B/, $B/mlw/login and $B/web/admin/login</w:t>
+            </w:r>
+          </w:p>
+        </w:tc>
+        <w:tc>
+          <w:tcPr>
+            <w:tcW w:w="3120" w:type="dxa"/>
+            <w:tcBorders/>
+          </w:tcPr>
+          <w:p>
+            <w:pPr>
+              <w:pStyle w:val="Normal"/>
+              <w:widowControl/>
+              <w:spacing w:lineRule="auto" w:line="240" w:before="0" w:after="40"/>
+              <w:jc w:val="left"/>
+              <w:rPr>
+                <w:rFonts w:eastAsia="ＭＳ 明朝" w:cs=""/>
+                <w:kern w:val="0"/>
+                <w:szCs w:val="22"/>
+                <w:lang w:val="en-US" w:eastAsia="en-US" w:bidi="ar-SA"/>
+              </w:rPr>
+            </w:pPr>
+            <w:r>
+              <w:rPr>
+                <w:rFonts w:eastAsia="ＭＳ 明朝" w:cs=""/>
+                <w:kern w:val="0"/>
+                <w:sz w:val="20"/>
+                <w:szCs w:val="22"/>
+                <w:lang w:val="en-US" w:eastAsia="en-US" w:bidi="ar-SA"/>
+              </w:rPr>
+              <w:t xml:space="preserve">/ redirects to SFTPGo (/web/client/login), /mlw/login returns 404, and the SFTPGo page has no "mlw-storage Dashboard" button</w:t>
+            </w:r>
+          </w:p>
+        </w:tc>
+      </w:tr>
+      <w:tr>
+        <w:trPr/>
+        <w:tc>
+          <w:tcPr>
+            <w:tcW w:w="3120" w:type="dxa"/>
+            <w:tcBorders/>
+          </w:tcPr>
+          <w:p>
+            <w:pPr>
+              <w:pStyle w:val="Normal"/>
+              <w:widowControl/>
+              <w:spacing w:lineRule="auto" w:line="240" w:before="0" w:after="40"/>
+              <w:jc w:val="left"/>
+              <w:rPr>
+                <w:rFonts w:eastAsia="ＭＳ 明朝" w:cs=""/>
+                <w:kern w:val="0"/>
+                <w:szCs w:val="22"/>
+                <w:lang w:val="en-US" w:eastAsia="en-US" w:bidi="ar-SA"/>
+              </w:rPr>
+            </w:pPr>
+            <w:r>
+              <w:rPr>
+                <w:rFonts w:eastAsia="ＭＳ 明朝" w:cs=""/>
+                <w:kern w:val="0"/>
+                <w:sz w:val="20"/>
+                <w:szCs w:val="22"/>
+                <w:lang w:val="en-US" w:eastAsia="en-US" w:bidi="ar-SA"/>
+              </w:rPr>
+              <w:t xml:space="preserve">T44</w:t>
+            </w:r>
+          </w:p>
+        </w:tc>
+        <w:tc>
+          <w:tcPr>
+            <w:tcW w:w="3120" w:type="dxa"/>
+            <w:tcBorders/>
+          </w:tcPr>
+          <w:p>
+            <w:pPr>
+              <w:pStyle w:val="Normal"/>
+              <w:widowControl/>
+              <w:spacing w:lineRule="auto" w:line="240" w:before="0" w:after="40"/>
+              <w:jc w:val="left"/>
+              <w:rPr>
+                <w:rFonts w:eastAsia="ＭＳ 明朝" w:cs=""/>
+                <w:kern w:val="0"/>
+                <w:szCs w:val="22"/>
+                <w:lang w:val="en-US" w:eastAsia="en-US" w:bidi="ar-SA"/>
+              </w:rPr>
+            </w:pPr>
+            <w:r>
+              <w:rPr>
+                <w:rFonts w:eastAsia="ＭＳ 明朝" w:cs=""/>
+                <w:kern w:val="0"/>
+                <w:sz w:val="20"/>
+                <w:szCs w:val="22"/>
+                <w:lang w:val="en-US" w:eastAsia="en-US" w:bidi="ar-SA"/>
+              </w:rPr>
+              <w:t xml:space="preserve">Create 25 more users through the REST API (as in section 3, for example pgtest-01 to pgtest-25), open the Dashboard in a browser, and use the arrows below the table: right, right, left, left. Delete the users afterwards</w:t>
+            </w:r>
+          </w:p>
+        </w:tc>
+        <w:tc>
+          <w:tcPr>
+            <w:tcW w:w="3120" w:type="dxa"/>
+            <w:tcBorders/>
+          </w:tcPr>
+          <w:p>
+            <w:pPr>
+              <w:pStyle w:val="Normal"/>
+              <w:widowControl/>
+              <w:spacing w:lineRule="auto" w:line="240" w:before="0" w:after="40"/>
+              <w:jc w:val="left"/>
+              <w:rPr>
+                <w:rFonts w:eastAsia="ＭＳ 明朝" w:cs=""/>
+                <w:kern w:val="0"/>
+                <w:szCs w:val="22"/>
+                <w:lang w:val="en-US" w:eastAsia="en-US" w:bidi="ar-SA"/>
+              </w:rPr>
+            </w:pPr>
+            <w:r>
+              <w:rPr>
+                <w:rFonts w:eastAsia="ＭＳ 明朝" w:cs=""/>
+                <w:kern w:val="0"/>
+                <w:sz w:val="20"/>
+                <w:szCs w:val="22"/>
+                <w:lang w:val="en-US" w:eastAsia="en-US" w:bidi="ar-SA"/>
+              </w:rPr>
+              <w:t xml:space="preserve">First table shows 20 users with the label 1..20 and the left arrow greyed out. Right shows the rest with a label such as 21..N and the right arrow greyed out; a further right click does nothing; left returns to 1..20. The header, counts and SFTPGo administration button do not change, and at a narrow window width only the table scrolls sideways</w:t>
+            </w:r>
+          </w:p>
+        </w:tc>
+      </w:tr>
+    </w:tbl>
+    <w:p>
+      <w:pPr>
+        <w:pStyle w:val="Normal"/>
+        <w:rPr/>
+      </w:pPr>
+      <w:r>
+        <w:rPr/>
+        <w:t xml:space="preserve">Notes for T42: it blocks your own address, so run it last in this section. Remove PROXY_UI from the proxy service afterwards to restore the web UI. To stay signed in for the browser tests, use T38's credentials in a normal window; the session lasts 20 minutes.</w:t>
+      </w:r>
+    </w:p>
+    <w:p>
+      <w:pPr>
+        <w:pStyle w:val="Heading1"/>
+        <w:rPr/>
+      </w:pPr>
+      <w:bookmarkStart w:id="908" w:name="_Toc100008"/>
+      <w:r>
+        <w:rPr/>
         <w:t>6. Failure behaviour</w:t>
       </w:r>
-      <w:bookmarkEnd w:id="907"/>
+      <w:bookmarkEnd w:id="908"/>
     </w:p>
     <w:p>
       <w:pPr>
@@ -5486,12 +6714,12 @@
         <w:pStyle w:val="Heading1"/>
         <w:rPr/>
       </w:pPr>
-      <w:bookmarkStart w:id="908" w:name="_Toc100008"/>
+      <w:bookmarkStart w:id="909" w:name="_Toc100009"/>
       <w:r>
         <w:rPr/>
         <w:t>7. Unit tests and static checks</w:t>
       </w:r>
-      <w:bookmarkEnd w:id="908"/>
+      <w:bookmarkEnd w:id="909"/>
     </w:p>
     <w:p>
       <w:pPr>
@@ -5601,15 +6829,29 @@
     </w:p>
     <w:p>
       <w:pPr>
+        <w:pStyle w:val="ListBullet"/>
+        <w:numPr>
+          <w:ilvl w:val="0"/>
+          <w:numId w:val="1"/>
+        </w:numPr>
+        <w:rPr/>
+      </w:pPr>
+      <w:r>
+        <w:rPr/>
+        <w:t>Web UI: sign-in success, failure and cross-origin refusal (Sec-Fetch-Site, Origin, Referer), sessions (cookie flags, expiry, revoked SFTPGo token, logout), failed-login throttling, the user table (columns, sorting, status, last login, HTML escaping, paging of the user list from SFTPGo, and splitting into tables of 20 with range labels such as 1..20 and arrows), the account menu and the hash of its script in the Content-Security-Policy, and insertion of the Dashboard button into SFTPGo admin pages without touching other responses.</w:t>
+      </w:r>
+    </w:p>
+    <w:p>
+      <w:pPr>
         <w:pStyle w:val="Heading1"/>
         <w:rPr/>
       </w:pPr>
-      <w:bookmarkStart w:id="909" w:name="_Toc100009"/>
+      <w:bookmarkStart w:id="910" w:name="_Toc100010"/>
       <w:r>
         <w:rPr/>
         <w:t>8. Cleanup</w:t>
       </w:r>
-      <w:bookmarkEnd w:id="909"/>
+      <w:bookmarkEnd w:id="910"/>
     </w:p>
     <w:p>
       <w:pPr>
@@ -5648,12 +6890,12 @@
         <w:pStyle w:val="Heading1"/>
         <w:rPr/>
       </w:pPr>
-      <w:bookmarkStart w:id="910" w:name="_Toc100010"/>
+      <w:bookmarkStart w:id="911" w:name="_Toc100011"/>
       <w:r>
         <w:rPr/>
         <w:t>9. Troubleshooting</w:t>
       </w:r>
-      <w:bookmarkEnd w:id="910"/>
+      <w:bookmarkEnd w:id="911"/>
     </w:p>
     <w:tbl>
       <w:tblPr>
@@ -6071,12 +7313,12 @@
         <w:pStyle w:val="Heading1"/>
         <w:rPr/>
       </w:pPr>
-      <w:bookmarkStart w:id="911" w:name="_Toc100011"/>
+      <w:bookmarkStart w:id="912" w:name="_Toc100012"/>
       <w:r>
         <w:rPr/>
         <w:t>10. Known gaps</w:t>
       </w:r>
-      <w:bookmarkEnd w:id="911"/>
+      <w:bookmarkEnd w:id="912"/>
     </w:p>
     <w:p>
       <w:pPr>

--- a/doc/mlw-storage_Testing.docx
+++ b/doc/mlw-storage_Testing.docx
@@ -560,7 +560,7 @@
           <w:rPr>
             <w:b/>
           </w:rPr>
-          <w:t xml:space="preserve">6. Failure behaviour</w:t>
+          <w:t xml:space="preserve">5d. Drive detection tests (optional feature)</w:t>
         </w:r>
         <w:r>
           <w:rPr>
@@ -613,7 +613,7 @@
           <w:rPr>
             <w:b/>
           </w:rPr>
-          <w:t xml:space="preserve">7. Unit tests and static checks</w:t>
+          <w:t xml:space="preserve">6. Failure behaviour</w:t>
         </w:r>
         <w:r>
           <w:rPr>
@@ -643,7 +643,7 @@
           <w:rPr>
             <w:b/>
           </w:rPr>
-          <w:t xml:space="preserve">10</w:t>
+          <w:t xml:space="preserve">12</w:t>
         </w:r>
         <w:r>
           <w:rPr>
@@ -666,7 +666,7 @@
           <w:rPr>
             <w:b/>
           </w:rPr>
-          <w:t xml:space="preserve">8. Cleanup</w:t>
+          <w:t xml:space="preserve">7. Unit tests and static checks</w:t>
         </w:r>
         <w:r>
           <w:rPr>
@@ -696,7 +696,7 @@
           <w:rPr>
             <w:b/>
           </w:rPr>
-          <w:t xml:space="preserve">11</w:t>
+          <w:t xml:space="preserve">12</w:t>
         </w:r>
         <w:r>
           <w:rPr>
@@ -719,7 +719,7 @@
           <w:rPr>
             <w:b/>
           </w:rPr>
-          <w:t xml:space="preserve">9. Troubleshooting</w:t>
+          <w:t xml:space="preserve">8. Cleanup</w:t>
         </w:r>
         <w:r>
           <w:rPr>
@@ -749,7 +749,7 @@
           <w:rPr>
             <w:b/>
           </w:rPr>
-          <w:t xml:space="preserve">12</w:t>
+          <w:t xml:space="preserve">13</w:t>
         </w:r>
         <w:r>
           <w:rPr>
@@ -772,7 +772,7 @@
           <w:rPr>
             <w:b/>
           </w:rPr>
-          <w:t xml:space="preserve">10. Known gaps</w:t>
+          <w:t xml:space="preserve">9. Troubleshooting</w:t>
         </w:r>
         <w:r>
           <w:rPr>
@@ -802,7 +802,60 @@
           <w:rPr>
             <w:b/>
           </w:rPr>
-          <w:t xml:space="preserve">12</w:t>
+          <w:t xml:space="preserve">14</w:t>
+        </w:r>
+        <w:r>
+          <w:rPr>
+            <w:b/>
+          </w:rPr>
+          <w:fldChar w:fldCharType="end"/>
+        </w:r>
+      </w:hyperlink>
+    </w:p>
+    <w:p>
+      <w:pPr>
+        <w:tabs>
+          <w:tab w:pos="9360" w:val="right" w:leader="dot"/>
+        </w:tabs>
+        <w:spacing w:after="80" w:before="120"/>
+        <w:ind w:left="0"/>
+      </w:pPr>
+      <w:hyperlink w:anchor="_Toc100013" w:history="1">
+        <w:r>
+          <w:rPr>
+            <w:b/>
+          </w:rPr>
+          <w:t xml:space="preserve">10. Known gaps</w:t>
+        </w:r>
+        <w:r>
+          <w:rPr>
+            <w:b/>
+          </w:rPr>
+          <w:tab/>
+        </w:r>
+        <w:r>
+          <w:rPr>
+            <w:b/>
+          </w:rPr>
+          <w:fldChar w:fldCharType="begin"/>
+        </w:r>
+        <w:r>
+          <w:rPr>
+            <w:b/>
+          </w:rPr>
+          <w:instrText xml:space="preserve"> PAGEREF _Toc100013 \h </w:instrText>
+        </w:r>
+        <w:r>
+          <w:rPr>
+            <w:b/>
+          </w:rPr>
+          <w:fldChar w:fldCharType="separate"/>
+        </w:r>
+        <w:r>
+          <w:rPr>
+            <w:b/>
+          </w:rPr>
+          <w:t xml:space="preserve">14</w:t>
         </w:r>
         <w:r>
           <w:rPr>
@@ -933,6 +986,20 @@
       <w:r>
         <w:rPr/>
         <w:t xml:space="preserve">For the production tests (section 5b): a pinned SFTPGo tag in SFTPGO_VERSION in .env (for example v2.7.6), and the development stack stopped, because both stacks use the same container names and ports.</w:t>
+      </w:r>
+    </w:p>
+    <w:p>
+      <w:pPr>
+        <w:pStyle w:val="ListBullet"/>
+        <w:numPr>
+          <w:ilvl w:val="0"/>
+          <w:numId w:val="1"/>
+        </w:numPr>
+        <w:rPr/>
+      </w:pPr>
+      <w:r>
+        <w:rPr/>
+        <w:t xml:space="preserve">For the drive detection tests (section 5d): a USB or external drive, or a disk image attached with udisksctl (udisks2) and made with mkfs.vfat (dosfstools); a desktop session that mounts drives under /media.</w:t>
       </w:r>
     </w:p>
     <w:p>
@@ -6180,9 +6247,1024 @@
       <w:bookmarkStart w:id="908" w:name="_Toc100008"/>
       <w:r>
         <w:rPr/>
+        <w:t>5d. Drive detection tests (optional feature)</w:t>
+      </w:r>
+      <w:bookmarkEnd w:id="908"/>
+    </w:p>
+    <w:p>
+      <w:pPr>
+        <w:pStyle w:val="Normal"/>
+        <w:rPr/>
+      </w:pPr>
+      <w:r>
+        <w:rPr/>
+        <w:t xml:space="preserve">Enable the feature in .env, restart, and sign in to the web UI. Use a real USB or external drive. To try the feature without one, create and attach a disk image; a loop device is virtual, so the first test shows that it is ignored, and then MLW_MEDIA_INCLUDE_VIRTUAL=true lets the later tests use it:</w:t>
+      </w:r>
+    </w:p>
+    <w:p>
+      <w:pPr>
+        <w:pStyle w:val="Normal"/>
+        <w:ind w:left="288"/>
+        <w:rPr/>
+      </w:pPr>
+      <w:r>
+        <w:rPr>
+          <w:rFonts w:eastAsia="Consolas" w:ascii="Consolas" w:hAnsi="Consolas"/>
+          <w:sz w:val="18"/>
+        </w:rPr>
+        <w:t xml:space="preserve">COMPOSE_FILE=docker-compose.yml:docker-compose.media.yml</w:t>
+        <w:br/>
+        <w:t xml:space="preserve"/>
+        <w:br/>
+        <w:t xml:space="preserve">docker compose up -d --build</w:t>
+        <w:br/>
+        <w:t xml:space="preserve"/>
+        <w:br/>
+        <w:t xml:space="preserve">truncate -s 64M usb.img &amp;&amp; mkfs.vfat -n MLWTEST usb.img</w:t>
+        <w:br/>
+        <w:t xml:space="preserve">udisksctl loop-setup -f usb.img     # prints /dev/loopN</w:t>
+        <w:br/>
+        <w:t xml:space="preserve">udisksctl mount -b /dev/loopN       # mounts under /media/&lt;user&gt;/MLWTEST</w:t>
+      </w:r>
+    </w:p>
+    <w:tbl>
+      <w:tblPr>
+        <w:tblStyle w:val="TableGrid"/>
+        <w:tblW w:w="9360" w:type="dxa"/>
+        <w:jc w:val="left"/>
+        <w:tblInd w:w="0" w:type="dxa"/>
+        <w:tblLayout w:type="fixed"/>
+        <w:tblCellMar>
+          <w:top w:w="0" w:type="dxa"/>
+          <w:left w:w="108" w:type="dxa"/>
+          <w:bottom w:w="0" w:type="dxa"/>
+          <w:right w:w="108" w:type="dxa"/>
+        </w:tblCellMar>
+        <w:tblLook w:val="04a0" w:noHBand="0" w:noVBand="1" w:firstColumn="1" w:lastRow="0" w:lastColumn="0" w:firstRow="1"/>
+      </w:tblPr>
+      <w:tblGrid>
+        <w:gridCol w:w="3120"/>
+        <w:gridCol w:w="3120"/>
+        <w:gridCol w:w="3120"/>
+      </w:tblGrid>
+      <w:tr>
+        <w:trPr/>
+        <w:tc>
+          <w:tcPr>
+            <w:tcW w:w="3120" w:type="dxa"/>
+            <w:tcBorders/>
+            <w:shd w:color="auto" w:fill="DCE6F1" w:val="clear"/>
+          </w:tcPr>
+          <w:p>
+            <w:pPr>
+              <w:pStyle w:val="Normal"/>
+              <w:widowControl/>
+              <w:spacing w:lineRule="auto" w:line="240" w:before="0" w:after="40"/>
+              <w:jc w:val="left"/>
+              <w:rPr>
+                <w:rFonts w:eastAsia="ＭＳ 明朝" w:cs=""/>
+                <w:kern w:val="0"/>
+                <w:szCs w:val="22"/>
+                <w:lang w:val="en-US" w:eastAsia="en-US" w:bidi="ar-SA"/>
+              </w:rPr>
+            </w:pPr>
+            <w:r>
+              <w:rPr>
+                <w:rFonts w:eastAsia="ＭＳ 明朝" w:cs=""/>
+                <w:b/>
+                <w:kern w:val="0"/>
+                <w:sz w:val="20"/>
+                <w:szCs w:val="22"/>
+                <w:lang w:val="en-US" w:eastAsia="en-US" w:bidi="ar-SA"/>
+              </w:rPr>
+              <w:t xml:space="preserve">ID</w:t>
+            </w:r>
+          </w:p>
+        </w:tc>
+        <w:tc>
+          <w:tcPr>
+            <w:tcW w:w="3120" w:type="dxa"/>
+            <w:tcBorders/>
+            <w:shd w:color="auto" w:fill="DCE6F1" w:val="clear"/>
+          </w:tcPr>
+          <w:p>
+            <w:pPr>
+              <w:pStyle w:val="Normal"/>
+              <w:widowControl/>
+              <w:spacing w:lineRule="auto" w:line="240" w:before="0" w:after="40"/>
+              <w:jc w:val="left"/>
+              <w:rPr>
+                <w:rFonts w:eastAsia="ＭＳ 明朝" w:cs=""/>
+                <w:kern w:val="0"/>
+                <w:szCs w:val="22"/>
+                <w:lang w:val="en-US" w:eastAsia="en-US" w:bidi="ar-SA"/>
+              </w:rPr>
+            </w:pPr>
+            <w:r>
+              <w:rPr>
+                <w:rFonts w:eastAsia="ＭＳ 明朝" w:cs=""/>
+                <w:b/>
+                <w:kern w:val="0"/>
+                <w:sz w:val="20"/>
+                <w:szCs w:val="22"/>
+                <w:lang w:val="en-US" w:eastAsia="en-US" w:bidi="ar-SA"/>
+              </w:rPr>
+              <w:t xml:space="preserve">Test</w:t>
+            </w:r>
+          </w:p>
+        </w:tc>
+        <w:tc>
+          <w:tcPr>
+            <w:tcW w:w="3120" w:type="dxa"/>
+            <w:tcBorders/>
+            <w:shd w:color="auto" w:fill="DCE6F1" w:val="clear"/>
+          </w:tcPr>
+          <w:p>
+            <w:pPr>
+              <w:pStyle w:val="Normal"/>
+              <w:widowControl/>
+              <w:spacing w:lineRule="auto" w:line="240" w:before="0" w:after="40"/>
+              <w:jc w:val="left"/>
+              <w:rPr>
+                <w:rFonts w:eastAsia="ＭＳ 明朝" w:cs=""/>
+                <w:kern w:val="0"/>
+                <w:szCs w:val="22"/>
+                <w:lang w:val="en-US" w:eastAsia="en-US" w:bidi="ar-SA"/>
+              </w:rPr>
+            </w:pPr>
+            <w:r>
+              <w:rPr>
+                <w:rFonts w:eastAsia="ＭＳ 明朝" w:cs=""/>
+                <w:b/>
+                <w:kern w:val="0"/>
+                <w:sz w:val="20"/>
+                <w:szCs w:val="22"/>
+                <w:lang w:val="en-US" w:eastAsia="en-US" w:bidi="ar-SA"/>
+              </w:rPr>
+              <w:t xml:space="preserve">Expected result</w:t>
+            </w:r>
+          </w:p>
+        </w:tc>
+      </w:tr>
+      <w:tr>
+        <w:trPr/>
+        <w:tc>
+          <w:tcPr>
+            <w:tcW w:w="3120" w:type="dxa"/>
+            <w:tcBorders/>
+          </w:tcPr>
+          <w:p>
+            <w:pPr>
+              <w:pStyle w:val="Normal"/>
+              <w:widowControl/>
+              <w:spacing w:lineRule="auto" w:line="240" w:before="0" w:after="40"/>
+              <w:jc w:val="left"/>
+              <w:rPr>
+                <w:rFonts w:eastAsia="ＭＳ 明朝" w:cs=""/>
+                <w:kern w:val="0"/>
+                <w:szCs w:val="22"/>
+                <w:lang w:val="en-US" w:eastAsia="en-US" w:bidi="ar-SA"/>
+              </w:rPr>
+            </w:pPr>
+            <w:r>
+              <w:rPr>
+                <w:rFonts w:eastAsia="ＭＳ 明朝" w:cs=""/>
+                <w:kern w:val="0"/>
+                <w:sz w:val="20"/>
+                <w:szCs w:val="22"/>
+                <w:lang w:val="en-US" w:eastAsia="en-US" w:bidi="ar-SA"/>
+              </w:rPr>
+              <w:t xml:space="preserve">T45</w:t>
+            </w:r>
+          </w:p>
+        </w:tc>
+        <w:tc>
+          <w:tcPr>
+            <w:tcW w:w="3120" w:type="dxa"/>
+            <w:tcBorders/>
+          </w:tcPr>
+          <w:p>
+            <w:pPr>
+              <w:pStyle w:val="Normal"/>
+              <w:widowControl/>
+              <w:spacing w:lineRule="auto" w:line="240" w:before="0" w:after="40"/>
+              <w:jc w:val="left"/>
+              <w:rPr>
+                <w:rFonts w:eastAsia="ＭＳ 明朝" w:cs=""/>
+                <w:kern w:val="0"/>
+                <w:szCs w:val="22"/>
+                <w:lang w:val="en-US" w:eastAsia="en-US" w:bidi="ar-SA"/>
+              </w:rPr>
+            </w:pPr>
+            <w:r>
+              <w:rPr>
+                <w:rFonts w:eastAsia="ＭＳ 明朝" w:cs=""/>
+                <w:kern w:val="0"/>
+                <w:sz w:val="20"/>
+                <w:szCs w:val="22"/>
+                <w:lang w:val="en-US" w:eastAsia="en-US" w:bidi="ar-SA"/>
+              </w:rPr>
+              <w:t xml:space="preserve">docker compose logs proxy | grep media, then docker inspect mlw-proxy -f '{{range .Mounts}}{{.Destination}} {{.Propagation}} rw={{.RW}}{{"\n"}}{{end}}'</w:t>
+            </w:r>
+          </w:p>
+        </w:tc>
+        <w:tc>
+          <w:tcPr>
+            <w:tcW w:w="3120" w:type="dxa"/>
+            <w:tcBorders/>
+          </w:tcPr>
+          <w:p>
+            <w:pPr>
+              <w:pStyle w:val="Normal"/>
+              <w:widowControl/>
+              <w:spacing w:lineRule="auto" w:line="240" w:before="0" w:after="40"/>
+              <w:jc w:val="left"/>
+              <w:rPr>
+                <w:rFonts w:eastAsia="ＭＳ 明朝" w:cs=""/>
+                <w:kern w:val="0"/>
+                <w:szCs w:val="22"/>
+                <w:lang w:val="en-US" w:eastAsia="en-US" w:bidi="ar-SA"/>
+              </w:rPr>
+            </w:pPr>
+            <w:r>
+              <w:rPr>
+                <w:rFonts w:eastAsia="ＭＳ 明朝" w:cs=""/>
+                <w:kern w:val="0"/>
+                <w:sz w:val="20"/>
+                <w:szCs w:val="22"/>
+                <w:lang w:val="en-US" w:eastAsia="en-US" w:bidi="ar-SA"/>
+              </w:rPr>
+              <w:t xml:space="preserve">"media: watching mounts below /host/media (host /media) for physical drives"; /host/media is rslave and rw=false; /run/udev is rw=false</w:t>
+            </w:r>
+          </w:p>
+        </w:tc>
+      </w:tr>
+      <w:tr>
+        <w:trPr/>
+        <w:tc>
+          <w:tcPr>
+            <w:tcW w:w="3120" w:type="dxa"/>
+            <w:tcBorders/>
+          </w:tcPr>
+          <w:p>
+            <w:pPr>
+              <w:pStyle w:val="Normal"/>
+              <w:widowControl/>
+              <w:spacing w:lineRule="auto" w:line="240" w:before="0" w:after="40"/>
+              <w:jc w:val="left"/>
+              <w:rPr>
+                <w:rFonts w:eastAsia="ＭＳ 明朝" w:cs=""/>
+                <w:kern w:val="0"/>
+                <w:szCs w:val="22"/>
+                <w:lang w:val="en-US" w:eastAsia="en-US" w:bidi="ar-SA"/>
+              </w:rPr>
+            </w:pPr>
+            <w:r>
+              <w:rPr>
+                <w:rFonts w:eastAsia="ＭＳ 明朝" w:cs=""/>
+                <w:kern w:val="0"/>
+                <w:sz w:val="20"/>
+                <w:szCs w:val="22"/>
+                <w:lang w:val="en-US" w:eastAsia="en-US" w:bidi="ar-SA"/>
+              </w:rPr>
+              <w:t xml:space="preserve">T46</w:t>
+            </w:r>
+          </w:p>
+        </w:tc>
+        <w:tc>
+          <w:tcPr>
+            <w:tcW w:w="3120" w:type="dxa"/>
+            <w:tcBorders/>
+          </w:tcPr>
+          <w:p>
+            <w:pPr>
+              <w:pStyle w:val="Normal"/>
+              <w:widowControl/>
+              <w:spacing w:lineRule="auto" w:line="240" w:before="0" w:after="40"/>
+              <w:jc w:val="left"/>
+              <w:rPr>
+                <w:rFonts w:eastAsia="ＭＳ 明朝" w:cs=""/>
+                <w:kern w:val="0"/>
+                <w:szCs w:val="22"/>
+                <w:lang w:val="en-US" w:eastAsia="en-US" w:bidi="ar-SA"/>
+              </w:rPr>
+            </w:pPr>
+            <w:r>
+              <w:rPr>
+                <w:rFonts w:eastAsia="ＭＳ 明朝" w:cs=""/>
+                <w:kern w:val="0"/>
+                <w:sz w:val="20"/>
+                <w:szCs w:val="22"/>
+                <w:lang w:val="en-US" w:eastAsia="en-US" w:bidi="ar-SA"/>
+              </w:rPr>
+              <w:t xml:space="preserve">Leave the stack idle for 10 seconds, then docker stats --no-stream mlw-proxy</w:t>
+            </w:r>
+          </w:p>
+        </w:tc>
+        <w:tc>
+          <w:tcPr>
+            <w:tcW w:w="3120" w:type="dxa"/>
+            <w:tcBorders/>
+          </w:tcPr>
+          <w:p>
+            <w:pPr>
+              <w:pStyle w:val="Normal"/>
+              <w:widowControl/>
+              <w:spacing w:lineRule="auto" w:line="240" w:before="0" w:after="40"/>
+              <w:jc w:val="left"/>
+              <w:rPr>
+                <w:rFonts w:eastAsia="ＭＳ 明朝" w:cs=""/>
+                <w:kern w:val="0"/>
+                <w:szCs w:val="22"/>
+                <w:lang w:val="en-US" w:eastAsia="en-US" w:bidi="ar-SA"/>
+              </w:rPr>
+            </w:pPr>
+            <w:r>
+              <w:rPr>
+                <w:rFonts w:eastAsia="ＭＳ 明朝" w:cs=""/>
+                <w:kern w:val="0"/>
+                <w:sz w:val="20"/>
+                <w:szCs w:val="22"/>
+                <w:lang w:val="en-US" w:eastAsia="en-US" w:bidi="ar-SA"/>
+              </w:rPr>
+              <w:t xml:space="preserve">CPU 0.00%: the gateway waits in epoll_wait and does no polling</w:t>
+            </w:r>
+          </w:p>
+        </w:tc>
+      </w:tr>
+      <w:tr>
+        <w:trPr/>
+        <w:tc>
+          <w:tcPr>
+            <w:tcW w:w="3120" w:type="dxa"/>
+            <w:tcBorders/>
+          </w:tcPr>
+          <w:p>
+            <w:pPr>
+              <w:pStyle w:val="Normal"/>
+              <w:widowControl/>
+              <w:spacing w:lineRule="auto" w:line="240" w:before="0" w:after="40"/>
+              <w:jc w:val="left"/>
+              <w:rPr>
+                <w:rFonts w:eastAsia="ＭＳ 明朝" w:cs=""/>
+                <w:kern w:val="0"/>
+                <w:szCs w:val="22"/>
+                <w:lang w:val="en-US" w:eastAsia="en-US" w:bidi="ar-SA"/>
+              </w:rPr>
+            </w:pPr>
+            <w:r>
+              <w:rPr>
+                <w:rFonts w:eastAsia="ＭＳ 明朝" w:cs=""/>
+                <w:kern w:val="0"/>
+                <w:sz w:val="20"/>
+                <w:szCs w:val="22"/>
+                <w:lang w:val="en-US" w:eastAsia="en-US" w:bidi="ar-SA"/>
+              </w:rPr>
+              <w:t xml:space="preserve">T47</w:t>
+            </w:r>
+          </w:p>
+        </w:tc>
+        <w:tc>
+          <w:tcPr>
+            <w:tcW w:w="3120" w:type="dxa"/>
+            <w:tcBorders/>
+          </w:tcPr>
+          <w:p>
+            <w:pPr>
+              <w:pStyle w:val="Normal"/>
+              <w:widowControl/>
+              <w:spacing w:lineRule="auto" w:line="240" w:before="0" w:after="40"/>
+              <w:jc w:val="left"/>
+              <w:rPr>
+                <w:rFonts w:eastAsia="ＭＳ 明朝" w:cs=""/>
+                <w:kern w:val="0"/>
+                <w:szCs w:val="22"/>
+                <w:lang w:val="en-US" w:eastAsia="en-US" w:bidi="ar-SA"/>
+              </w:rPr>
+            </w:pPr>
+            <w:r>
+              <w:rPr>
+                <w:rFonts w:eastAsia="ＭＳ 明朝" w:cs=""/>
+                <w:kern w:val="0"/>
+                <w:sz w:val="20"/>
+                <w:szCs w:val="22"/>
+                <w:lang w:val="en-US" w:eastAsia="en-US" w:bidi="ar-SA"/>
+              </w:rPr>
+              <w:t xml:space="preserve">With the default settings, attach and mount the disk image (loop device) while the stack runs, with the Drives page open</w:t>
+            </w:r>
+          </w:p>
+        </w:tc>
+        <w:tc>
+          <w:tcPr>
+            <w:tcW w:w="3120" w:type="dxa"/>
+            <w:tcBorders/>
+          </w:tcPr>
+          <w:p>
+            <w:pPr>
+              <w:pStyle w:val="Normal"/>
+              <w:widowControl/>
+              <w:spacing w:lineRule="auto" w:line="240" w:before="0" w:after="40"/>
+              <w:jc w:val="left"/>
+              <w:rPr>
+                <w:rFonts w:eastAsia="ＭＳ 明朝" w:cs=""/>
+                <w:kern w:val="0"/>
+                <w:szCs w:val="22"/>
+                <w:lang w:val="en-US" w:eastAsia="en-US" w:bidi="ar-SA"/>
+              </w:rPr>
+            </w:pPr>
+            <w:r>
+              <w:rPr>
+                <w:rFonts w:eastAsia="ＭＳ 明朝" w:cs=""/>
+                <w:kern w:val="0"/>
+                <w:sz w:val="20"/>
+                <w:szCs w:val="22"/>
+                <w:lang w:val="en-US" w:eastAsia="en-US" w:bidi="ar-SA"/>
+              </w:rPr>
+              <w:t xml:space="preserve">No "media: mounted" log line and nothing on the Drives page: virtual devices are ignored</w:t>
+            </w:r>
+          </w:p>
+        </w:tc>
+      </w:tr>
+      <w:tr>
+        <w:trPr/>
+        <w:tc>
+          <w:tcPr>
+            <w:tcW w:w="3120" w:type="dxa"/>
+            <w:tcBorders/>
+          </w:tcPr>
+          <w:p>
+            <w:pPr>
+              <w:pStyle w:val="Normal"/>
+              <w:widowControl/>
+              <w:spacing w:lineRule="auto" w:line="240" w:before="0" w:after="40"/>
+              <w:jc w:val="left"/>
+              <w:rPr>
+                <w:rFonts w:eastAsia="ＭＳ 明朝" w:cs=""/>
+                <w:kern w:val="0"/>
+                <w:szCs w:val="22"/>
+                <w:lang w:val="en-US" w:eastAsia="en-US" w:bidi="ar-SA"/>
+              </w:rPr>
+            </w:pPr>
+            <w:r>
+              <w:rPr>
+                <w:rFonts w:eastAsia="ＭＳ 明朝" w:cs=""/>
+                <w:kern w:val="0"/>
+                <w:sz w:val="20"/>
+                <w:szCs w:val="22"/>
+                <w:lang w:val="en-US" w:eastAsia="en-US" w:bidi="ar-SA"/>
+              </w:rPr>
+              <w:t xml:space="preserve">T48</w:t>
+            </w:r>
+          </w:p>
+        </w:tc>
+        <w:tc>
+          <w:tcPr>
+            <w:tcW w:w="3120" w:type="dxa"/>
+            <w:tcBorders/>
+          </w:tcPr>
+          <w:p>
+            <w:pPr>
+              <w:pStyle w:val="Normal"/>
+              <w:widowControl/>
+              <w:spacing w:lineRule="auto" w:line="240" w:before="0" w:after="40"/>
+              <w:jc w:val="left"/>
+              <w:rPr>
+                <w:rFonts w:eastAsia="ＭＳ 明朝" w:cs=""/>
+                <w:kern w:val="0"/>
+                <w:szCs w:val="22"/>
+                <w:lang w:val="en-US" w:eastAsia="en-US" w:bidi="ar-SA"/>
+              </w:rPr>
+            </w:pPr>
+            <w:r>
+              <w:rPr>
+                <w:rFonts w:eastAsia="ＭＳ 明朝" w:cs=""/>
+                <w:kern w:val="0"/>
+                <w:sz w:val="20"/>
+                <w:szCs w:val="22"/>
+                <w:lang w:val="en-US" w:eastAsia="en-US" w:bidi="ar-SA"/>
+              </w:rPr>
+              <w:t xml:space="preserve">Plug in a real drive (or set MLW_MEDIA_INCLUDE_VIRTUAL=true, run docker compose up -d, and mount the image again), with the Drives page open</w:t>
+            </w:r>
+          </w:p>
+        </w:tc>
+        <w:tc>
+          <w:tcPr>
+            <w:tcW w:w="3120" w:type="dxa"/>
+            <w:tcBorders/>
+          </w:tcPr>
+          <w:p>
+            <w:pPr>
+              <w:pStyle w:val="Normal"/>
+              <w:widowControl/>
+              <w:spacing w:lineRule="auto" w:line="240" w:before="0" w:after="40"/>
+              <w:jc w:val="left"/>
+              <w:rPr>
+                <w:rFonts w:eastAsia="ＭＳ 明朝" w:cs=""/>
+                <w:kern w:val="0"/>
+                <w:szCs w:val="22"/>
+                <w:lang w:val="en-US" w:eastAsia="en-US" w:bidi="ar-SA"/>
+              </w:rPr>
+            </w:pPr>
+            <w:r>
+              <w:rPr>
+                <w:rFonts w:eastAsia="ＭＳ 明朝" w:cs=""/>
+                <w:kern w:val="0"/>
+                <w:sz w:val="20"/>
+                <w:szCs w:val="22"/>
+                <w:lang w:val="en-US" w:eastAsia="en-US" w:bidi="ar-SA"/>
+              </w:rPr>
+              <w:t xml:space="preserve">Log line "media: mounted &lt;label&gt; (/dev/...) at /media/..." within a second; the page adds the drive without a reload as "New: not enabled" with Enable and Ignore, and a red count appears on the Drives link on every page</w:t>
+            </w:r>
+          </w:p>
+        </w:tc>
+      </w:tr>
+      <w:tr>
+        <w:trPr/>
+        <w:tc>
+          <w:tcPr>
+            <w:tcW w:w="3120" w:type="dxa"/>
+            <w:tcBorders/>
+          </w:tcPr>
+          <w:p>
+            <w:pPr>
+              <w:pStyle w:val="Normal"/>
+              <w:widowControl/>
+              <w:spacing w:lineRule="auto" w:line="240" w:before="0" w:after="40"/>
+              <w:jc w:val="left"/>
+              <w:rPr>
+                <w:rFonts w:eastAsia="ＭＳ 明朝" w:cs=""/>
+                <w:kern w:val="0"/>
+                <w:szCs w:val="22"/>
+                <w:lang w:val="en-US" w:eastAsia="en-US" w:bidi="ar-SA"/>
+              </w:rPr>
+            </w:pPr>
+            <w:r>
+              <w:rPr>
+                <w:rFonts w:eastAsia="ＭＳ 明朝" w:cs=""/>
+                <w:kern w:val="0"/>
+                <w:sz w:val="20"/>
+                <w:szCs w:val="22"/>
+                <w:lang w:val="en-US" w:eastAsia="en-US" w:bidi="ar-SA"/>
+              </w:rPr>
+              <w:t xml:space="preserve">T49</w:t>
+            </w:r>
+          </w:p>
+        </w:tc>
+        <w:tc>
+          <w:tcPr>
+            <w:tcW w:w="3120" w:type="dxa"/>
+            <w:tcBorders/>
+          </w:tcPr>
+          <w:p>
+            <w:pPr>
+              <w:pStyle w:val="Normal"/>
+              <w:widowControl/>
+              <w:spacing w:lineRule="auto" w:line="240" w:before="0" w:after="40"/>
+              <w:jc w:val="left"/>
+              <w:rPr>
+                <w:rFonts w:eastAsia="ＭＳ 明朝" w:cs=""/>
+                <w:kern w:val="0"/>
+                <w:szCs w:val="22"/>
+                <w:lang w:val="en-US" w:eastAsia="en-US" w:bidi="ar-SA"/>
+              </w:rPr>
+            </w:pPr>
+            <w:r>
+              <w:rPr>
+                <w:rFonts w:eastAsia="ＭＳ 明朝" w:cs=""/>
+                <w:kern w:val="0"/>
+                <w:sz w:val="20"/>
+                <w:szCs w:val="22"/>
+                <w:lang w:val="en-US" w:eastAsia="en-US" w:bidi="ar-SA"/>
+              </w:rPr>
+              <w:t xml:space="preserve">Press Enable</w:t>
+            </w:r>
+          </w:p>
+        </w:tc>
+        <w:tc>
+          <w:tcPr>
+            <w:tcW w:w="3120" w:type="dxa"/>
+            <w:tcBorders/>
+          </w:tcPr>
+          <w:p>
+            <w:pPr>
+              <w:pStyle w:val="Normal"/>
+              <w:widowControl/>
+              <w:spacing w:lineRule="auto" w:line="240" w:before="0" w:after="40"/>
+              <w:jc w:val="left"/>
+              <w:rPr>
+                <w:rFonts w:eastAsia="ＭＳ 明朝" w:cs=""/>
+                <w:kern w:val="0"/>
+                <w:szCs w:val="22"/>
+                <w:lang w:val="en-US" w:eastAsia="en-US" w:bidi="ar-SA"/>
+              </w:rPr>
+            </w:pPr>
+            <w:r>
+              <w:rPr>
+                <w:rFonts w:eastAsia="ＭＳ 明朝" w:cs=""/>
+                <w:kern w:val="0"/>
+                <w:sz w:val="20"/>
+                <w:szCs w:val="22"/>
+                <w:lang w:val="en-US" w:eastAsia="en-US" w:bidi="ar-SA"/>
+              </w:rPr>
+              <w:t xml:space="preserve">Status becomes Available, the button becomes Disable and the red count disappears; nothing changes in SFTPGo (user list unchanged)</w:t>
+            </w:r>
+          </w:p>
+        </w:tc>
+      </w:tr>
+      <w:tr>
+        <w:trPr/>
+        <w:tc>
+          <w:tcPr>
+            <w:tcW w:w="3120" w:type="dxa"/>
+            <w:tcBorders/>
+          </w:tcPr>
+          <w:p>
+            <w:pPr>
+              <w:pStyle w:val="Normal"/>
+              <w:widowControl/>
+              <w:spacing w:lineRule="auto" w:line="240" w:before="0" w:after="40"/>
+              <w:jc w:val="left"/>
+              <w:rPr>
+                <w:rFonts w:eastAsia="ＭＳ 明朝" w:cs=""/>
+                <w:kern w:val="0"/>
+                <w:szCs w:val="22"/>
+                <w:lang w:val="en-US" w:eastAsia="en-US" w:bidi="ar-SA"/>
+              </w:rPr>
+            </w:pPr>
+            <w:r>
+              <w:rPr>
+                <w:rFonts w:eastAsia="ＭＳ 明朝" w:cs=""/>
+                <w:kern w:val="0"/>
+                <w:sz w:val="20"/>
+                <w:szCs w:val="22"/>
+                <w:lang w:val="en-US" w:eastAsia="en-US" w:bidi="ar-SA"/>
+              </w:rPr>
+              <w:t xml:space="preserve">T50</w:t>
+            </w:r>
+          </w:p>
+        </w:tc>
+        <w:tc>
+          <w:tcPr>
+            <w:tcW w:w="3120" w:type="dxa"/>
+            <w:tcBorders/>
+          </w:tcPr>
+          <w:p>
+            <w:pPr>
+              <w:pStyle w:val="Normal"/>
+              <w:widowControl/>
+              <w:spacing w:lineRule="auto" w:line="240" w:before="0" w:after="40"/>
+              <w:jc w:val="left"/>
+              <w:rPr>
+                <w:rFonts w:eastAsia="ＭＳ 明朝" w:cs=""/>
+                <w:kern w:val="0"/>
+                <w:szCs w:val="22"/>
+                <w:lang w:val="en-US" w:eastAsia="en-US" w:bidi="ar-SA"/>
+              </w:rPr>
+            </w:pPr>
+            <w:r>
+              <w:rPr>
+                <w:rFonts w:eastAsia="ＭＳ 明朝" w:cs=""/>
+                <w:kern w:val="0"/>
+                <w:sz w:val="20"/>
+                <w:szCs w:val="22"/>
+                <w:lang w:val="en-US" w:eastAsia="en-US" w:bidi="ar-SA"/>
+              </w:rPr>
+              <w:t xml:space="preserve">Unmount the drive (udisksctl unmount -b /dev/loopN, or eject)</w:t>
+            </w:r>
+          </w:p>
+        </w:tc>
+        <w:tc>
+          <w:tcPr>
+            <w:tcW w:w="3120" w:type="dxa"/>
+            <w:tcBorders/>
+          </w:tcPr>
+          <w:p>
+            <w:pPr>
+              <w:pStyle w:val="Normal"/>
+              <w:widowControl/>
+              <w:spacing w:lineRule="auto" w:line="240" w:before="0" w:after="40"/>
+              <w:jc w:val="left"/>
+              <w:rPr>
+                <w:rFonts w:eastAsia="ＭＳ 明朝" w:cs=""/>
+                <w:kern w:val="0"/>
+                <w:szCs w:val="22"/>
+                <w:lang w:val="en-US" w:eastAsia="en-US" w:bidi="ar-SA"/>
+              </w:rPr>
+            </w:pPr>
+            <w:r>
+              <w:rPr>
+                <w:rFonts w:eastAsia="ＭＳ 明朝" w:cs=""/>
+                <w:kern w:val="0"/>
+                <w:sz w:val="20"/>
+                <w:szCs w:val="22"/>
+                <w:lang w:val="en-US" w:eastAsia="en-US" w:bidi="ar-SA"/>
+              </w:rPr>
+              <w:t xml:space="preserve">Log line "media: unmounted ..."; the page changes without a reload to "Not mounted" with a Remove button</w:t>
+            </w:r>
+          </w:p>
+        </w:tc>
+      </w:tr>
+      <w:tr>
+        <w:trPr/>
+        <w:tc>
+          <w:tcPr>
+            <w:tcW w:w="3120" w:type="dxa"/>
+            <w:tcBorders/>
+          </w:tcPr>
+          <w:p>
+            <w:pPr>
+              <w:pStyle w:val="Normal"/>
+              <w:widowControl/>
+              <w:spacing w:lineRule="auto" w:line="240" w:before="0" w:after="40"/>
+              <w:jc w:val="left"/>
+              <w:rPr>
+                <w:rFonts w:eastAsia="ＭＳ 明朝" w:cs=""/>
+                <w:kern w:val="0"/>
+                <w:szCs w:val="22"/>
+                <w:lang w:val="en-US" w:eastAsia="en-US" w:bidi="ar-SA"/>
+              </w:rPr>
+            </w:pPr>
+            <w:r>
+              <w:rPr>
+                <w:rFonts w:eastAsia="ＭＳ 明朝" w:cs=""/>
+                <w:kern w:val="0"/>
+                <w:sz w:val="20"/>
+                <w:szCs w:val="22"/>
+                <w:lang w:val="en-US" w:eastAsia="en-US" w:bidi="ar-SA"/>
+              </w:rPr>
+              <w:t xml:space="preserve">T51</w:t>
+            </w:r>
+          </w:p>
+        </w:tc>
+        <w:tc>
+          <w:tcPr>
+            <w:tcW w:w="3120" w:type="dxa"/>
+            <w:tcBorders/>
+          </w:tcPr>
+          <w:p>
+            <w:pPr>
+              <w:pStyle w:val="Normal"/>
+              <w:widowControl/>
+              <w:spacing w:lineRule="auto" w:line="240" w:before="0" w:after="40"/>
+              <w:jc w:val="left"/>
+              <w:rPr>
+                <w:rFonts w:eastAsia="ＭＳ 明朝" w:cs=""/>
+                <w:kern w:val="0"/>
+                <w:szCs w:val="22"/>
+                <w:lang w:val="en-US" w:eastAsia="en-US" w:bidi="ar-SA"/>
+              </w:rPr>
+            </w:pPr>
+            <w:r>
+              <w:rPr>
+                <w:rFonts w:eastAsia="ＭＳ 明朝" w:cs=""/>
+                <w:kern w:val="0"/>
+                <w:sz w:val="20"/>
+                <w:szCs w:val="22"/>
+                <w:lang w:val="en-US" w:eastAsia="en-US" w:bidi="ar-SA"/>
+              </w:rPr>
+              <w:t xml:space="preserve">Mount the drive again; then run docker compose restart proxy, sign in again and mount it once more. Also docker run --rm -v mlw-storage_proxy-state:/s alpine cat /s/media.json</w:t>
+            </w:r>
+          </w:p>
+        </w:tc>
+        <w:tc>
+          <w:tcPr>
+            <w:tcW w:w="3120" w:type="dxa"/>
+            <w:tcBorders/>
+          </w:tcPr>
+          <w:p>
+            <w:pPr>
+              <w:pStyle w:val="Normal"/>
+              <w:widowControl/>
+              <w:spacing w:lineRule="auto" w:line="240" w:before="0" w:after="40"/>
+              <w:jc w:val="left"/>
+              <w:rPr>
+                <w:rFonts w:eastAsia="ＭＳ 明朝" w:cs=""/>
+                <w:kern w:val="0"/>
+                <w:szCs w:val="22"/>
+                <w:lang w:val="en-US" w:eastAsia="en-US" w:bidi="ar-SA"/>
+              </w:rPr>
+            </w:pPr>
+            <w:r>
+              <w:rPr>
+                <w:rFonts w:eastAsia="ＭＳ 明朝" w:cs=""/>
+                <w:kern w:val="0"/>
+                <w:sz w:val="20"/>
+                <w:szCs w:val="22"/>
+                <w:lang w:val="en-US" w:eastAsia="en-US" w:bidi="ar-SA"/>
+              </w:rPr>
+              <w:t xml:space="preserve">The drive is Available straight away, with no new prompt, both times; media.json holds an entry for its UUID with state "available"</w:t>
+            </w:r>
+          </w:p>
+        </w:tc>
+      </w:tr>
+      <w:tr>
+        <w:trPr/>
+        <w:tc>
+          <w:tcPr>
+            <w:tcW w:w="3120" w:type="dxa"/>
+            <w:tcBorders/>
+          </w:tcPr>
+          <w:p>
+            <w:pPr>
+              <w:pStyle w:val="Normal"/>
+              <w:widowControl/>
+              <w:spacing w:lineRule="auto" w:line="240" w:before="0" w:after="40"/>
+              <w:jc w:val="left"/>
+              <w:rPr>
+                <w:rFonts w:eastAsia="ＭＳ 明朝" w:cs=""/>
+                <w:kern w:val="0"/>
+                <w:szCs w:val="22"/>
+                <w:lang w:val="en-US" w:eastAsia="en-US" w:bidi="ar-SA"/>
+              </w:rPr>
+            </w:pPr>
+            <w:r>
+              <w:rPr>
+                <w:rFonts w:eastAsia="ＭＳ 明朝" w:cs=""/>
+                <w:kern w:val="0"/>
+                <w:sz w:val="20"/>
+                <w:szCs w:val="22"/>
+                <w:lang w:val="en-US" w:eastAsia="en-US" w:bidi="ar-SA"/>
+              </w:rPr>
+              <w:t xml:space="preserve">T52</w:t>
+            </w:r>
+          </w:p>
+        </w:tc>
+        <w:tc>
+          <w:tcPr>
+            <w:tcW w:w="3120" w:type="dxa"/>
+            <w:tcBorders/>
+          </w:tcPr>
+          <w:p>
+            <w:pPr>
+              <w:pStyle w:val="Normal"/>
+              <w:widowControl/>
+              <w:spacing w:lineRule="auto" w:line="240" w:before="0" w:after="40"/>
+              <w:jc w:val="left"/>
+              <w:rPr>
+                <w:rFonts w:eastAsia="ＭＳ 明朝" w:cs=""/>
+                <w:kern w:val="0"/>
+                <w:szCs w:val="22"/>
+                <w:lang w:val="en-US" w:eastAsia="en-US" w:bidi="ar-SA"/>
+              </w:rPr>
+            </w:pPr>
+            <w:r>
+              <w:rPr>
+                <w:rFonts w:eastAsia="ＭＳ 明朝" w:cs=""/>
+                <w:kern w:val="0"/>
+                <w:sz w:val="20"/>
+                <w:szCs w:val="22"/>
+                <w:lang w:val="en-US" w:eastAsia="en-US" w:bidi="ar-SA"/>
+              </w:rPr>
+              <w:t xml:space="preserve">Try Ignore on a new drive and unmount it; try Disable on an Available drive; try Remove on a Not mounted drive</w:t>
+            </w:r>
+          </w:p>
+        </w:tc>
+        <w:tc>
+          <w:tcPr>
+            <w:tcW w:w="3120" w:type="dxa"/>
+            <w:tcBorders/>
+          </w:tcPr>
+          <w:p>
+            <w:pPr>
+              <w:pStyle w:val="Normal"/>
+              <w:widowControl/>
+              <w:spacing w:lineRule="auto" w:line="240" w:before="0" w:after="40"/>
+              <w:jc w:val="left"/>
+              <w:rPr>
+                <w:rFonts w:eastAsia="ＭＳ 明朝" w:cs=""/>
+                <w:kern w:val="0"/>
+                <w:szCs w:val="22"/>
+                <w:lang w:val="en-US" w:eastAsia="en-US" w:bidi="ar-SA"/>
+              </w:rPr>
+            </w:pPr>
+            <w:r>
+              <w:rPr>
+                <w:rFonts w:eastAsia="ＭＳ 明朝" w:cs=""/>
+                <w:kern w:val="0"/>
+                <w:sz w:val="20"/>
+                <w:szCs w:val="22"/>
+                <w:lang w:val="en-US" w:eastAsia="en-US" w:bidi="ar-SA"/>
+              </w:rPr>
+              <w:t xml:space="preserve">Ignored shows an Enable button and the row disappears when the drive is unmounted; Disable makes the row Ignored; Remove deletes the row, and plugging the drive in again shows it as New</w:t>
+            </w:r>
+          </w:p>
+        </w:tc>
+      </w:tr>
+      <w:tr>
+        <w:trPr/>
+        <w:tc>
+          <w:tcPr>
+            <w:tcW w:w="3120" w:type="dxa"/>
+            <w:tcBorders/>
+          </w:tcPr>
+          <w:p>
+            <w:pPr>
+              <w:pStyle w:val="Normal"/>
+              <w:widowControl/>
+              <w:spacing w:lineRule="auto" w:line="240" w:before="0" w:after="40"/>
+              <w:jc w:val="left"/>
+              <w:rPr>
+                <w:rFonts w:eastAsia="ＭＳ 明朝" w:cs=""/>
+                <w:kern w:val="0"/>
+                <w:szCs w:val="22"/>
+                <w:lang w:val="en-US" w:eastAsia="en-US" w:bidi="ar-SA"/>
+              </w:rPr>
+            </w:pPr>
+            <w:r>
+              <w:rPr>
+                <w:rFonts w:eastAsia="ＭＳ 明朝" w:cs=""/>
+                <w:kern w:val="0"/>
+                <w:sz w:val="20"/>
+                <w:szCs w:val="22"/>
+                <w:lang w:val="en-US" w:eastAsia="en-US" w:bidi="ar-SA"/>
+              </w:rPr>
+              <w:t xml:space="preserve">T53</w:t>
+            </w:r>
+          </w:p>
+        </w:tc>
+        <w:tc>
+          <w:tcPr>
+            <w:tcW w:w="3120" w:type="dxa"/>
+            <w:tcBorders/>
+          </w:tcPr>
+          <w:p>
+            <w:pPr>
+              <w:pStyle w:val="Normal"/>
+              <w:widowControl/>
+              <w:spacing w:lineRule="auto" w:line="240" w:before="0" w:after="40"/>
+              <w:jc w:val="left"/>
+              <w:rPr>
+                <w:rFonts w:eastAsia="ＭＳ 明朝" w:cs=""/>
+                <w:kern w:val="0"/>
+                <w:szCs w:val="22"/>
+                <w:lang w:val="en-US" w:eastAsia="en-US" w:bidi="ar-SA"/>
+              </w:rPr>
+            </w:pPr>
+            <w:r>
+              <w:rPr>
+                <w:rFonts w:eastAsia="ＭＳ 明朝" w:cs=""/>
+                <w:kern w:val="0"/>
+                <w:sz w:val="20"/>
+                <w:szCs w:val="22"/>
+                <w:lang w:val="en-US" w:eastAsia="en-US" w:bidi="ar-SA"/>
+              </w:rPr>
+              <w:t xml:space="preserve">curl -s -o /dev/null -w "%{http_code}\n" $B/mlw/drives/table and $B/mlw/drives/events without signing in; then curl -s -o /dev/null -w "%{http_code}\n" -d key=x $B/mlw/drives/enable and the same with -H "Origin: http://evil.example"</w:t>
+            </w:r>
+          </w:p>
+        </w:tc>
+        <w:tc>
+          <w:tcPr>
+            <w:tcW w:w="3120" w:type="dxa"/>
+            <w:tcBorders/>
+          </w:tcPr>
+          <w:p>
+            <w:pPr>
+              <w:pStyle w:val="Normal"/>
+              <w:widowControl/>
+              <w:spacing w:lineRule="auto" w:line="240" w:before="0" w:after="40"/>
+              <w:jc w:val="left"/>
+              <w:rPr>
+                <w:rFonts w:eastAsia="ＭＳ 明朝" w:cs=""/>
+                <w:kern w:val="0"/>
+                <w:szCs w:val="22"/>
+                <w:lang w:val="en-US" w:eastAsia="en-US" w:bidi="ar-SA"/>
+              </w:rPr>
+            </w:pPr>
+            <w:r>
+              <w:rPr>
+                <w:rFonts w:eastAsia="ＭＳ 明朝" w:cs=""/>
+                <w:kern w:val="0"/>
+                <w:sz w:val="20"/>
+                <w:szCs w:val="22"/>
+                <w:lang w:val="en-US" w:eastAsia="en-US" w:bidi="ar-SA"/>
+              </w:rPr>
+              <w:t xml:space="preserve">401, 401, then 403 and 403 (no state is changed)</w:t>
+            </w:r>
+          </w:p>
+        </w:tc>
+      </w:tr>
+    </w:tbl>
+    <w:p>
+      <w:pPr>
+        <w:pStyle w:val="Normal"/>
+        <w:rPr/>
+      </w:pPr>
+      <w:r>
+        <w:rPr/>
+        <w:t xml:space="preserve">Notes for T47 to T52: the first mount after the stack starts can take a moment while the desktop mounts the drive. udisks mounts are often readable only by your user, so the Capacity column may show only the device size. Clean up afterwards: Remove the test entry, run udisksctl unmount -b /dev/loopN and udisksctl loop-delete -b /dev/loopN, and remove MLW_MEDIA_INCLUDE_VIRTUAL if you set it.</w:t>
+      </w:r>
+    </w:p>
+    <w:p>
+      <w:pPr>
+        <w:pStyle w:val="Heading1"/>
+        <w:rPr/>
+      </w:pPr>
+      <w:bookmarkStart w:id="909" w:name="_Toc100009"/>
+      <w:r>
+        <w:rPr/>
         <w:t>6. Failure behaviour</w:t>
       </w:r>
-      <w:bookmarkEnd w:id="908"/>
+      <w:bookmarkEnd w:id="909"/>
     </w:p>
     <w:p>
       <w:pPr>
@@ -6714,12 +7796,12 @@
         <w:pStyle w:val="Heading1"/>
         <w:rPr/>
       </w:pPr>
-      <w:bookmarkStart w:id="909" w:name="_Toc100009"/>
+      <w:bookmarkStart w:id="910" w:name="_Toc100010"/>
       <w:r>
         <w:rPr/>
         <w:t>7. Unit tests and static checks</w:t>
       </w:r>
-      <w:bookmarkEnd w:id="909"/>
+      <w:bookmarkEnd w:id="910"/>
     </w:p>
     <w:p>
       <w:pPr>
@@ -6754,7 +7836,7 @@
       </w:pPr>
       <w:r>
         <w:rPr/>
-        <w:t>Expected output: ok for the package, with no gofmt or vet complaints. The same checks run in GitHub Actions (.github/workflows/test.yml) on every push to main and on pull requests, together with validation of the development and production compose files (with and without the Keycloak override) and a build of the gateway image. The tests cover:</w:t>
+        <w:t>Expected output: ok for the package, with no gofmt or vet complaints. The same checks run in GitHub Actions (.github/workflows/test.yml) on every push to main and on pull requests, together with validation of the development and production compose files (with and without the Keycloak override), the drive detection overlay, and a build of the gateway image. The tests cover:</w:t>
       </w:r>
     </w:p>
     <w:p>
@@ -6843,15 +7925,29 @@
     </w:p>
     <w:p>
       <w:pPr>
+        <w:pStyle w:val="ListBullet"/>
+        <w:numPr>
+          <w:ilvl w:val="0"/>
+          <w:numId w:val="1"/>
+        </w:numPr>
+        <w:rPr/>
+      </w:pPr>
+      <w:r>
+        <w:rPr/>
+        <w:t xml:space="preserve">Drive detection: mountinfo parsing and octal escapes; the physical-device filter over a fake sysfs (USB, internal NVMe, loop, an unlocked LUKS volume on a physical disk, a duplicate mount, an NFS share and a disk outside the media directory); enable, ignore and remove decisions and their persistence across restarts; usage from statfs; wake-ups only on a real change; the epoll watch itself (against /proc/self/mountinfo, and, when run as root, waking on a real tmpfs mount in a private mount namespace); and the Drives page, its count, actions, same-site and session checks and event stream.</w:t>
+      </w:r>
+    </w:p>
+    <w:p>
+      <w:pPr>
         <w:pStyle w:val="Heading1"/>
         <w:rPr/>
       </w:pPr>
-      <w:bookmarkStart w:id="910" w:name="_Toc100010"/>
+      <w:bookmarkStart w:id="911" w:name="_Toc100011"/>
       <w:r>
         <w:rPr/>
         <w:t>8. Cleanup</w:t>
       </w:r>
-      <w:bookmarkEnd w:id="910"/>
+      <w:bookmarkEnd w:id="911"/>
     </w:p>
     <w:p>
       <w:pPr>
@@ -6890,12 +7986,12 @@
         <w:pStyle w:val="Heading1"/>
         <w:rPr/>
       </w:pPr>
-      <w:bookmarkStart w:id="911" w:name="_Toc100011"/>
+      <w:bookmarkStart w:id="912" w:name="_Toc100012"/>
       <w:r>
         <w:rPr/>
         <w:t>9. Troubleshooting</w:t>
       </w:r>
-      <w:bookmarkEnd w:id="911"/>
+      <w:bookmarkEnd w:id="912"/>
     </w:p>
     <w:tbl>
       <w:tblPr>
@@ -7313,12 +8409,12 @@
         <w:pStyle w:val="Heading1"/>
         <w:rPr/>
       </w:pPr>
-      <w:bookmarkStart w:id="912" w:name="_Toc100012"/>
+      <w:bookmarkStart w:id="913" w:name="_Toc100013"/>
       <w:r>
         <w:rPr/>
         <w:t>10. Known gaps</w:t>
       </w:r>
-      <w:bookmarkEnd w:id="912"/>
+      <w:bookmarkEnd w:id="913"/>
     </w:p>
     <w:p>
       <w:pPr>
@@ -7331,7 +8427,7 @@
       </w:pPr>
       <w:r>
         <w:rPr/>
-        <w:t>CI runs only the unit tests, static checks, compose validation (development and production files) and image build; the end-to-end procedures, including the production tests T27 to T33, are manual. CI validates docker-compose.prod.yml but never starts it.</w:t>
+        <w:t>CI runs only the unit tests, static checks, compose validation (development and production files) and image build; the end-to-end procedures, including the production tests T27 to T33 and T45 to T53, are manual. CI validates docker-compose.prod.yml but never starts it. The epoll wake-up test needs root and is skipped in CI; it was run once in a privileged container.</w:t>
       </w:r>
     </w:p>
     <w:p>

--- a/doc/mlw-storage_Testing.docx
+++ b/doc/mlw-storage_Testing.docx
@@ -643,7 +643,7 @@
           <w:rPr>
             <w:b/>
           </w:rPr>
-          <w:t xml:space="preserve">12</w:t>
+          <w:t xml:space="preserve">13</w:t>
         </w:r>
         <w:r>
           <w:rPr>
@@ -696,7 +696,7 @@
           <w:rPr>
             <w:b/>
           </w:rPr>
-          <w:t xml:space="preserve">12</w:t>
+          <w:t xml:space="preserve">13</w:t>
         </w:r>
         <w:r>
           <w:rPr>
@@ -749,7 +749,7 @@
           <w:rPr>
             <w:b/>
           </w:rPr>
-          <w:t xml:space="preserve">13</w:t>
+          <w:t xml:space="preserve">14</w:t>
         </w:r>
         <w:r>
           <w:rPr>
@@ -802,7 +802,7 @@
           <w:rPr>
             <w:b/>
           </w:rPr>
-          <w:t xml:space="preserve">14</w:t>
+          <w:t xml:space="preserve">15</w:t>
         </w:r>
         <w:r>
           <w:rPr>
@@ -855,7 +855,7 @@
           <w:rPr>
             <w:b/>
           </w:rPr>
-          <w:t xml:space="preserve">14</w:t>
+          <w:t xml:space="preserve">15</w:t>
         </w:r>
         <w:r>
           <w:rPr>
@@ -7243,6 +7243,657 @@
           </w:p>
         </w:tc>
       </w:tr>
+      <w:tr>
+        <w:trPr/>
+        <w:tc>
+          <w:tcPr>
+            <w:tcW w:w="3120" w:type="dxa"/>
+            <w:tcBorders/>
+          </w:tcPr>
+          <w:p>
+            <w:pPr>
+              <w:pStyle w:val="Normal"/>
+              <w:widowControl/>
+              <w:spacing w:lineRule="auto" w:line="240" w:before="0" w:after="40"/>
+              <w:jc w:val="left"/>
+              <w:rPr>
+                <w:rFonts w:eastAsia="ＭＳ 明朝" w:cs=""/>
+                <w:kern w:val="0"/>
+                <w:szCs w:val="22"/>
+                <w:lang w:val="en-US" w:eastAsia="en-US" w:bidi="ar-SA"/>
+              </w:rPr>
+            </w:pPr>
+            <w:r>
+              <w:rPr>
+                <w:rFonts w:eastAsia="ＭＳ 明朝" w:cs=""/>
+                <w:kern w:val="0"/>
+                <w:sz w:val="20"/>
+                <w:szCs w:val="22"/>
+                <w:lang w:val="en-US" w:eastAsia="en-US" w:bidi="ar-SA"/>
+              </w:rPr>
+              <w:t xml:space="preserve">T54</w:t>
+            </w:r>
+          </w:p>
+        </w:tc>
+        <w:tc>
+          <w:tcPr>
+            <w:tcW w:w="3120" w:type="dxa"/>
+            <w:tcBorders/>
+          </w:tcPr>
+          <w:p>
+            <w:pPr>
+              <w:pStyle w:val="Normal"/>
+              <w:widowControl/>
+              <w:spacing w:lineRule="auto" w:line="240" w:before="0" w:after="40"/>
+              <w:jc w:val="left"/>
+              <w:rPr>
+                <w:rFonts w:eastAsia="ＭＳ 明朝" w:cs=""/>
+                <w:kern w:val="0"/>
+                <w:szCs w:val="22"/>
+                <w:lang w:val="en-US" w:eastAsia="en-US" w:bidi="ar-SA"/>
+              </w:rPr>
+            </w:pPr>
+            <w:r>
+              <w:rPr>
+                <w:rFonts w:eastAsia="ＭＳ 明朝" w:cs=""/>
+                <w:kern w:val="0"/>
+                <w:sz w:val="20"/>
+                <w:szCs w:val="22"/>
+                <w:lang w:val="en-US" w:eastAsia="en-US" w:bidi="ar-SA"/>
+              </w:rPr>
+              <w:t xml:space="preserve">With the image of T47 mounted and ignored (default settings), open the Drives page and press Add drive</w:t>
+            </w:r>
+          </w:p>
+        </w:tc>
+        <w:tc>
+          <w:tcPr>
+            <w:tcW w:w="3120" w:type="dxa"/>
+            <w:tcBorders/>
+          </w:tcPr>
+          <w:p>
+            <w:pPr>
+              <w:pStyle w:val="Normal"/>
+              <w:widowControl/>
+              <w:spacing w:lineRule="auto" w:line="240" w:before="0" w:after="40"/>
+              <w:jc w:val="left"/>
+              <w:rPr>
+                <w:rFonts w:eastAsia="ＭＳ 明朝" w:cs=""/>
+                <w:kern w:val="0"/>
+                <w:szCs w:val="22"/>
+                <w:lang w:val="en-US" w:eastAsia="en-US" w:bidi="ar-SA"/>
+              </w:rPr>
+            </w:pPr>
+            <w:r>
+              <w:rPr>
+                <w:rFonts w:eastAsia="ＭＳ 明朝" w:cs=""/>
+                <w:kern w:val="0"/>
+                <w:sz w:val="20"/>
+                <w:szCs w:val="22"/>
+                <w:lang w:val="en-US" w:eastAsia="en-US" w:bidi="ar-SA"/>
+              </w:rPr>
+              <w:t xml:space="preserve">A dialog opens with fields Name, Mount point (pre-filled with the media directory and a slash), Device, File system and a checked "Make available to mlw-storage now"; Escape or Cancel closes it</w:t>
+            </w:r>
+          </w:p>
+        </w:tc>
+      </w:tr>
+      <w:tr>
+        <w:trPr/>
+        <w:tc>
+          <w:tcPr>
+            <w:tcW w:w="3120" w:type="dxa"/>
+            <w:tcBorders/>
+          </w:tcPr>
+          <w:p>
+            <w:pPr>
+              <w:pStyle w:val="Normal"/>
+              <w:widowControl/>
+              <w:spacing w:lineRule="auto" w:line="240" w:before="0" w:after="40"/>
+              <w:jc w:val="left"/>
+              <w:rPr>
+                <w:rFonts w:eastAsia="ＭＳ 明朝" w:cs=""/>
+                <w:kern w:val="0"/>
+                <w:szCs w:val="22"/>
+                <w:lang w:val="en-US" w:eastAsia="en-US" w:bidi="ar-SA"/>
+              </w:rPr>
+            </w:pPr>
+            <w:r>
+              <w:rPr>
+                <w:rFonts w:eastAsia="ＭＳ 明朝" w:cs=""/>
+                <w:kern w:val="0"/>
+                <w:sz w:val="20"/>
+                <w:szCs w:val="22"/>
+                <w:lang w:val="en-US" w:eastAsia="en-US" w:bidi="ar-SA"/>
+              </w:rPr>
+              <w:t xml:space="preserve">T55</w:t>
+            </w:r>
+          </w:p>
+        </w:tc>
+        <w:tc>
+          <w:tcPr>
+            <w:tcW w:w="3120" w:type="dxa"/>
+            <w:tcBorders/>
+          </w:tcPr>
+          <w:p>
+            <w:pPr>
+              <w:pStyle w:val="Normal"/>
+              <w:widowControl/>
+              <w:spacing w:lineRule="auto" w:line="240" w:before="0" w:after="40"/>
+              <w:jc w:val="left"/>
+              <w:rPr>
+                <w:rFonts w:eastAsia="ＭＳ 明朝" w:cs=""/>
+                <w:kern w:val="0"/>
+                <w:szCs w:val="22"/>
+                <w:lang w:val="en-US" w:eastAsia="en-US" w:bidi="ar-SA"/>
+              </w:rPr>
+            </w:pPr>
+            <w:r>
+              <w:rPr>
+                <w:rFonts w:eastAsia="ＭＳ 明朝" w:cs=""/>
+                <w:kern w:val="0"/>
+                <w:sz w:val="20"/>
+                <w:szCs w:val="22"/>
+                <w:lang w:val="en-US" w:eastAsia="en-US" w:bidi="ar-SA"/>
+              </w:rPr>
+              <w:t xml:space="preserve">Submit it with name x and mount point /etc; then with /media/msm/does-not-exist; then with a folder under the media directory in which nothing is mounted; then with a device of sdb1</w:t>
+            </w:r>
+          </w:p>
+        </w:tc>
+        <w:tc>
+          <w:tcPr>
+            <w:tcW w:w="3120" w:type="dxa"/>
+            <w:tcBorders/>
+          </w:tcPr>
+          <w:p>
+            <w:pPr>
+              <w:pStyle w:val="Normal"/>
+              <w:widowControl/>
+              <w:spacing w:lineRule="auto" w:line="240" w:before="0" w:after="40"/>
+              <w:jc w:val="left"/>
+              <w:rPr>
+                <w:rFonts w:eastAsia="ＭＳ 明朝" w:cs=""/>
+                <w:kern w:val="0"/>
+                <w:szCs w:val="22"/>
+                <w:lang w:val="en-US" w:eastAsia="en-US" w:bidi="ar-SA"/>
+              </w:rPr>
+            </w:pPr>
+            <w:r>
+              <w:rPr>
+                <w:rFonts w:eastAsia="ＭＳ 明朝" w:cs=""/>
+                <w:kern w:val="0"/>
+                <w:sz w:val="20"/>
+                <w:szCs w:val="22"/>
+                <w:lang w:val="en-US" w:eastAsia="en-US" w:bidi="ar-SA"/>
+              </w:rPr>
+              <w:t xml:space="preserve">Each time the dialog stays open with a one-line message: "must be a directory below /media", "does not exist", "Nothing is mounted at that path", "must be a path below /dev"; no row is added</w:t>
+            </w:r>
+          </w:p>
+        </w:tc>
+      </w:tr>
+      <w:tr>
+        <w:trPr/>
+        <w:tc>
+          <w:tcPr>
+            <w:tcW w:w="3120" w:type="dxa"/>
+            <w:tcBorders/>
+          </w:tcPr>
+          <w:p>
+            <w:pPr>
+              <w:pStyle w:val="Normal"/>
+              <w:widowControl/>
+              <w:spacing w:lineRule="auto" w:line="240" w:before="0" w:after="40"/>
+              <w:jc w:val="left"/>
+              <w:rPr>
+                <w:rFonts w:eastAsia="ＭＳ 明朝" w:cs=""/>
+                <w:kern w:val="0"/>
+                <w:szCs w:val="22"/>
+                <w:lang w:val="en-US" w:eastAsia="en-US" w:bidi="ar-SA"/>
+              </w:rPr>
+            </w:pPr>
+            <w:r>
+              <w:rPr>
+                <w:rFonts w:eastAsia="ＭＳ 明朝" w:cs=""/>
+                <w:kern w:val="0"/>
+                <w:sz w:val="20"/>
+                <w:szCs w:val="22"/>
+                <w:lang w:val="en-US" w:eastAsia="en-US" w:bidi="ar-SA"/>
+              </w:rPr>
+              <w:t xml:space="preserve">T56</w:t>
+            </w:r>
+          </w:p>
+        </w:tc>
+        <w:tc>
+          <w:tcPr>
+            <w:tcW w:w="3120" w:type="dxa"/>
+            <w:tcBorders/>
+          </w:tcPr>
+          <w:p>
+            <w:pPr>
+              <w:pStyle w:val="Normal"/>
+              <w:widowControl/>
+              <w:spacing w:lineRule="auto" w:line="240" w:before="0" w:after="40"/>
+              <w:jc w:val="left"/>
+              <w:rPr>
+                <w:rFonts w:eastAsia="ＭＳ 明朝" w:cs=""/>
+                <w:kern w:val="0"/>
+                <w:szCs w:val="22"/>
+                <w:lang w:val="en-US" w:eastAsia="en-US" w:bidi="ar-SA"/>
+              </w:rPr>
+            </w:pPr>
+            <w:r>
+              <w:rPr>
+                <w:rFonts w:eastAsia="ＭＳ 明朝" w:cs=""/>
+                <w:kern w:val="0"/>
+                <w:sz w:val="20"/>
+                <w:szCs w:val="22"/>
+                <w:lang w:val="en-US" w:eastAsia="en-US" w:bidi="ar-SA"/>
+              </w:rPr>
+              <w:t xml:space="preserve">Enter the name Test image and the mount point of the mounted image (for example /media/msm/MLWTEST), leaving the other fields empty, and submit</w:t>
+            </w:r>
+          </w:p>
+        </w:tc>
+        <w:tc>
+          <w:tcPr>
+            <w:tcW w:w="3120" w:type="dxa"/>
+            <w:tcBorders/>
+          </w:tcPr>
+          <w:p>
+            <w:pPr>
+              <w:pStyle w:val="Normal"/>
+              <w:widowControl/>
+              <w:spacing w:lineRule="auto" w:line="240" w:before="0" w:after="40"/>
+              <w:jc w:val="left"/>
+              <w:rPr>
+                <w:rFonts w:eastAsia="ＭＳ 明朝" w:cs=""/>
+                <w:kern w:val="0"/>
+                <w:szCs w:val="22"/>
+                <w:lang w:val="en-US" w:eastAsia="en-US" w:bidi="ar-SA"/>
+              </w:rPr>
+            </w:pPr>
+            <w:r>
+              <w:rPr>
+                <w:rFonts w:eastAsia="ＭＳ 明朝" w:cs=""/>
+                <w:kern w:val="0"/>
+                <w:sz w:val="20"/>
+                <w:szCs w:val="22"/>
+                <w:lang w:val="en-US" w:eastAsia="en-US" w:bidi="ar-SA"/>
+              </w:rPr>
+              <w:t xml:space="preserve">The dialog closes without a page reload; the list shows Test image, status Available, type "vfat · manual", with Disable and Remove buttons; the device and file system were filled in from the system; the count on the Drives link does not change; SFTPGo user list unchanged</w:t>
+            </w:r>
+          </w:p>
+        </w:tc>
+      </w:tr>
+      <w:tr>
+        <w:trPr/>
+        <w:tc>
+          <w:tcPr>
+            <w:tcW w:w="3120" w:type="dxa"/>
+            <w:tcBorders/>
+          </w:tcPr>
+          <w:p>
+            <w:pPr>
+              <w:pStyle w:val="Normal"/>
+              <w:widowControl/>
+              <w:spacing w:lineRule="auto" w:line="240" w:before="0" w:after="40"/>
+              <w:jc w:val="left"/>
+              <w:rPr>
+                <w:rFonts w:eastAsia="ＭＳ 明朝" w:cs=""/>
+                <w:kern w:val="0"/>
+                <w:szCs w:val="22"/>
+                <w:lang w:val="en-US" w:eastAsia="en-US" w:bidi="ar-SA"/>
+              </w:rPr>
+            </w:pPr>
+            <w:r>
+              <w:rPr>
+                <w:rFonts w:eastAsia="ＭＳ 明朝" w:cs=""/>
+                <w:kern w:val="0"/>
+                <w:sz w:val="20"/>
+                <w:szCs w:val="22"/>
+                <w:lang w:val="en-US" w:eastAsia="en-US" w:bidi="ar-SA"/>
+              </w:rPr>
+              <w:t xml:space="preserve">T57</w:t>
+            </w:r>
+          </w:p>
+        </w:tc>
+        <w:tc>
+          <w:tcPr>
+            <w:tcW w:w="3120" w:type="dxa"/>
+            <w:tcBorders/>
+          </w:tcPr>
+          <w:p>
+            <w:pPr>
+              <w:pStyle w:val="Normal"/>
+              <w:widowControl/>
+              <w:spacing w:lineRule="auto" w:line="240" w:before="0" w:after="40"/>
+              <w:jc w:val="left"/>
+              <w:rPr>
+                <w:rFonts w:eastAsia="ＭＳ 明朝" w:cs=""/>
+                <w:kern w:val="0"/>
+                <w:szCs w:val="22"/>
+                <w:lang w:val="en-US" w:eastAsia="en-US" w:bidi="ar-SA"/>
+              </w:rPr>
+            </w:pPr>
+            <w:r>
+              <w:rPr>
+                <w:rFonts w:eastAsia="ＭＳ 明朝" w:cs=""/>
+                <w:kern w:val="0"/>
+                <w:sz w:val="20"/>
+                <w:szCs w:val="22"/>
+                <w:lang w:val="en-US" w:eastAsia="en-US" w:bidi="ar-SA"/>
+              </w:rPr>
+              <w:t xml:space="preserve">Submit the dialog again with the same mount point</w:t>
+            </w:r>
+          </w:p>
+        </w:tc>
+        <w:tc>
+          <w:tcPr>
+            <w:tcW w:w="3120" w:type="dxa"/>
+            <w:tcBorders/>
+          </w:tcPr>
+          <w:p>
+            <w:pPr>
+              <w:pStyle w:val="Normal"/>
+              <w:widowControl/>
+              <w:spacing w:lineRule="auto" w:line="240" w:before="0" w:after="40"/>
+              <w:jc w:val="left"/>
+              <w:rPr>
+                <w:rFonts w:eastAsia="ＭＳ 明朝" w:cs=""/>
+                <w:kern w:val="0"/>
+                <w:szCs w:val="22"/>
+                <w:lang w:val="en-US" w:eastAsia="en-US" w:bidi="ar-SA"/>
+              </w:rPr>
+            </w:pPr>
+            <w:r>
+              <w:rPr>
+                <w:rFonts w:eastAsia="ＭＳ 明朝" w:cs=""/>
+                <w:kern w:val="0"/>
+                <w:sz w:val="20"/>
+                <w:szCs w:val="22"/>
+                <w:lang w:val="en-US" w:eastAsia="en-US" w:bidi="ar-SA"/>
+              </w:rPr>
+              <w:t xml:space="preserve">The message "That mount point is already configured." appears</w:t>
+            </w:r>
+          </w:p>
+        </w:tc>
+      </w:tr>
+      <w:tr>
+        <w:trPr/>
+        <w:tc>
+          <w:tcPr>
+            <w:tcW w:w="3120" w:type="dxa"/>
+            <w:tcBorders/>
+          </w:tcPr>
+          <w:p>
+            <w:pPr>
+              <w:pStyle w:val="Normal"/>
+              <w:widowControl/>
+              <w:spacing w:lineRule="auto" w:line="240" w:before="0" w:after="40"/>
+              <w:jc w:val="left"/>
+              <w:rPr>
+                <w:rFonts w:eastAsia="ＭＳ 明朝" w:cs=""/>
+                <w:kern w:val="0"/>
+                <w:szCs w:val="22"/>
+                <w:lang w:val="en-US" w:eastAsia="en-US" w:bidi="ar-SA"/>
+              </w:rPr>
+            </w:pPr>
+            <w:r>
+              <w:rPr>
+                <w:rFonts w:eastAsia="ＭＳ 明朝" w:cs=""/>
+                <w:kern w:val="0"/>
+                <w:sz w:val="20"/>
+                <w:szCs w:val="22"/>
+                <w:lang w:val="en-US" w:eastAsia="en-US" w:bidi="ar-SA"/>
+              </w:rPr>
+              <w:t xml:space="preserve">T58</w:t>
+            </w:r>
+          </w:p>
+        </w:tc>
+        <w:tc>
+          <w:tcPr>
+            <w:tcW w:w="3120" w:type="dxa"/>
+            <w:tcBorders/>
+          </w:tcPr>
+          <w:p>
+            <w:pPr>
+              <w:pStyle w:val="Normal"/>
+              <w:widowControl/>
+              <w:spacing w:lineRule="auto" w:line="240" w:before="0" w:after="40"/>
+              <w:jc w:val="left"/>
+              <w:rPr>
+                <w:rFonts w:eastAsia="ＭＳ 明朝" w:cs=""/>
+                <w:kern w:val="0"/>
+                <w:szCs w:val="22"/>
+                <w:lang w:val="en-US" w:eastAsia="en-US" w:bidi="ar-SA"/>
+              </w:rPr>
+            </w:pPr>
+            <w:r>
+              <w:rPr>
+                <w:rFonts w:eastAsia="ＭＳ 明朝" w:cs=""/>
+                <w:kern w:val="0"/>
+                <w:sz w:val="20"/>
+                <w:szCs w:val="22"/>
+                <w:lang w:val="en-US" w:eastAsia="en-US" w:bidi="ar-SA"/>
+              </w:rPr>
+              <w:t xml:space="preserve">Press Disable, unmount the image, then mount it again; then run docker compose restart proxy and reload the page</w:t>
+            </w:r>
+          </w:p>
+        </w:tc>
+        <w:tc>
+          <w:tcPr>
+            <w:tcW w:w="3120" w:type="dxa"/>
+            <w:tcBorders/>
+          </w:tcPr>
+          <w:p>
+            <w:pPr>
+              <w:pStyle w:val="Normal"/>
+              <w:widowControl/>
+              <w:spacing w:lineRule="auto" w:line="240" w:before="0" w:after="40"/>
+              <w:jc w:val="left"/>
+              <w:rPr>
+                <w:rFonts w:eastAsia="ＭＳ 明朝" w:cs=""/>
+                <w:kern w:val="0"/>
+                <w:szCs w:val="22"/>
+                <w:lang w:val="en-US" w:eastAsia="en-US" w:bidi="ar-SA"/>
+              </w:rPr>
+            </w:pPr>
+            <w:r>
+              <w:rPr>
+                <w:rFonts w:eastAsia="ＭＳ 明朝" w:cs=""/>
+                <w:kern w:val="0"/>
+                <w:sz w:val="20"/>
+                <w:szCs w:val="22"/>
+                <w:lang w:val="en-US" w:eastAsia="en-US" w:bidi="ar-SA"/>
+              </w:rPr>
+              <w:t xml:space="preserve">Disable shows status Disabled; after the unmount the row remains, still Disabled, with Enable and Remove buttons; after the remount and after the restart the row is still there, still manual (media.json holds an entry with "manual": true)</w:t>
+            </w:r>
+          </w:p>
+        </w:tc>
+      </w:tr>
+      <w:tr>
+        <w:trPr/>
+        <w:tc>
+          <w:tcPr>
+            <w:tcW w:w="3120" w:type="dxa"/>
+            <w:tcBorders/>
+          </w:tcPr>
+          <w:p>
+            <w:pPr>
+              <w:pStyle w:val="Normal"/>
+              <w:widowControl/>
+              <w:spacing w:lineRule="auto" w:line="240" w:before="0" w:after="40"/>
+              <w:jc w:val="left"/>
+              <w:rPr>
+                <w:rFonts w:eastAsia="ＭＳ 明朝" w:cs=""/>
+                <w:kern w:val="0"/>
+                <w:szCs w:val="22"/>
+                <w:lang w:val="en-US" w:eastAsia="en-US" w:bidi="ar-SA"/>
+              </w:rPr>
+            </w:pPr>
+            <w:r>
+              <w:rPr>
+                <w:rFonts w:eastAsia="ＭＳ 明朝" w:cs=""/>
+                <w:kern w:val="0"/>
+                <w:sz w:val="20"/>
+                <w:szCs w:val="22"/>
+                <w:lang w:val="en-US" w:eastAsia="en-US" w:bidi="ar-SA"/>
+              </w:rPr>
+              <w:t xml:space="preserve">T59</w:t>
+            </w:r>
+          </w:p>
+        </w:tc>
+        <w:tc>
+          <w:tcPr>
+            <w:tcW w:w="3120" w:type="dxa"/>
+            <w:tcBorders/>
+          </w:tcPr>
+          <w:p>
+            <w:pPr>
+              <w:pStyle w:val="Normal"/>
+              <w:widowControl/>
+              <w:spacing w:lineRule="auto" w:line="240" w:before="0" w:after="40"/>
+              <w:jc w:val="left"/>
+              <w:rPr>
+                <w:rFonts w:eastAsia="ＭＳ 明朝" w:cs=""/>
+                <w:kern w:val="0"/>
+                <w:szCs w:val="22"/>
+                <w:lang w:val="en-US" w:eastAsia="en-US" w:bidi="ar-SA"/>
+              </w:rPr>
+            </w:pPr>
+            <w:r>
+              <w:rPr>
+                <w:rFonts w:eastAsia="ＭＳ 明朝" w:cs=""/>
+                <w:kern w:val="0"/>
+                <w:sz w:val="20"/>
+                <w:szCs w:val="22"/>
+                <w:lang w:val="en-US" w:eastAsia="en-US" w:bidi="ar-SA"/>
+              </w:rPr>
+              <w:t xml:space="preserve">Set MLW_MEDIA_INCLUDE_VIRTUAL=true, run docker compose up -d, remount the image so that it is detected, and try to add its mount point by hand</w:t>
+            </w:r>
+          </w:p>
+        </w:tc>
+        <w:tc>
+          <w:tcPr>
+            <w:tcW w:w="3120" w:type="dxa"/>
+            <w:tcBorders/>
+          </w:tcPr>
+          <w:p>
+            <w:pPr>
+              <w:pStyle w:val="Normal"/>
+              <w:widowControl/>
+              <w:spacing w:lineRule="auto" w:line="240" w:before="0" w:after="40"/>
+              <w:jc w:val="left"/>
+              <w:rPr>
+                <w:rFonts w:eastAsia="ＭＳ 明朝" w:cs=""/>
+                <w:kern w:val="0"/>
+                <w:szCs w:val="22"/>
+                <w:lang w:val="en-US" w:eastAsia="en-US" w:bidi="ar-SA"/>
+              </w:rPr>
+            </w:pPr>
+            <w:r>
+              <w:rPr>
+                <w:rFonts w:eastAsia="ＭＳ 明朝" w:cs=""/>
+                <w:kern w:val="0"/>
+                <w:sz w:val="20"/>
+                <w:szCs w:val="22"/>
+                <w:lang w:val="en-US" w:eastAsia="en-US" w:bidi="ar-SA"/>
+              </w:rPr>
+              <w:t xml:space="preserve">The message "That drive was detected automatically. Enable it in the list." appears</w:t>
+            </w:r>
+          </w:p>
+        </w:tc>
+      </w:tr>
+      <w:tr>
+        <w:trPr/>
+        <w:tc>
+          <w:tcPr>
+            <w:tcW w:w="3120" w:type="dxa"/>
+            <w:tcBorders/>
+          </w:tcPr>
+          <w:p>
+            <w:pPr>
+              <w:pStyle w:val="Normal"/>
+              <w:widowControl/>
+              <w:spacing w:lineRule="auto" w:line="240" w:before="0" w:after="40"/>
+              <w:jc w:val="left"/>
+              <w:rPr>
+                <w:rFonts w:eastAsia="ＭＳ 明朝" w:cs=""/>
+                <w:kern w:val="0"/>
+                <w:szCs w:val="22"/>
+                <w:lang w:val="en-US" w:eastAsia="en-US" w:bidi="ar-SA"/>
+              </w:rPr>
+            </w:pPr>
+            <w:r>
+              <w:rPr>
+                <w:rFonts w:eastAsia="ＭＳ 明朝" w:cs=""/>
+                <w:kern w:val="0"/>
+                <w:sz w:val="20"/>
+                <w:szCs w:val="22"/>
+                <w:lang w:val="en-US" w:eastAsia="en-US" w:bidi="ar-SA"/>
+              </w:rPr>
+              <w:t xml:space="preserve">T60</w:t>
+            </w:r>
+          </w:p>
+        </w:tc>
+        <w:tc>
+          <w:tcPr>
+            <w:tcW w:w="3120" w:type="dxa"/>
+            <w:tcBorders/>
+          </w:tcPr>
+          <w:p>
+            <w:pPr>
+              <w:pStyle w:val="Normal"/>
+              <w:widowControl/>
+              <w:spacing w:lineRule="auto" w:line="240" w:before="0" w:after="40"/>
+              <w:jc w:val="left"/>
+              <w:rPr>
+                <w:rFonts w:eastAsia="ＭＳ 明朝" w:cs=""/>
+                <w:kern w:val="0"/>
+                <w:szCs w:val="22"/>
+                <w:lang w:val="en-US" w:eastAsia="en-US" w:bidi="ar-SA"/>
+              </w:rPr>
+            </w:pPr>
+            <w:r>
+              <w:rPr>
+                <w:rFonts w:eastAsia="ＭＳ 明朝" w:cs=""/>
+                <w:kern w:val="0"/>
+                <w:sz w:val="20"/>
+                <w:szCs w:val="22"/>
+                <w:lang w:val="en-US" w:eastAsia="en-US" w:bidi="ar-SA"/>
+              </w:rPr>
+              <w:t xml:space="preserve">Press Remove on the manual row; then run curl -s -o /dev/null -w "%{http_code}\n" -d "name=x&amp;path=/media/y" $B/mlw/drives/add without signing in, and again with -H "Origin: http://evil.example"</w:t>
+            </w:r>
+          </w:p>
+        </w:tc>
+        <w:tc>
+          <w:tcPr>
+            <w:tcW w:w="3120" w:type="dxa"/>
+            <w:tcBorders/>
+          </w:tcPr>
+          <w:p>
+            <w:pPr>
+              <w:pStyle w:val="Normal"/>
+              <w:widowControl/>
+              <w:spacing w:lineRule="auto" w:line="240" w:before="0" w:after="40"/>
+              <w:jc w:val="left"/>
+              <w:rPr>
+                <w:rFonts w:eastAsia="ＭＳ 明朝" w:cs=""/>
+                <w:kern w:val="0"/>
+                <w:szCs w:val="22"/>
+                <w:lang w:val="en-US" w:eastAsia="en-US" w:bidi="ar-SA"/>
+              </w:rPr>
+            </w:pPr>
+            <w:r>
+              <w:rPr>
+                <w:rFonts w:eastAsia="ＭＳ 明朝" w:cs=""/>
+                <w:kern w:val="0"/>
+                <w:sz w:val="20"/>
+                <w:szCs w:val="22"/>
+                <w:lang w:val="en-US" w:eastAsia="en-US" w:bidi="ar-SA"/>
+              </w:rPr>
+              <w:t xml:space="preserve">The row disappears (the drive is not offered as New, because detection does not report it); the curl calls return 303 (redirect to sign-in) and 403; no state is changed</w:t>
+            </w:r>
+          </w:p>
+        </w:tc>
+      </w:tr>
     </w:tbl>
     <w:p>
       <w:pPr>
@@ -7251,7 +7902,7 @@
       </w:pPr>
       <w:r>
         <w:rPr/>
-        <w:t xml:space="preserve">Notes for T47 to T52: the first mount after the stack starts can take a moment while the desktop mounts the drive. udisks mounts are often readable only by your user, so the Capacity column may show only the device size. Clean up afterwards: Remove the test entry, run udisksctl unmount -b /dev/loopN and udisksctl loop-delete -b /dev/loopN, and remove MLW_MEDIA_INCLUDE_VIRTUAL if you set it.</w:t>
+        <w:t>Notes for T47 to T60: the first mount after the stack starts can take a moment while the desktop mounts the drive. udisks mounts are often readable only by your user, so the Capacity column may show only the device size. Clean up afterwards: Remove the test entry, run udisksctl unmount -b /dev/loopN and udisksctl loop-delete -b /dev/loopN, and remove MLW_MEDIA_INCLUDE_VIRTUAL if you set it.</w:t>
       </w:r>
     </w:p>
     <w:p>
@@ -7934,7 +8585,7 @@
       </w:pPr>
       <w:r>
         <w:rPr/>
-        <w:t xml:space="preserve">Drive detection: mountinfo parsing and octal escapes; the physical-device filter over a fake sysfs (USB, internal NVMe, loop, an unlocked LUKS volume on a physical disk, a duplicate mount, an NFS share and a disk outside the media directory); enable, ignore and remove decisions and their persistence across restarts; usage from statfs; wake-ups only on a real change; the epoll watch itself (against /proc/self/mountinfo, and, when run as root, waking on a real tmpfs mount in a private mount namespace); and the Drives page, its count, actions, same-site and session checks and event stream.</w:t>
+        <w:t>Drive detection: mountinfo parsing and octal escapes; the physical-device filter over a fake sysfs (USB, internal NVMe, loop, an unlocked LUKS volume on a physical disk, a duplicate mount, an NFS share and a disk outside the media directory); enable, ignore and remove decisions and their persistence across restarts; usage from statfs; wake-ups only on a real change; the epoll watch itself (against /proc/self/mountinfo, and, when run as root, waking on a real tmpfs mount in a private mount namespace); manual drives (validation of the name, path, device and file system, a symlink that leaves the media directory, defaults taken from mountinfo, duplicates, persistence across a restart, disabling while unmounted and removal); and the Drives page, the Add drive dialog and its endpoint, its count, actions, same-site and session checks and event stream.</w:t>
       </w:r>
     </w:p>
     <w:p>
@@ -8427,7 +9078,7 @@
       </w:pPr>
       <w:r>
         <w:rPr/>
-        <w:t>CI runs only the unit tests, static checks, compose validation (development and production files) and image build; the end-to-end procedures, including the production tests T27 to T33 and T45 to T53, are manual. CI validates docker-compose.prod.yml but never starts it. The epoll wake-up test needs root and is skipped in CI; it was run once in a privileged container.</w:t>
+        <w:t>CI runs only the unit tests, static checks, compose validation (development and production files) and image build; the end-to-end procedures, including the production tests T27 to T33 and T45 to T60, are manual. CI validates docker-compose.prod.yml but never starts it. The epoll wake-up test needs root and is skipped in CI; it was run once in a privileged container.</w:t>
       </w:r>
     </w:p>
     <w:p>

--- a/doc/mlw-storage_Testing.docx
+++ b/doc/mlw-storage_Testing.docx
@@ -643,7 +643,7 @@
           <w:rPr>
             <w:b/>
           </w:rPr>
-          <w:t xml:space="preserve">13</w:t>
+          <w:t xml:space="preserve">14</w:t>
         </w:r>
         <w:r>
           <w:rPr>
@@ -696,7 +696,7 @@
           <w:rPr>
             <w:b/>
           </w:rPr>
-          <w:t xml:space="preserve">13</w:t>
+          <w:t xml:space="preserve">14</w:t>
         </w:r>
         <w:r>
           <w:rPr>
@@ -749,7 +749,7 @@
           <w:rPr>
             <w:b/>
           </w:rPr>
-          <w:t xml:space="preserve">14</w:t>
+          <w:t xml:space="preserve">16</w:t>
         </w:r>
         <w:r>
           <w:rPr>
@@ -802,7 +802,7 @@
           <w:rPr>
             <w:b/>
           </w:rPr>
-          <w:t xml:space="preserve">15</w:t>
+          <w:t xml:space="preserve">16</w:t>
         </w:r>
         <w:r>
           <w:rPr>
@@ -855,7 +855,7 @@
           <w:rPr>
             <w:b/>
           </w:rPr>
-          <w:t xml:space="preserve">15</w:t>
+          <w:t xml:space="preserve">17</w:t>
         </w:r>
         <w:r>
           <w:rPr>
@@ -6836,7 +6836,7 @@
                 <w:szCs w:val="22"/>
                 <w:lang w:val="en-US" w:eastAsia="en-US" w:bidi="ar-SA"/>
               </w:rPr>
-              <w:t xml:space="preserve">Press Enable</w:t>
+              <w:t xml:space="preserve">Press Enable, leave every user unticked and press Enable on the Access page</w:t>
             </w:r>
           </w:p>
         </w:tc>
@@ -6866,7 +6866,7 @@
                 <w:szCs w:val="22"/>
                 <w:lang w:val="en-US" w:eastAsia="en-US" w:bidi="ar-SA"/>
               </w:rPr>
-              <w:t xml:space="preserve">Status becomes Available, the button becomes Disable and the red count disappears; nothing changes in SFTPGo (user list unchanged)</w:t>
+              <w:t xml:space="preserve">The Access page lists the SFTPGo users and /drives/&lt;name&gt;; after saving the status becomes Available with "Not shared with anyone yet", the button becomes Access and Disable, and the red count disappears; the SFTPGo user list is unchanged</w:t>
             </w:r>
           </w:p>
         </w:tc>
@@ -7890,6 +7890,750 @@
                 <w:lang w:val="en-US" w:eastAsia="en-US" w:bidi="ar-SA"/>
               </w:rPr>
               <w:t xml:space="preserve">The row disappears (the drive is not offered as New, because detection does not report it); the curl calls return 303 (redirect to sign-in) and 403; no state is changed</w:t>
+            </w:r>
+          </w:p>
+        </w:tc>
+      </w:tr>
+      <w:tr>
+        <w:trPr/>
+        <w:tc>
+          <w:tcPr>
+            <w:tcW w:w="3120" w:type="dxa"/>
+            <w:tcBorders/>
+          </w:tcPr>
+          <w:p>
+            <w:pPr>
+              <w:pStyle w:val="Normal"/>
+              <w:widowControl/>
+              <w:spacing w:lineRule="auto" w:line="240" w:before="0" w:after="40"/>
+              <w:jc w:val="left"/>
+              <w:rPr>
+                <w:rFonts w:eastAsia="ＭＳ 明朝" w:cs=""/>
+                <w:kern w:val="0"/>
+                <w:szCs w:val="22"/>
+                <w:lang w:val="en-US" w:eastAsia="en-US" w:bidi="ar-SA"/>
+              </w:rPr>
+            </w:pPr>
+            <w:r>
+              <w:rPr>
+                <w:rFonts w:eastAsia="ＭＳ 明朝" w:cs=""/>
+                <w:kern w:val="0"/>
+                <w:sz w:val="20"/>
+                <w:szCs w:val="22"/>
+                <w:lang w:val="en-US" w:eastAsia="en-US" w:bidi="ar-SA"/>
+              </w:rPr>
+              <w:t xml:space="preserve">T61</w:t>
+            </w:r>
+          </w:p>
+        </w:tc>
+        <w:tc>
+          <w:tcPr>
+            <w:tcW w:w="3120" w:type="dxa"/>
+            <w:tcBorders/>
+          </w:tcPr>
+          <w:p>
+            <w:pPr>
+              <w:pStyle w:val="Normal"/>
+              <w:widowControl/>
+              <w:spacing w:lineRule="auto" w:line="240" w:before="0" w:after="40"/>
+              <w:jc w:val="left"/>
+              <w:rPr>
+                <w:rFonts w:eastAsia="ＭＳ 明朝" w:cs=""/>
+                <w:kern w:val="0"/>
+                <w:szCs w:val="22"/>
+                <w:lang w:val="en-US" w:eastAsia="en-US" w:bidi="ar-SA"/>
+              </w:rPr>
+            </w:pPr>
+            <w:r>
+              <w:rPr>
+                <w:rFonts w:eastAsia="ＭＳ 明朝" w:cs=""/>
+                <w:kern w:val="0"/>
+                <w:sz w:val="20"/>
+                <w:szCs w:val="22"/>
+                <w:lang w:val="en-US" w:eastAsia="en-US" w:bidi="ar-SA"/>
+              </w:rPr>
+              <w:t xml:space="preserve">Create a local test user in the SFTPGo console (password login; for Keycloak setups open the user, Filters, and disable the external authentication hook for this user). On the Drives page press Access on the test drive, tick the user and press Save</w:t>
+            </w:r>
+          </w:p>
+        </w:tc>
+        <w:tc>
+          <w:tcPr>
+            <w:tcW w:w="3120" w:type="dxa"/>
+            <w:tcBorders/>
+          </w:tcPr>
+          <w:p>
+            <w:pPr>
+              <w:pStyle w:val="Normal"/>
+              <w:widowControl/>
+              <w:spacing w:lineRule="auto" w:line="240" w:before="0" w:after="40"/>
+              <w:jc w:val="left"/>
+              <w:rPr>
+                <w:rFonts w:eastAsia="ＭＳ 明朝" w:cs=""/>
+                <w:kern w:val="0"/>
+                <w:szCs w:val="22"/>
+                <w:lang w:val="en-US" w:eastAsia="en-US" w:bidi="ar-SA"/>
+              </w:rPr>
+            </w:pPr>
+            <w:r>
+              <w:rPr>
+                <w:rFonts w:eastAsia="ＭＳ 明朝" w:cs=""/>
+                <w:kern w:val="0"/>
+                <w:sz w:val="20"/>
+                <w:szCs w:val="22"/>
+                <w:lang w:val="en-US" w:eastAsia="en-US" w:bidi="ar-SA"/>
+              </w:rPr>
+              <w:t xml:space="preserve">The row shows "1 user · read-write at /drives/&lt;name&gt;"; in the SFTPGo console the folder mlw-drive-&lt;name&gt; exists (mapped path /srv/drives/...) and the user lists it as a virtual folder at /drives/&lt;name&gt;</w:t>
+            </w:r>
+          </w:p>
+        </w:tc>
+      </w:tr>
+      <w:tr>
+        <w:trPr/>
+        <w:tc>
+          <w:tcPr>
+            <w:tcW w:w="3120" w:type="dxa"/>
+            <w:tcBorders/>
+          </w:tcPr>
+          <w:p>
+            <w:pPr>
+              <w:pStyle w:val="Normal"/>
+              <w:widowControl/>
+              <w:spacing w:lineRule="auto" w:line="240" w:before="0" w:after="40"/>
+              <w:jc w:val="left"/>
+              <w:rPr>
+                <w:rFonts w:eastAsia="ＭＳ 明朝" w:cs=""/>
+                <w:kern w:val="0"/>
+                <w:szCs w:val="22"/>
+                <w:lang w:val="en-US" w:eastAsia="en-US" w:bidi="ar-SA"/>
+              </w:rPr>
+            </w:pPr>
+            <w:r>
+              <w:rPr>
+                <w:rFonts w:eastAsia="ＭＳ 明朝" w:cs=""/>
+                <w:kern w:val="0"/>
+                <w:sz w:val="20"/>
+                <w:szCs w:val="22"/>
+                <w:lang w:val="en-US" w:eastAsia="en-US" w:bidi="ar-SA"/>
+              </w:rPr>
+              <w:t xml:space="preserve">T62</w:t>
+            </w:r>
+          </w:p>
+        </w:tc>
+        <w:tc>
+          <w:tcPr>
+            <w:tcW w:w="3120" w:type="dxa"/>
+            <w:tcBorders/>
+          </w:tcPr>
+          <w:p>
+            <w:pPr>
+              <w:pStyle w:val="Normal"/>
+              <w:widowControl/>
+              <w:spacing w:lineRule="auto" w:line="240" w:before="0" w:after="40"/>
+              <w:jc w:val="left"/>
+              <w:rPr>
+                <w:rFonts w:eastAsia="ＭＳ 明朝" w:cs=""/>
+                <w:kern w:val="0"/>
+                <w:szCs w:val="22"/>
+                <w:lang w:val="en-US" w:eastAsia="en-US" w:bidi="ar-SA"/>
+              </w:rPr>
+            </w:pPr>
+            <w:r>
+              <w:rPr>
+                <w:rFonts w:eastAsia="ＭＳ 明朝" w:cs=""/>
+                <w:kern w:val="0"/>
+                <w:sz w:val="20"/>
+                <w:szCs w:val="22"/>
+                <w:lang w:val="en-US" w:eastAsia="en-US" w:bidi="ar-SA"/>
+              </w:rPr>
+              <w:t xml:space="preserve">Sign in to the web client (or sftp -P 2222) as that user and upload a file to /drives/&lt;name&gt;</w:t>
+            </w:r>
+          </w:p>
+        </w:tc>
+        <w:tc>
+          <w:tcPr>
+            <w:tcW w:w="3120" w:type="dxa"/>
+            <w:tcBorders/>
+          </w:tcPr>
+          <w:p>
+            <w:pPr>
+              <w:pStyle w:val="Normal"/>
+              <w:widowControl/>
+              <w:spacing w:lineRule="auto" w:line="240" w:before="0" w:after="40"/>
+              <w:jc w:val="left"/>
+              <w:rPr>
+                <w:rFonts w:eastAsia="ＭＳ 明朝" w:cs=""/>
+                <w:kern w:val="0"/>
+                <w:szCs w:val="22"/>
+                <w:lang w:val="en-US" w:eastAsia="en-US" w:bidi="ar-SA"/>
+              </w:rPr>
+            </w:pPr>
+            <w:r>
+              <w:rPr>
+                <w:rFonts w:eastAsia="ＭＳ 明朝" w:cs=""/>
+                <w:kern w:val="0"/>
+                <w:sz w:val="20"/>
+                <w:szCs w:val="22"/>
+                <w:lang w:val="en-US" w:eastAsia="en-US" w:bidi="ar-SA"/>
+              </w:rPr>
+              <w:t xml:space="preserve">The upload succeeds and the file exists on the drive on the host (ls /media/&lt;user&gt;/&lt;label&gt;); the user's own files are unchanged</w:t>
+            </w:r>
+          </w:p>
+        </w:tc>
+      </w:tr>
+      <w:tr>
+        <w:trPr/>
+        <w:tc>
+          <w:tcPr>
+            <w:tcW w:w="3120" w:type="dxa"/>
+            <w:tcBorders/>
+          </w:tcPr>
+          <w:p>
+            <w:pPr>
+              <w:pStyle w:val="Normal"/>
+              <w:widowControl/>
+              <w:spacing w:lineRule="auto" w:line="240" w:before="0" w:after="40"/>
+              <w:jc w:val="left"/>
+              <w:rPr>
+                <w:rFonts w:eastAsia="ＭＳ 明朝" w:cs=""/>
+                <w:kern w:val="0"/>
+                <w:szCs w:val="22"/>
+                <w:lang w:val="en-US" w:eastAsia="en-US" w:bidi="ar-SA"/>
+              </w:rPr>
+            </w:pPr>
+            <w:r>
+              <w:rPr>
+                <w:rFonts w:eastAsia="ＭＳ 明朝" w:cs=""/>
+                <w:kern w:val="0"/>
+                <w:sz w:val="20"/>
+                <w:szCs w:val="22"/>
+                <w:lang w:val="en-US" w:eastAsia="en-US" w:bidi="ar-SA"/>
+              </w:rPr>
+              <w:t xml:space="preserve">T63</w:t>
+            </w:r>
+          </w:p>
+        </w:tc>
+        <w:tc>
+          <w:tcPr>
+            <w:tcW w:w="3120" w:type="dxa"/>
+            <w:tcBorders/>
+          </w:tcPr>
+          <w:p>
+            <w:pPr>
+              <w:pStyle w:val="Normal"/>
+              <w:widowControl/>
+              <w:spacing w:lineRule="auto" w:line="240" w:before="0" w:after="40"/>
+              <w:jc w:val="left"/>
+              <w:rPr>
+                <w:rFonts w:eastAsia="ＭＳ 明朝" w:cs=""/>
+                <w:kern w:val="0"/>
+                <w:szCs w:val="22"/>
+                <w:lang w:val="en-US" w:eastAsia="en-US" w:bidi="ar-SA"/>
+              </w:rPr>
+            </w:pPr>
+            <w:r>
+              <w:rPr>
+                <w:rFonts w:eastAsia="ＭＳ 明朝" w:cs=""/>
+                <w:kern w:val="0"/>
+                <w:sz w:val="20"/>
+                <w:szCs w:val="22"/>
+                <w:lang w:val="en-US" w:eastAsia="en-US" w:bidi="ar-SA"/>
+              </w:rPr>
+              <w:t xml:space="preserve">Press Access, tick "Read-only for everyone", Save, and repeat the upload; then list and download a file</w:t>
+            </w:r>
+          </w:p>
+        </w:tc>
+        <w:tc>
+          <w:tcPr>
+            <w:tcW w:w="3120" w:type="dxa"/>
+            <w:tcBorders/>
+          </w:tcPr>
+          <w:p>
+            <w:pPr>
+              <w:pStyle w:val="Normal"/>
+              <w:widowControl/>
+              <w:spacing w:lineRule="auto" w:line="240" w:before="0" w:after="40"/>
+              <w:jc w:val="left"/>
+              <w:rPr>
+                <w:rFonts w:eastAsia="ＭＳ 明朝" w:cs=""/>
+                <w:kern w:val="0"/>
+                <w:szCs w:val="22"/>
+                <w:lang w:val="en-US" w:eastAsia="en-US" w:bidi="ar-SA"/>
+              </w:rPr>
+            </w:pPr>
+            <w:r>
+              <w:rPr>
+                <w:rFonts w:eastAsia="ＭＳ 明朝" w:cs=""/>
+                <w:kern w:val="0"/>
+                <w:sz w:val="20"/>
+                <w:szCs w:val="22"/>
+                <w:lang w:val="en-US" w:eastAsia="en-US" w:bidi="ar-SA"/>
+              </w:rPr>
+              <w:t xml:space="preserve">The upload is refused with permission denied; listing and downloading work</w:t>
+            </w:r>
+          </w:p>
+        </w:tc>
+      </w:tr>
+      <w:tr>
+        <w:trPr/>
+        <w:tc>
+          <w:tcPr>
+            <w:tcW w:w="3120" w:type="dxa"/>
+            <w:tcBorders/>
+          </w:tcPr>
+          <w:p>
+            <w:pPr>
+              <w:pStyle w:val="Normal"/>
+              <w:widowControl/>
+              <w:spacing w:lineRule="auto" w:line="240" w:before="0" w:after="40"/>
+              <w:jc w:val="left"/>
+              <w:rPr>
+                <w:rFonts w:eastAsia="ＭＳ 明朝" w:cs=""/>
+                <w:kern w:val="0"/>
+                <w:szCs w:val="22"/>
+                <w:lang w:val="en-US" w:eastAsia="en-US" w:bidi="ar-SA"/>
+              </w:rPr>
+            </w:pPr>
+            <w:r>
+              <w:rPr>
+                <w:rFonts w:eastAsia="ＭＳ 明朝" w:cs=""/>
+                <w:kern w:val="0"/>
+                <w:sz w:val="20"/>
+                <w:szCs w:val="22"/>
+                <w:lang w:val="en-US" w:eastAsia="en-US" w:bidi="ar-SA"/>
+              </w:rPr>
+              <w:t xml:space="preserve">T64</w:t>
+            </w:r>
+          </w:p>
+        </w:tc>
+        <w:tc>
+          <w:tcPr>
+            <w:tcW w:w="3120" w:type="dxa"/>
+            <w:tcBorders/>
+          </w:tcPr>
+          <w:p>
+            <w:pPr>
+              <w:pStyle w:val="Normal"/>
+              <w:widowControl/>
+              <w:spacing w:lineRule="auto" w:line="240" w:before="0" w:after="40"/>
+              <w:jc w:val="left"/>
+              <w:rPr>
+                <w:rFonts w:eastAsia="ＭＳ 明朝" w:cs=""/>
+                <w:kern w:val="0"/>
+                <w:szCs w:val="22"/>
+                <w:lang w:val="en-US" w:eastAsia="en-US" w:bidi="ar-SA"/>
+              </w:rPr>
+            </w:pPr>
+            <w:r>
+              <w:rPr>
+                <w:rFonts w:eastAsia="ＭＳ 明朝" w:cs=""/>
+                <w:kern w:val="0"/>
+                <w:sz w:val="20"/>
+                <w:szCs w:val="22"/>
+                <w:lang w:val="en-US" w:eastAsia="en-US" w:bidi="ar-SA"/>
+              </w:rPr>
+              <w:t xml:space="preserve">Keycloak setups: enter a realm role that a test token holds in the roles field and Save; sign in over SFTP with a token that has the role, and with one that has not</w:t>
+            </w:r>
+          </w:p>
+        </w:tc>
+        <w:tc>
+          <w:tcPr>
+            <w:tcW w:w="3120" w:type="dxa"/>
+            <w:tcBorders/>
+          </w:tcPr>
+          <w:p>
+            <w:pPr>
+              <w:pStyle w:val="Normal"/>
+              <w:widowControl/>
+              <w:spacing w:lineRule="auto" w:line="240" w:before="0" w:after="40"/>
+              <w:jc w:val="left"/>
+              <w:rPr>
+                <w:rFonts w:eastAsia="ＭＳ 明朝" w:cs=""/>
+                <w:kern w:val="0"/>
+                <w:szCs w:val="22"/>
+                <w:lang w:val="en-US" w:eastAsia="en-US" w:bidi="ar-SA"/>
+              </w:rPr>
+            </w:pPr>
+            <w:r>
+              <w:rPr>
+                <w:rFonts w:eastAsia="ＭＳ 明朝" w:cs=""/>
+                <w:kern w:val="0"/>
+                <w:sz w:val="20"/>
+                <w:szCs w:val="22"/>
+                <w:lang w:val="en-US" w:eastAsia="en-US" w:bidi="ar-SA"/>
+              </w:rPr>
+              <w:t xml:space="preserve">The first user sees /drives/&lt;name&gt; (read-write, or read-only if ticked) even though the hook rebuilt the user; the second sees no such folder</w:t>
+            </w:r>
+          </w:p>
+        </w:tc>
+      </w:tr>
+      <w:tr>
+        <w:trPr/>
+        <w:tc>
+          <w:tcPr>
+            <w:tcW w:w="3120" w:type="dxa"/>
+            <w:tcBorders/>
+          </w:tcPr>
+          <w:p>
+            <w:pPr>
+              <w:pStyle w:val="Normal"/>
+              <w:widowControl/>
+              <w:spacing w:lineRule="auto" w:line="240" w:before="0" w:after="40"/>
+              <w:jc w:val="left"/>
+              <w:rPr>
+                <w:rFonts w:eastAsia="ＭＳ 明朝" w:cs=""/>
+                <w:kern w:val="0"/>
+                <w:szCs w:val="22"/>
+                <w:lang w:val="en-US" w:eastAsia="en-US" w:bidi="ar-SA"/>
+              </w:rPr>
+            </w:pPr>
+            <w:r>
+              <w:rPr>
+                <w:rFonts w:eastAsia="ＭＳ 明朝" w:cs=""/>
+                <w:kern w:val="0"/>
+                <w:sz w:val="20"/>
+                <w:szCs w:val="22"/>
+                <w:lang w:val="en-US" w:eastAsia="en-US" w:bidi="ar-SA"/>
+              </w:rPr>
+              <w:t xml:space="preserve">T65</w:t>
+            </w:r>
+          </w:p>
+        </w:tc>
+        <w:tc>
+          <w:tcPr>
+            <w:tcW w:w="3120" w:type="dxa"/>
+            <w:tcBorders/>
+          </w:tcPr>
+          <w:p>
+            <w:pPr>
+              <w:pStyle w:val="Normal"/>
+              <w:widowControl/>
+              <w:spacing w:lineRule="auto" w:line="240" w:before="0" w:after="40"/>
+              <w:jc w:val="left"/>
+              <w:rPr>
+                <w:rFonts w:eastAsia="ＭＳ 明朝" w:cs=""/>
+                <w:kern w:val="0"/>
+                <w:szCs w:val="22"/>
+                <w:lang w:val="en-US" w:eastAsia="en-US" w:bidi="ar-SA"/>
+              </w:rPr>
+            </w:pPr>
+            <w:r>
+              <w:rPr>
+                <w:rFonts w:eastAsia="ＭＳ 明朝" w:cs=""/>
+                <w:kern w:val="0"/>
+                <w:sz w:val="20"/>
+                <w:szCs w:val="22"/>
+                <w:lang w:val="en-US" w:eastAsia="en-US" w:bidi="ar-SA"/>
+              </w:rPr>
+              <w:t xml:space="preserve">Press Disable</w:t>
+            </w:r>
+          </w:p>
+        </w:tc>
+        <w:tc>
+          <w:tcPr>
+            <w:tcW w:w="3120" w:type="dxa"/>
+            <w:tcBorders/>
+          </w:tcPr>
+          <w:p>
+            <w:pPr>
+              <w:pStyle w:val="Normal"/>
+              <w:widowControl/>
+              <w:spacing w:lineRule="auto" w:line="240" w:before="0" w:after="40"/>
+              <w:jc w:val="left"/>
+              <w:rPr>
+                <w:rFonts w:eastAsia="ＭＳ 明朝" w:cs=""/>
+                <w:kern w:val="0"/>
+                <w:szCs w:val="22"/>
+                <w:lang w:val="en-US" w:eastAsia="en-US" w:bidi="ar-SA"/>
+              </w:rPr>
+            </w:pPr>
+            <w:r>
+              <w:rPr>
+                <w:rFonts w:eastAsia="ＭＳ 明朝" w:cs=""/>
+                <w:kern w:val="0"/>
+                <w:sz w:val="20"/>
+                <w:szCs w:val="22"/>
+                <w:lang w:val="en-US" w:eastAsia="en-US" w:bidi="ar-SA"/>
+              </w:rPr>
+              <w:t xml:space="preserve">The row becomes Ignored; the folder is gone from the SFTPGo console and from the user; the user no longer sees /drives/&lt;name&gt;; the files on the drive are still there</w:t>
+            </w:r>
+          </w:p>
+        </w:tc>
+      </w:tr>
+      <w:tr>
+        <w:trPr/>
+        <w:tc>
+          <w:tcPr>
+            <w:tcW w:w="3120" w:type="dxa"/>
+            <w:tcBorders/>
+          </w:tcPr>
+          <w:p>
+            <w:pPr>
+              <w:pStyle w:val="Normal"/>
+              <w:widowControl/>
+              <w:spacing w:lineRule="auto" w:line="240" w:before="0" w:after="40"/>
+              <w:jc w:val="left"/>
+              <w:rPr>
+                <w:rFonts w:eastAsia="ＭＳ 明朝" w:cs=""/>
+                <w:kern w:val="0"/>
+                <w:szCs w:val="22"/>
+                <w:lang w:val="en-US" w:eastAsia="en-US" w:bidi="ar-SA"/>
+              </w:rPr>
+            </w:pPr>
+            <w:r>
+              <w:rPr>
+                <w:rFonts w:eastAsia="ＭＳ 明朝" w:cs=""/>
+                <w:kern w:val="0"/>
+                <w:sz w:val="20"/>
+                <w:szCs w:val="22"/>
+                <w:lang w:val="en-US" w:eastAsia="en-US" w:bidi="ar-SA"/>
+              </w:rPr>
+              <w:t xml:space="preserve">T66</w:t>
+            </w:r>
+          </w:p>
+        </w:tc>
+        <w:tc>
+          <w:tcPr>
+            <w:tcW w:w="3120" w:type="dxa"/>
+            <w:tcBorders/>
+          </w:tcPr>
+          <w:p>
+            <w:pPr>
+              <w:pStyle w:val="Normal"/>
+              <w:widowControl/>
+              <w:spacing w:lineRule="auto" w:line="240" w:before="0" w:after="40"/>
+              <w:jc w:val="left"/>
+              <w:rPr>
+                <w:rFonts w:eastAsia="ＭＳ 明朝" w:cs=""/>
+                <w:kern w:val="0"/>
+                <w:szCs w:val="22"/>
+                <w:lang w:val="en-US" w:eastAsia="en-US" w:bidi="ar-SA"/>
+              </w:rPr>
+            </w:pPr>
+            <w:r>
+              <w:rPr>
+                <w:rFonts w:eastAsia="ＭＳ 明朝" w:cs=""/>
+                <w:kern w:val="0"/>
+                <w:sz w:val="20"/>
+                <w:szCs w:val="22"/>
+                <w:lang w:val="en-US" w:eastAsia="en-US" w:bidi="ar-SA"/>
+              </w:rPr>
+              <w:t xml:space="preserve">Publish the drive again, then docker compose stop sftpgo and press Save on the Access page</w:t>
+            </w:r>
+          </w:p>
+        </w:tc>
+        <w:tc>
+          <w:tcPr>
+            <w:tcW w:w="3120" w:type="dxa"/>
+            <w:tcBorders/>
+          </w:tcPr>
+          <w:p>
+            <w:pPr>
+              <w:pStyle w:val="Normal"/>
+              <w:widowControl/>
+              <w:spacing w:lineRule="auto" w:line="240" w:before="0" w:after="40"/>
+              <w:jc w:val="left"/>
+              <w:rPr>
+                <w:rFonts w:eastAsia="ＭＳ 明朝" w:cs=""/>
+                <w:kern w:val="0"/>
+                <w:szCs w:val="22"/>
+                <w:lang w:val="en-US" w:eastAsia="en-US" w:bidi="ar-SA"/>
+              </w:rPr>
+            </w:pPr>
+            <w:r>
+              <w:rPr>
+                <w:rFonts w:eastAsia="ＭＳ 明朝" w:cs=""/>
+                <w:kern w:val="0"/>
+                <w:sz w:val="20"/>
+                <w:szCs w:val="22"/>
+                <w:lang w:val="en-US" w:eastAsia="en-US" w:bidi="ar-SA"/>
+              </w:rPr>
+              <w:t xml:space="preserve">A message "Could not reach SFTPGo" appears and the drive keeps its previous state; after docker compose start sftpgo the same Save succeeds</w:t>
+            </w:r>
+          </w:p>
+        </w:tc>
+      </w:tr>
+      <w:tr>
+        <w:trPr/>
+        <w:tc>
+          <w:tcPr>
+            <w:tcW w:w="3120" w:type="dxa"/>
+            <w:tcBorders/>
+          </w:tcPr>
+          <w:p>
+            <w:pPr>
+              <w:pStyle w:val="Normal"/>
+              <w:widowControl/>
+              <w:spacing w:lineRule="auto" w:line="240" w:before="0" w:after="40"/>
+              <w:jc w:val="left"/>
+              <w:rPr>
+                <w:rFonts w:eastAsia="ＭＳ 明朝" w:cs=""/>
+                <w:kern w:val="0"/>
+                <w:szCs w:val="22"/>
+                <w:lang w:val="en-US" w:eastAsia="en-US" w:bidi="ar-SA"/>
+              </w:rPr>
+            </w:pPr>
+            <w:r>
+              <w:rPr>
+                <w:rFonts w:eastAsia="ＭＳ 明朝" w:cs=""/>
+                <w:kern w:val="0"/>
+                <w:sz w:val="20"/>
+                <w:szCs w:val="22"/>
+                <w:lang w:val="en-US" w:eastAsia="en-US" w:bidi="ar-SA"/>
+              </w:rPr>
+              <w:t xml:space="preserve">T67</w:t>
+            </w:r>
+          </w:p>
+        </w:tc>
+        <w:tc>
+          <w:tcPr>
+            <w:tcW w:w="3120" w:type="dxa"/>
+            <w:tcBorders/>
+          </w:tcPr>
+          <w:p>
+            <w:pPr>
+              <w:pStyle w:val="Normal"/>
+              <w:widowControl/>
+              <w:spacing w:lineRule="auto" w:line="240" w:before="0" w:after="40"/>
+              <w:jc w:val="left"/>
+              <w:rPr>
+                <w:rFonts w:eastAsia="ＭＳ 明朝" w:cs=""/>
+                <w:kern w:val="0"/>
+                <w:szCs w:val="22"/>
+                <w:lang w:val="en-US" w:eastAsia="en-US" w:bidi="ar-SA"/>
+              </w:rPr>
+            </w:pPr>
+            <w:r>
+              <w:rPr>
+                <w:rFonts w:eastAsia="ＭＳ 明朝" w:cs=""/>
+                <w:kern w:val="0"/>
+                <w:sz w:val="20"/>
+                <w:szCs w:val="22"/>
+                <w:lang w:val="en-US" w:eastAsia="en-US" w:bidi="ar-SA"/>
+              </w:rPr>
+              <w:t xml:space="preserve">Publish the drive, unmount it, then press Remove</w:t>
+            </w:r>
+          </w:p>
+        </w:tc>
+        <w:tc>
+          <w:tcPr>
+            <w:tcW w:w="3120" w:type="dxa"/>
+            <w:tcBorders/>
+          </w:tcPr>
+          <w:p>
+            <w:pPr>
+              <w:pStyle w:val="Normal"/>
+              <w:widowControl/>
+              <w:spacing w:lineRule="auto" w:line="240" w:before="0" w:after="40"/>
+              <w:jc w:val="left"/>
+              <w:rPr>
+                <w:rFonts w:eastAsia="ＭＳ 明朝" w:cs=""/>
+                <w:kern w:val="0"/>
+                <w:szCs w:val="22"/>
+                <w:lang w:val="en-US" w:eastAsia="en-US" w:bidi="ar-SA"/>
+              </w:rPr>
+            </w:pPr>
+            <w:r>
+              <w:rPr>
+                <w:rFonts w:eastAsia="ＭＳ 明朝" w:cs=""/>
+                <w:kern w:val="0"/>
+                <w:sz w:val="20"/>
+                <w:szCs w:val="22"/>
+                <w:lang w:val="en-US" w:eastAsia="en-US" w:bidi="ar-SA"/>
+              </w:rPr>
+              <w:t xml:space="preserve">The row disappears and the folder and the user's virtual folder are gone from SFTPGo</w:t>
+            </w:r>
+          </w:p>
+        </w:tc>
+      </w:tr>
+      <w:tr>
+        <w:trPr/>
+        <w:tc>
+          <w:tcPr>
+            <w:tcW w:w="3120" w:type="dxa"/>
+            <w:tcBorders/>
+          </w:tcPr>
+          <w:p>
+            <w:pPr>
+              <w:pStyle w:val="Normal"/>
+              <w:widowControl/>
+              <w:spacing w:lineRule="auto" w:line="240" w:before="0" w:after="40"/>
+              <w:jc w:val="left"/>
+              <w:rPr>
+                <w:rFonts w:eastAsia="ＭＳ 明朝" w:cs=""/>
+                <w:kern w:val="0"/>
+                <w:szCs w:val="22"/>
+                <w:lang w:val="en-US" w:eastAsia="en-US" w:bidi="ar-SA"/>
+              </w:rPr>
+            </w:pPr>
+            <w:r>
+              <w:rPr>
+                <w:rFonts w:eastAsia="ＭＳ 明朝" w:cs=""/>
+                <w:kern w:val="0"/>
+                <w:sz w:val="20"/>
+                <w:szCs w:val="22"/>
+                <w:lang w:val="en-US" w:eastAsia="en-US" w:bidi="ar-SA"/>
+              </w:rPr>
+              <w:t xml:space="preserve">T68</w:t>
+            </w:r>
+          </w:p>
+        </w:tc>
+        <w:tc>
+          <w:tcPr>
+            <w:tcW w:w="3120" w:type="dxa"/>
+            <w:tcBorders/>
+          </w:tcPr>
+          <w:p>
+            <w:pPr>
+              <w:pStyle w:val="Normal"/>
+              <w:widowControl/>
+              <w:spacing w:lineRule="auto" w:line="240" w:before="0" w:after="40"/>
+              <w:jc w:val="left"/>
+              <w:rPr>
+                <w:rFonts w:eastAsia="ＭＳ 明朝" w:cs=""/>
+                <w:kern w:val="0"/>
+                <w:szCs w:val="22"/>
+                <w:lang w:val="en-US" w:eastAsia="en-US" w:bidi="ar-SA"/>
+              </w:rPr>
+            </w:pPr>
+            <w:r>
+              <w:rPr>
+                <w:rFonts w:eastAsia="ＭＳ 明朝" w:cs=""/>
+                <w:kern w:val="0"/>
+                <w:sz w:val="20"/>
+                <w:szCs w:val="22"/>
+                <w:lang w:val="en-US" w:eastAsia="en-US" w:bidi="ar-SA"/>
+              </w:rPr>
+              <w:t xml:space="preserve">curl -s -o /dev/null -w "%{http_code}\n" $B/mlw/drives/access?key=x without signing in; then POST /mlw/drives/access with -d key=x and the header -H "Origin: http://evil.example"; then, signed in, GET it with an unknown key</w:t>
+            </w:r>
+          </w:p>
+        </w:tc>
+        <w:tc>
+          <w:tcPr>
+            <w:tcW w:w="3120" w:type="dxa"/>
+            <w:tcBorders/>
+          </w:tcPr>
+          <w:p>
+            <w:pPr>
+              <w:pStyle w:val="Normal"/>
+              <w:widowControl/>
+              <w:spacing w:lineRule="auto" w:line="240" w:before="0" w:after="40"/>
+              <w:jc w:val="left"/>
+              <w:rPr>
+                <w:rFonts w:eastAsia="ＭＳ 明朝" w:cs=""/>
+                <w:kern w:val="0"/>
+                <w:szCs w:val="22"/>
+                <w:lang w:val="en-US" w:eastAsia="en-US" w:bidi="ar-SA"/>
+              </w:rPr>
+            </w:pPr>
+            <w:r>
+              <w:rPr>
+                <w:rFonts w:eastAsia="ＭＳ 明朝" w:cs=""/>
+                <w:kern w:val="0"/>
+                <w:sz w:val="20"/>
+                <w:szCs w:val="22"/>
+                <w:lang w:val="en-US" w:eastAsia="en-US" w:bidi="ar-SA"/>
+              </w:rPr>
+              <w:t xml:space="preserve">302, 403 and 409; nothing changes in SFTPGo</w:t>
             </w:r>
           </w:p>
         </w:tc>
@@ -7902,7 +8646,7 @@
       </w:pPr>
       <w:r>
         <w:rPr/>
-        <w:t>Notes for T47 to T60: the first mount after the stack starts can take a moment while the desktop mounts the drive. udisks mounts are often readable only by your user, so the Capacity column may show only the device size. Clean up afterwards: Remove the test entry, run udisksctl unmount -b /dev/loopN and udisksctl loop-delete -b /dev/loopN, and remove MLW_MEDIA_INCLUDE_VIRTUAL if you set it.</w:t>
+        <w:t>Notes for T47 to T68: the first mount after the stack starts can take a moment while the desktop mounts the drive. udisks mounts are often readable only by your user, so the Capacity column may show only the device size. Clean up afterwards: Remove the test entry, run udisksctl unmount -b /dev/loopN and udisksctl loop-delete -b /dev/loopN, and remove MLW_MEDIA_INCLUDE_VIRTUAL if you set it. For T61 to T68 the stack needs the media overlay, which also mounts the media directory into the sftpgo container; the drive must be writable by uid 1000 (a FAT image mounted by udisks normally is for the desktop user with uid 1000).</w:t>
       </w:r>
     </w:p>
     <w:p>
@@ -8585,7 +9329,7 @@
       </w:pPr>
       <w:r>
         <w:rPr/>
-        <w:t>Drive detection: mountinfo parsing and octal escapes; the physical-device filter over a fake sysfs (USB, internal NVMe, loop, an unlocked LUKS volume on a physical disk, a duplicate mount, an NFS share and a disk outside the media directory); enable, ignore and remove decisions and their persistence across restarts; usage from statfs; wake-ups only on a real change; the epoll watch itself (against /proc/self/mountinfo, and, when run as root, waking on a real tmpfs mount in a private mount namespace); manual drives (validation of the name, path, device and file system, a symlink that leaves the media directory, defaults taken from mountinfo, duplicates, persistence across a restart, disabling while unmounted and removal); and the Drives page, the Add drive dialog and its endpoint, its count, actions, same-site and session checks and event stream.</w:t>
+        <w:t>Drive detection: mountinfo parsing and octal escapes; the physical-device filter over a fake sysfs (USB, internal NVMe, loop, an unlocked LUKS volume on a physical disk, a duplicate mount, an NFS share and a disk outside the media directory); enable, ignore and remove decisions and their persistence across restarts; usage from statfs; wake-ups only on a real change; the epoll watch itself (against /proc/self/mountinfo, and, when run as root, waking on a real tmpfs mount in a private mount namespace); manual drives (validation of the name, path, device and file system, a symlink that leaves the media directory, defaults taken from mountinfo, duplicates, persistence across a restart, disabling while unmounted and removal); publishing (slugs, mapped paths, the grants for users and roles, only for enabled and mounted drives), the Access page against a stateful SFTPGo double (folder and user changes, read-only permissions, detaching, withdrawing, unknown users, bad roles, SFTPGo failure leaving the state unchanged), the extra folders in the authentication hook response; and the Drives page, the Add drive dialog and its endpoint, its count, actions, same-site and session checks and event stream.</w:t>
       </w:r>
     </w:p>
     <w:p>
@@ -9078,7 +9822,7 @@
       </w:pPr>
       <w:r>
         <w:rPr/>
-        <w:t>CI runs only the unit tests, static checks, compose validation (development and production files) and image build; the end-to-end procedures, including the production tests T27 to T33 and T45 to T60, are manual. CI validates docker-compose.prod.yml but never starts it. The epoll wake-up test needs root and is skipped in CI; it was run once in a privileged container.</w:t>
+        <w:t>CI runs only the unit tests, static checks, compose validation (development and production files) and image build; the end-to-end procedures, including the production tests T27 to T33 and T45 to T68, are manual. CI validates docker-compose.prod.yml but never starts it. The epoll wake-up test needs root and is skipped in CI; it was run once in a privileged container.</w:t>
       </w:r>
     </w:p>
     <w:p>

--- a/doc/mlw-storage_Testing.docx
+++ b/doc/mlw-storage_Testing.docx
@@ -590,7 +590,7 @@
           <w:rPr>
             <w:b/>
           </w:rPr>
-          <w:t xml:space="preserve">10</w:t>
+          <w:t xml:space="preserve">11</w:t>
         </w:r>
         <w:r>
           <w:rPr>
@@ -643,7 +643,7 @@
           <w:rPr>
             <w:b/>
           </w:rPr>
-          <w:t xml:space="preserve">14</w:t>
+          <w:t xml:space="preserve">15</w:t>
         </w:r>
         <w:r>
           <w:rPr>
@@ -696,7 +696,7 @@
           <w:rPr>
             <w:b/>
           </w:rPr>
-          <w:t xml:space="preserve">14</w:t>
+          <w:t xml:space="preserve">16</w:t>
         </w:r>
         <w:r>
           <w:rPr>
@@ -749,7 +749,7 @@
           <w:rPr>
             <w:b/>
           </w:rPr>
-          <w:t xml:space="preserve">16</w:t>
+          <w:t xml:space="preserve">17</w:t>
         </w:r>
         <w:r>
           <w:rPr>
@@ -802,7 +802,7 @@
           <w:rPr>
             <w:b/>
           </w:rPr>
-          <w:t xml:space="preserve">16</w:t>
+          <w:t xml:space="preserve">17</w:t>
         </w:r>
         <w:r>
           <w:rPr>
@@ -855,7 +855,7 @@
           <w:rPr>
             <w:b/>
           </w:rPr>
-          <w:t xml:space="preserve">17</w:t>
+          <w:t xml:space="preserve">18</w:t>
         </w:r>
         <w:r>
           <w:rPr>
@@ -5851,7 +5851,7 @@
                 <w:szCs w:val="22"/>
                 <w:lang w:val="en-US" w:eastAsia="en-US" w:bidi="ar-SA"/>
               </w:rPr>
-              <w:t xml:space="preserve">Sign-in page appears first. The icon shows your user name to its left. The menu opens with only a Logout button, closes on an outside click and on Escape, and Logout returns to the sign-in page; reopening /mlw/dashboard then asks you to sign in again</w:t>
+              <w:t>Sign-in page appears first. The icon shows your user name to its left. The menu opens with three items, SFTPGo, Report and Logout (in that order), closes on an outside click and on Escape, and Logout returns to the sign-in page; reopening /mlw/dashboard then asks you to sign in again</w:t>
             </w:r>
           </w:p>
         </w:tc>
@@ -5914,7 +5914,7 @@
                 <w:szCs w:val="22"/>
                 <w:lang w:val="en-US" w:eastAsia="en-US" w:bidi="ar-SA"/>
               </w:rPr>
-              <w:t xml:space="preserve">In the browser click SFTPGo administration, then the "mlw-storage Dashboard" button at the bottom left; also check curl -s $B/web/admin/login | grep -c "mlw-storage Dashboard"</w:t>
+              <w:t>In the browser open the account menu and choose SFTPGo, then the "mlw-storage Dashboard" button at the bottom left; also check curl -s $B/web/admin/login | grep -c "mlw-storage Dashboard"</w:t>
             </w:r>
           </w:p>
         </w:tc>
@@ -5944,7 +5944,7 @@
                 <w:szCs w:val="22"/>
                 <w:lang w:val="en-US" w:eastAsia="en-US" w:bidi="ar-SA"/>
               </w:rPr>
-              <w:t xml:space="preserve">SFTPGo's console opens (its own sign-in) with the button visible, also on its sign-in page; the button returns to the Dashboard; the grep prints 1</w:t>
+              <w:t>SFTPGo's console opens on its Users page (see T70 for the sign-in) with the button visible, also on its sign-in page; the button returns to the Dashboard; the grep prints 1</w:t>
             </w:r>
           </w:p>
         </w:tc>
@@ -6223,7 +6223,565 @@
                 <w:szCs w:val="22"/>
                 <w:lang w:val="en-US" w:eastAsia="en-US" w:bidi="ar-SA"/>
               </w:rPr>
-              <w:t xml:space="preserve">First table shows 20 users with the label 1..20 and the left arrow greyed out. Right shows the rest with a label such as 21..N and the right arrow greyed out; a further right click does nothing; left returns to 1..20. The header, counts and SFTPGo administration button do not change, and at a narrow window width only the table scrolls sideways</w:t>
+              <w:t>First table shows 20 users with the label 1..20 and the left arrow greyed out. Right shows the rest with a label such as 21..N and the right arrow greyed out; a further right click does nothing; left returns to 1..20. The header and counts do not change, and at a narrow window width only the table scrolls sideways</w:t>
+            </w:r>
+          </w:p>
+        </w:tc>
+      </w:tr>
+      <w:tr>
+        <w:trPr/>
+        <w:tc>
+          <w:tcPr>
+            <w:tcW w:w="3120" w:type="dxa"/>
+            <w:tcBorders/>
+          </w:tcPr>
+          <w:p>
+            <w:pPr>
+              <w:pStyle w:val="Normal"/>
+              <w:widowControl/>
+              <w:spacing w:lineRule="auto" w:line="240" w:before="0" w:after="40"/>
+              <w:jc w:val="left"/>
+              <w:rPr>
+                <w:rFonts w:eastAsia="ＭＳ 明朝" w:cs=""/>
+                <w:kern w:val="0"/>
+                <w:szCs w:val="22"/>
+                <w:lang w:val="en-US" w:eastAsia="en-US" w:bidi="ar-SA"/>
+              </w:rPr>
+            </w:pPr>
+            <w:r>
+              <w:rPr>
+                <w:rFonts w:eastAsia="ＭＳ 明朝" w:cs=""/>
+                <w:kern w:val="0"/>
+                <w:sz w:val="20"/>
+                <w:szCs w:val="22"/>
+                <w:lang w:val="en-US" w:eastAsia="en-US" w:bidi="ar-SA"/>
+              </w:rPr>
+              <w:t xml:space="preserve">T69</w:t>
+            </w:r>
+          </w:p>
+        </w:tc>
+        <w:tc>
+          <w:tcPr>
+            <w:tcW w:w="3120" w:type="dxa"/>
+            <w:tcBorders/>
+          </w:tcPr>
+          <w:p>
+            <w:pPr>
+              <w:pStyle w:val="Normal"/>
+              <w:widowControl/>
+              <w:spacing w:lineRule="auto" w:line="240" w:before="0" w:after="40"/>
+              <w:jc w:val="left"/>
+              <w:rPr>
+                <w:rFonts w:eastAsia="ＭＳ 明朝" w:cs=""/>
+                <w:kern w:val="0"/>
+                <w:szCs w:val="22"/>
+                <w:lang w:val="en-US" w:eastAsia="en-US" w:bidi="ar-SA"/>
+              </w:rPr>
+            </w:pPr>
+            <w:r>
+              <w:rPr>
+                <w:rFonts w:eastAsia="ＭＳ 明朝" w:cs=""/>
+                <w:kern w:val="0"/>
+                <w:sz w:val="20"/>
+                <w:szCs w:val="22"/>
+                <w:lang w:val="en-US" w:eastAsia="en-US" w:bidi="ar-SA"/>
+              </w:rPr>
+              <w:t xml:space="preserve">Press About in the top bar, then the License tab, then the About tab again; close the dialog with CLOSE, then open it and close it with Escape; repeat on the Drives page and in a narrow window</w:t>
+            </w:r>
+          </w:p>
+        </w:tc>
+        <w:tc>
+          <w:tcPr>
+            <w:tcW w:w="3120" w:type="dxa"/>
+            <w:tcBorders/>
+          </w:tcPr>
+          <w:p>
+            <w:pPr>
+              <w:pStyle w:val="Normal"/>
+              <w:widowControl/>
+              <w:spacing w:lineRule="auto" w:line="240" w:before="0" w:after="40"/>
+              <w:jc w:val="left"/>
+              <w:rPr>
+                <w:rFonts w:eastAsia="ＭＳ 明朝" w:cs=""/>
+                <w:kern w:val="0"/>
+                <w:szCs w:val="22"/>
+                <w:lang w:val="en-US" w:eastAsia="en-US" w:bidi="ar-SA"/>
+              </w:rPr>
+            </w:pPr>
+            <w:r>
+              <w:rPr>
+                <w:rFonts w:eastAsia="ＭＳ 明朝" w:cs=""/>
+                <w:kern w:val="0"/>
+                <w:sz w:val="20"/>
+                <w:szCs w:val="22"/>
+                <w:lang w:val="en-US" w:eastAsia="en-US" w:bidi="ar-SA"/>
+              </w:rPr>
+              <w:t>The dialog titled "Magic Lantern Storage Manager" opens with the tabs About and License; About shows "Author: Wizzer Works", "Version: v1.1.0" and a link to www.wizzerworks.com; License shows the MIT license text with "Copyright (c) 2026 Wizzer Works"; CLOSE and Escape close it; the button is to the right of Drives (with drives off it is the only item in the bar); it works on every page</w:t>
+            </w:r>
+          </w:p>
+        </w:tc>
+      </w:tr>
+      <w:tr>
+        <w:trPr/>
+        <w:tc>
+          <w:tcPr>
+            <w:tcW w:w="3120" w:type="dxa"/>
+            <w:tcBorders/>
+          </w:tcPr>
+          <w:p>
+            <w:pPr>
+              <w:pStyle w:val="Normal"/>
+              <w:widowControl/>
+              <w:spacing w:lineRule="auto" w:line="240" w:before="0" w:after="40"/>
+              <w:jc w:val="left"/>
+              <w:rPr>
+                <w:rFonts w:eastAsia="ＭＳ 明朝" w:cs=""/>
+                <w:kern w:val="0"/>
+                <w:szCs w:val="22"/>
+                <w:lang w:val="en-US" w:eastAsia="en-US" w:bidi="ar-SA"/>
+              </w:rPr>
+            </w:pPr>
+            <w:r>
+              <w:rPr>
+                <w:rFonts w:eastAsia="ＭＳ 明朝" w:cs=""/>
+                <w:kern w:val="0"/>
+                <w:sz w:val="20"/>
+                <w:szCs w:val="22"/>
+                <w:lang w:val="en-US" w:eastAsia="en-US" w:bidi="ar-SA"/>
+              </w:rPr>
+              <w:t xml:space="preserve">T70</w:t>
+            </w:r>
+          </w:p>
+        </w:tc>
+        <w:tc>
+          <w:tcPr>
+            <w:tcW w:w="3120" w:type="dxa"/>
+            <w:tcBorders/>
+          </w:tcPr>
+          <w:p>
+            <w:pPr>
+              <w:pStyle w:val="Normal"/>
+              <w:widowControl/>
+              <w:spacing w:lineRule="auto" w:line="240" w:before="0" w:after="40"/>
+              <w:jc w:val="left"/>
+              <w:rPr>
+                <w:rFonts w:eastAsia="ＭＳ 明朝" w:cs=""/>
+                <w:kern w:val="0"/>
+                <w:szCs w:val="22"/>
+                <w:lang w:val="en-US" w:eastAsia="en-US" w:bidi="ar-SA"/>
+              </w:rPr>
+            </w:pPr>
+            <w:r>
+              <w:rPr>
+                <w:rFonts w:eastAsia="ＭＳ 明朝" w:cs=""/>
+                <w:kern w:val="0"/>
+                <w:sz w:val="20"/>
+                <w:szCs w:val="22"/>
+                <w:lang w:val="en-US" w:eastAsia="en-US" w:bidi="ar-SA"/>
+              </w:rPr>
+              <w:t xml:space="preserve">Sign in to the mlw-storage UI, open the account menu and choose SFTPGo</w:t>
+            </w:r>
+          </w:p>
+        </w:tc>
+        <w:tc>
+          <w:tcPr>
+            <w:tcW w:w="3120" w:type="dxa"/>
+            <w:tcBorders/>
+          </w:tcPr>
+          <w:p>
+            <w:pPr>
+              <w:pStyle w:val="Normal"/>
+              <w:widowControl/>
+              <w:spacing w:lineRule="auto" w:line="240" w:before="0" w:after="40"/>
+              <w:jc w:val="left"/>
+              <w:rPr>
+                <w:rFonts w:eastAsia="ＭＳ 明朝" w:cs=""/>
+                <w:kern w:val="0"/>
+                <w:szCs w:val="22"/>
+                <w:lang w:val="en-US" w:eastAsia="en-US" w:bidi="ar-SA"/>
+              </w:rPr>
+            </w:pPr>
+            <w:r>
+              <w:rPr>
+                <w:rFonts w:eastAsia="ＭＳ 明朝" w:cs=""/>
+                <w:kern w:val="0"/>
+                <w:sz w:val="20"/>
+                <w:szCs w:val="22"/>
+                <w:lang w:val="en-US" w:eastAsia="en-US" w:bidi="ar-SA"/>
+              </w:rPr>
+              <w:t xml:space="preserve">The SFTPGo console opens directly on http://&lt;host&gt;:8380/web/admin/users without a sign-in form, and you can use it (for example open Groups). After waiting more than 20 minutes and choosing SFTPGo again the SFTPGo sign-in form appears instead</w:t>
+            </w:r>
+          </w:p>
+        </w:tc>
+      </w:tr>
+      <w:tr>
+        <w:trPr/>
+        <w:tc>
+          <w:tcPr>
+            <w:tcW w:w="3120" w:type="dxa"/>
+            <w:tcBorders/>
+          </w:tcPr>
+          <w:p>
+            <w:pPr>
+              <w:pStyle w:val="Normal"/>
+              <w:widowControl/>
+              <w:spacing w:lineRule="auto" w:line="240" w:before="0" w:after="40"/>
+              <w:jc w:val="left"/>
+              <w:rPr>
+                <w:rFonts w:eastAsia="ＭＳ 明朝" w:cs=""/>
+                <w:kern w:val="0"/>
+                <w:szCs w:val="22"/>
+                <w:lang w:val="en-US" w:eastAsia="en-US" w:bidi="ar-SA"/>
+              </w:rPr>
+            </w:pPr>
+            <w:r>
+              <w:rPr>
+                <w:rFonts w:eastAsia="ＭＳ 明朝" w:cs=""/>
+                <w:kern w:val="0"/>
+                <w:sz w:val="20"/>
+                <w:szCs w:val="22"/>
+                <w:lang w:val="en-US" w:eastAsia="en-US" w:bidi="ar-SA"/>
+              </w:rPr>
+              <w:t xml:space="preserve">T71</w:t>
+            </w:r>
+          </w:p>
+        </w:tc>
+        <w:tc>
+          <w:tcPr>
+            <w:tcW w:w="3120" w:type="dxa"/>
+            <w:tcBorders/>
+          </w:tcPr>
+          <w:p>
+            <w:pPr>
+              <w:pStyle w:val="Normal"/>
+              <w:widowControl/>
+              <w:spacing w:lineRule="auto" w:line="240" w:before="0" w:after="40"/>
+              <w:jc w:val="left"/>
+              <w:rPr>
+                <w:rFonts w:eastAsia="ＭＳ 明朝" w:cs=""/>
+                <w:kern w:val="0"/>
+                <w:szCs w:val="22"/>
+                <w:lang w:val="en-US" w:eastAsia="en-US" w:bidi="ar-SA"/>
+              </w:rPr>
+            </w:pPr>
+            <w:r>
+              <w:rPr>
+                <w:rFonts w:eastAsia="ＭＳ 明朝" w:cs=""/>
+                <w:kern w:val="0"/>
+                <w:sz w:val="20"/>
+                <w:szCs w:val="22"/>
+                <w:lang w:val="en-US" w:eastAsia="en-US" w:bidi="ar-SA"/>
+              </w:rPr>
+              <w:t xml:space="preserve">Run curl -s -o /dev/null -w "%{http_code} %{redirect_url}\n" $B/mlw/console and the same for $B/mlw/report, without signing in</w:t>
+            </w:r>
+          </w:p>
+        </w:tc>
+        <w:tc>
+          <w:tcPr>
+            <w:tcW w:w="3120" w:type="dxa"/>
+            <w:tcBorders/>
+          </w:tcPr>
+          <w:p>
+            <w:pPr>
+              <w:pStyle w:val="Normal"/>
+              <w:widowControl/>
+              <w:spacing w:lineRule="auto" w:line="240" w:before="0" w:after="40"/>
+              <w:jc w:val="left"/>
+              <w:rPr>
+                <w:rFonts w:eastAsia="ＭＳ 明朝" w:cs=""/>
+                <w:kern w:val="0"/>
+                <w:szCs w:val="22"/>
+                <w:lang w:val="en-US" w:eastAsia="en-US" w:bidi="ar-SA"/>
+              </w:rPr>
+            </w:pPr>
+            <w:r>
+              <w:rPr>
+                <w:rFonts w:eastAsia="ＭＳ 明朝" w:cs=""/>
+                <w:kern w:val="0"/>
+                <w:sz w:val="20"/>
+                <w:szCs w:val="22"/>
+                <w:lang w:val="en-US" w:eastAsia="en-US" w:bidi="ar-SA"/>
+              </w:rPr>
+              <w:t xml:space="preserve">Both print 302 with the redirect to /mlw/login; nothing is sent from SFTPGo</w:t>
+            </w:r>
+          </w:p>
+        </w:tc>
+      </w:tr>
+      <w:tr>
+        <w:trPr/>
+        <w:tc>
+          <w:tcPr>
+            <w:tcW w:w="3120" w:type="dxa"/>
+            <w:tcBorders/>
+          </w:tcPr>
+          <w:p>
+            <w:pPr>
+              <w:pStyle w:val="Normal"/>
+              <w:widowControl/>
+              <w:spacing w:lineRule="auto" w:line="240" w:before="0" w:after="40"/>
+              <w:jc w:val="left"/>
+              <w:rPr>
+                <w:rFonts w:eastAsia="ＭＳ 明朝" w:cs=""/>
+                <w:kern w:val="0"/>
+                <w:szCs w:val="22"/>
+                <w:lang w:val="en-US" w:eastAsia="en-US" w:bidi="ar-SA"/>
+              </w:rPr>
+            </w:pPr>
+            <w:r>
+              <w:rPr>
+                <w:rFonts w:eastAsia="ＭＳ 明朝" w:cs=""/>
+                <w:kern w:val="0"/>
+                <w:sz w:val="20"/>
+                <w:szCs w:val="22"/>
+                <w:lang w:val="en-US" w:eastAsia="en-US" w:bidi="ar-SA"/>
+              </w:rPr>
+              <w:t xml:space="preserve">T72</w:t>
+            </w:r>
+          </w:p>
+        </w:tc>
+        <w:tc>
+          <w:tcPr>
+            <w:tcW w:w="3120" w:type="dxa"/>
+            <w:tcBorders/>
+          </w:tcPr>
+          <w:p>
+            <w:pPr>
+              <w:pStyle w:val="Normal"/>
+              <w:widowControl/>
+              <w:spacing w:lineRule="auto" w:line="240" w:before="0" w:after="40"/>
+              <w:jc w:val="left"/>
+              <w:rPr>
+                <w:rFonts w:eastAsia="ＭＳ 明朝" w:cs=""/>
+                <w:kern w:val="0"/>
+                <w:szCs w:val="22"/>
+                <w:lang w:val="en-US" w:eastAsia="en-US" w:bidi="ar-SA"/>
+              </w:rPr>
+            </w:pPr>
+            <w:r>
+              <w:rPr>
+                <w:rFonts w:eastAsia="ＭＳ 明朝" w:cs=""/>
+                <w:kern w:val="0"/>
+                <w:sz w:val="20"/>
+                <w:szCs w:val="22"/>
+                <w:lang w:val="en-US" w:eastAsia="en-US" w:bidi="ar-SA"/>
+              </w:rPr>
+              <w:t xml:space="preserve">In the account menu choose Report</w:t>
+            </w:r>
+          </w:p>
+        </w:tc>
+        <w:tc>
+          <w:tcPr>
+            <w:tcW w:w="3120" w:type="dxa"/>
+            <w:tcBorders/>
+          </w:tcPr>
+          <w:p>
+            <w:pPr>
+              <w:pStyle w:val="Normal"/>
+              <w:widowControl/>
+              <w:spacing w:lineRule="auto" w:line="240" w:before="0" w:after="40"/>
+              <w:jc w:val="left"/>
+              <w:rPr>
+                <w:rFonts w:eastAsia="ＭＳ 明朝" w:cs=""/>
+                <w:kern w:val="0"/>
+                <w:szCs w:val="22"/>
+                <w:lang w:val="en-US" w:eastAsia="en-US" w:bidi="ar-SA"/>
+              </w:rPr>
+            </w:pPr>
+            <w:r>
+              <w:rPr>
+                <w:rFonts w:eastAsia="ＭＳ 明朝" w:cs=""/>
+                <w:kern w:val="0"/>
+                <w:sz w:val="20"/>
+                <w:szCs w:val="22"/>
+                <w:lang w:val="en-US" w:eastAsia="en-US" w:bidi="ar-SA"/>
+              </w:rPr>
+              <w:t xml:space="preserve">A PDF named mlw-storage-report-&lt;date&gt;-&lt;time&gt;.pdf is downloaded. It opens with the title "mlw-storage Configuration Report", the date, your user name and the SFTPGo version; then the sections Users, Groups, Virtual folders, Administrators, Roles, Event actions, Event rules and (drive detection on) Removable drives, each with a count in the heading</w:t>
+            </w:r>
+          </w:p>
+        </w:tc>
+      </w:tr>
+      <w:tr>
+        <w:trPr/>
+        <w:tc>
+          <w:tcPr>
+            <w:tcW w:w="3120" w:type="dxa"/>
+            <w:tcBorders/>
+          </w:tcPr>
+          <w:p>
+            <w:pPr>
+              <w:pStyle w:val="Normal"/>
+              <w:widowControl/>
+              <w:spacing w:lineRule="auto" w:line="240" w:before="0" w:after="40"/>
+              <w:jc w:val="left"/>
+              <w:rPr>
+                <w:rFonts w:eastAsia="ＭＳ 明朝" w:cs=""/>
+                <w:kern w:val="0"/>
+                <w:szCs w:val="22"/>
+                <w:lang w:val="en-US" w:eastAsia="en-US" w:bidi="ar-SA"/>
+              </w:rPr>
+            </w:pPr>
+            <w:r>
+              <w:rPr>
+                <w:rFonts w:eastAsia="ＭＳ 明朝" w:cs=""/>
+                <w:kern w:val="0"/>
+                <w:sz w:val="20"/>
+                <w:szCs w:val="22"/>
+                <w:lang w:val="en-US" w:eastAsia="en-US" w:bidi="ar-SA"/>
+              </w:rPr>
+              <w:t xml:space="preserve">T73</w:t>
+            </w:r>
+          </w:p>
+        </w:tc>
+        <w:tc>
+          <w:tcPr>
+            <w:tcW w:w="3120" w:type="dxa"/>
+            <w:tcBorders/>
+          </w:tcPr>
+          <w:p>
+            <w:pPr>
+              <w:pStyle w:val="Normal"/>
+              <w:widowControl/>
+              <w:spacing w:lineRule="auto" w:line="240" w:before="0" w:after="40"/>
+              <w:jc w:val="left"/>
+              <w:rPr>
+                <w:rFonts w:eastAsia="ＭＳ 明朝" w:cs=""/>
+                <w:kern w:val="0"/>
+                <w:szCs w:val="22"/>
+                <w:lang w:val="en-US" w:eastAsia="en-US" w:bidi="ar-SA"/>
+              </w:rPr>
+            </w:pPr>
+            <w:r>
+              <w:rPr>
+                <w:rFonts w:eastAsia="ＭＳ 明朝" w:cs=""/>
+                <w:kern w:val="0"/>
+                <w:sz w:val="20"/>
+                <w:szCs w:val="22"/>
+                <w:lang w:val="en-US" w:eastAsia="en-US" w:bidi="ar-SA"/>
+              </w:rPr>
+              <w:t xml:space="preserve">In the PDF check the user headings, then run pdftotext on it and search for "password" and for a user's SSH public key</w:t>
+            </w:r>
+          </w:p>
+        </w:tc>
+        <w:tc>
+          <w:tcPr>
+            <w:tcW w:w="3120" w:type="dxa"/>
+            <w:tcBorders/>
+          </w:tcPr>
+          <w:p>
+            <w:pPr>
+              <w:pStyle w:val="Normal"/>
+              <w:widowControl/>
+              <w:spacing w:lineRule="auto" w:line="240" w:before="0" w:after="40"/>
+              <w:jc w:val="left"/>
+              <w:rPr>
+                <w:rFonts w:eastAsia="ＭＳ 明朝" w:cs=""/>
+                <w:kern w:val="0"/>
+                <w:szCs w:val="22"/>
+                <w:lang w:val="en-US" w:eastAsia="en-US" w:bidi="ar-SA"/>
+              </w:rPr>
+            </w:pPr>
+            <w:r>
+              <w:rPr>
+                <w:rFonts w:eastAsia="ＭＳ 明朝" w:cs=""/>
+                <w:kern w:val="0"/>
+                <w:sz w:val="20"/>
+                <w:szCs w:val="22"/>
+                <w:lang w:val="en-US" w:eastAsia="en-US" w:bidi="ar-SA"/>
+              </w:rPr>
+              <w:t xml:space="preserve">Each user and administrator is shown as "&lt;name&gt; (Active)" or "&lt;name&gt; (Inactive)", Inactive for a user disabled in SFTPGo; has_password: true may appear, but no password, hash, key material, recovery code or TOTP secret appears anywhere</w:t>
+            </w:r>
+          </w:p>
+        </w:tc>
+      </w:tr>
+      <w:tr>
+        <w:trPr/>
+        <w:tc>
+          <w:tcPr>
+            <w:tcW w:w="3120" w:type="dxa"/>
+            <w:tcBorders/>
+          </w:tcPr>
+          <w:p>
+            <w:pPr>
+              <w:pStyle w:val="Normal"/>
+              <w:widowControl/>
+              <w:spacing w:lineRule="auto" w:line="240" w:before="0" w:after="40"/>
+              <w:jc w:val="left"/>
+              <w:rPr>
+                <w:rFonts w:eastAsia="ＭＳ 明朝" w:cs=""/>
+                <w:kern w:val="0"/>
+                <w:szCs w:val="22"/>
+                <w:lang w:val="en-US" w:eastAsia="en-US" w:bidi="ar-SA"/>
+              </w:rPr>
+            </w:pPr>
+            <w:r>
+              <w:rPr>
+                <w:rFonts w:eastAsia="ＭＳ 明朝" w:cs=""/>
+                <w:kern w:val="0"/>
+                <w:sz w:val="20"/>
+                <w:szCs w:val="22"/>
+                <w:lang w:val="en-US" w:eastAsia="en-US" w:bidi="ar-SA"/>
+              </w:rPr>
+              <w:t xml:space="preserve">T74</w:t>
+            </w:r>
+          </w:p>
+        </w:tc>
+        <w:tc>
+          <w:tcPr>
+            <w:tcW w:w="3120" w:type="dxa"/>
+            <w:tcBorders/>
+          </w:tcPr>
+          <w:p>
+            <w:pPr>
+              <w:pStyle w:val="Normal"/>
+              <w:widowControl/>
+              <w:spacing w:lineRule="auto" w:line="240" w:before="0" w:after="40"/>
+              <w:jc w:val="left"/>
+              <w:rPr>
+                <w:rFonts w:eastAsia="ＭＳ 明朝" w:cs=""/>
+                <w:kern w:val="0"/>
+                <w:szCs w:val="22"/>
+                <w:lang w:val="en-US" w:eastAsia="en-US" w:bidi="ar-SA"/>
+              </w:rPr>
+            </w:pPr>
+            <w:r>
+              <w:rPr>
+                <w:rFonts w:eastAsia="ＭＳ 明朝" w:cs=""/>
+                <w:kern w:val="0"/>
+                <w:sz w:val="20"/>
+                <w:szCs w:val="22"/>
+                <w:lang w:val="en-US" w:eastAsia="en-US" w:bidi="ar-SA"/>
+              </w:rPr>
+              <w:t xml:space="preserve">Open the Drives page</w:t>
+            </w:r>
+          </w:p>
+        </w:tc>
+        <w:tc>
+          <w:tcPr>
+            <w:tcW w:w="3120" w:type="dxa"/>
+            <w:tcBorders/>
+          </w:tcPr>
+          <w:p>
+            <w:pPr>
+              <w:pStyle w:val="Normal"/>
+              <w:widowControl/>
+              <w:spacing w:lineRule="auto" w:line="240" w:before="0" w:after="40"/>
+              <w:jc w:val="left"/>
+              <w:rPr>
+                <w:rFonts w:eastAsia="ＭＳ 明朝" w:cs=""/>
+                <w:kern w:val="0"/>
+                <w:szCs w:val="22"/>
+                <w:lang w:val="en-US" w:eastAsia="en-US" w:bidi="ar-SA"/>
+              </w:rPr>
+            </w:pPr>
+            <w:r>
+              <w:rPr>
+                <w:rFonts w:eastAsia="ＭＳ 明朝" w:cs=""/>
+                <w:kern w:val="0"/>
+                <w:sz w:val="20"/>
+                <w:szCs w:val="22"/>
+                <w:lang w:val="en-US" w:eastAsia="en-US" w:bidi="ar-SA"/>
+              </w:rPr>
+              <w:t xml:space="preserve">The Add drive button is below the list of drives at the right side of the page; it opens the dialog of T54</w:t>
             </w:r>
           </w:p>
         </w:tc>
@@ -9315,7 +9873,7 @@
       </w:pPr>
       <w:r>
         <w:rPr/>
-        <w:t>Web UI: sign-in success, failure and cross-origin refusal (Sec-Fetch-Site, Origin, Referer), sessions (cookie flags, expiry, revoked SFTPGo token, logout), failed-login throttling, the user table (columns, sorting, status, last login, HTML escaping, paging of the user list from SFTPGo, and splitting into tables of 20 with range labels such as 1..20 and arrows), the account menu and the hash of its script in the Content-Security-Policy, and insertion of the Dashboard button into SFTPGo admin pages without touching other responses.</w:t>
+        <w:t>Web UI: sign-in success, failure and cross-origin refusal (Sec-Fetch-Site, Origin, Referer), sessions (cookie flags, expiry, revoked SFTPGo token, logout), failed-login throttling, the user table (columns, sorting, status, last login, HTML escaping, paging of the user list from SFTPGo, and splitting into tables of 20 with range labels such as 1..20 and arrows), the account menu, the About dialog (title, version, embedded license, and a check that the embedded license equals the project LICENSE), the automatic sign-in to the SFTPGo console (cookie flags, path and fallback when it is not available), the PDF configuration report (headers, Active or Inactive headings, no passwords or keys, and the PDF writer's paging and escaping), the hash of the page script in the Content-Security-Policy, and insertion of the Dashboard button into SFTPGo admin pages without touching other responses.</w:t>
       </w:r>
     </w:p>
     <w:p>
@@ -9822,7 +10380,7 @@
       </w:pPr>
       <w:r>
         <w:rPr/>
-        <w:t>CI runs only the unit tests, static checks, compose validation (development and production files) and image build; the end-to-end procedures, including the production tests T27 to T33 and T45 to T68, are manual. CI validates docker-compose.prod.yml but never starts it. The epoll wake-up test needs root and is skipped in CI; it was run once in a privileged container.</w:t>
+        <w:t>CI runs only the unit tests, static checks, compose validation (development and production files) and image build; the end-to-end procedures, including the production tests T27 to T33 and T45 to T74, are manual. CI validates docker-compose.prod.yml but never starts it. The epoll wake-up test needs root and is skipped in CI; it was run once in a privileged container.</w:t>
       </w:r>
     </w:p>
     <w:p>
